--- a/memoria/1_Entrega_profesor/TFM_Memoria.docx
+++ b/memoria/1_Entrega_profesor/TFM_Memoria.docx
@@ -1,6 +1,6 @@
 
 <file path=word/document.xml><?xml version="1.0" encoding="utf-8"?>
-<w:document xmlns:wpc="http://schemas.microsoft.com/office/word/2010/wordprocessingCanvas" xmlns:cx="http://schemas.microsoft.com/office/drawing/2014/chartex" xmlns:cx1="http://schemas.microsoft.com/office/drawing/2015/9/8/chartex" xmlns:cx2="http://schemas.microsoft.com/office/drawing/2015/10/21/chartex" xmlns:cx3="http://schemas.microsoft.com/office/drawing/2016/5/9/chartex" xmlns:cx4="http://schemas.microsoft.com/office/drawing/2016/5/10/chartex" xmlns:cx5="http://schemas.microsoft.com/office/drawing/2016/5/11/chartex" xmlns:cx6="http://schemas.microsoft.com/office/drawing/2016/5/12/chartex" xmlns:cx7="http://schemas.microsoft.com/office/drawing/2016/5/13/chartex" xmlns:cx8="http://schemas.microsoft.com/office/drawing/2016/5/14/chartex" xmlns:mc="http://schemas.openxmlformats.org/markup-compatibility/2006" xmlns:aink="http://schemas.microsoft.com/office/drawing/2016/ink" xmlns:am3d="http://schemas.microsoft.com/office/drawing/2017/model3d" xmlns:o="urn:schemas-microsoft-com:office:office" xmlns:oel="http://schemas.microsoft.com/office/2019/extlst" xmlns:r="http://schemas.openxmlformats.org/officeDocument/2006/relationships" xmlns:m="http://schemas.openxmlformats.org/officeDocument/2006/math" xmlns:v="urn:schemas-microsoft-com:vml" xmlns:wp14="http://schemas.microsoft.com/office/word/2010/wordprocessingDrawing" xmlns:wp="http://schemas.openxmlformats.org/drawingml/2006/wordprocessingDrawing" xmlns:w10="urn:schemas-microsoft-com:office:word" xmlns:w="http://schemas.openxmlformats.org/wordprocessingml/2006/main" xmlns:w14="http://schemas.microsoft.com/office/word/2010/wordml" xmlns:w15="http://schemas.microsoft.com/office/word/2012/wordml" xmlns:w16cex="http://schemas.microsoft.com/office/word/2018/wordml/cex" xmlns:w16cid="http://schemas.microsoft.com/office/word/2016/wordml/cid" xmlns:w16="http://schemas.microsoft.com/office/word/2018/wordml" xmlns:w16du="http://schemas.microsoft.com/office/word/2023/wordml/word16du" xmlns:w16sdtdh="http://schemas.microsoft.com/office/word/2020/wordml/sdtdatahash" xmlns:w16sdtfl="http://schemas.microsoft.com/office/word/2024/wordml/sdtformatlock" xmlns:w16se="http://schemas.microsoft.com/office/word/2015/wordml/symex" xmlns:wpg="http://schemas.microsoft.com/office/word/2010/wordprocessingGroup" xmlns:wpi="http://schemas.microsoft.com/office/word/2010/wordprocessingInk" xmlns:wne="http://schemas.microsoft.com/office/word/2006/wordml" xmlns:wps="http://schemas.microsoft.com/office/word/2010/wordprocessingShape" mc:Ignorable="w14 w15 w16se w16cid w16 w16cex w16sdtdh w16sdtfl w16du wp14">
+<w:document xmlns:wpc="http://schemas.microsoft.com/office/word/2010/wordprocessingCanvas" xmlns:cx="http://schemas.microsoft.com/office/drawing/2014/chartex" xmlns:cx1="http://schemas.microsoft.com/office/drawing/2015/9/8/chartex" xmlns:cx2="http://schemas.microsoft.com/office/drawing/2015/10/21/chartex" xmlns:cx3="http://schemas.microsoft.com/office/drawing/2016/5/9/chartex" xmlns:cx4="http://schemas.microsoft.com/office/drawing/2016/5/10/chartex" xmlns:cx5="http://schemas.microsoft.com/office/drawing/2016/5/11/chartex" xmlns:cx6="http://schemas.microsoft.com/office/drawing/2016/5/12/chartex" xmlns:cx7="http://schemas.microsoft.com/office/drawing/2016/5/13/chartex" xmlns:cx8="http://schemas.microsoft.com/office/drawing/2016/5/14/chartex" xmlns:mc="http://schemas.openxmlformats.org/markup-compatibility/2006" xmlns:m="http://schemas.openxmlformats.org/officeDocument/2006/math" xmlns:aink="http://schemas.microsoft.com/office/drawing/2016/ink" xmlns:am3d="http://schemas.microsoft.com/office/drawing/2017/model3d" xmlns:oel="http://schemas.microsoft.com/office/2019/extlst" xmlns:r="http://schemas.openxmlformats.org/officeDocument/2006/relationships" xmlns:wp14="http://schemas.microsoft.com/office/word/2010/wordprocessingDrawing" xmlns:wp="http://schemas.openxmlformats.org/drawingml/2006/wordprocessingDrawing" xmlns:wpg="http://schemas.microsoft.com/office/word/2010/wordprocessingGroup" xmlns:wpi="http://schemas.microsoft.com/office/word/2010/wordprocessingInk" xmlns:wps="http://schemas.microsoft.com/office/word/2010/wordprocessingShape" xmlns:o="urn:schemas-microsoft-com:office:office" xmlns:v="urn:schemas-microsoft-com:vml" xmlns:w10="urn:schemas-microsoft-com:office:word" xmlns:w="http://schemas.openxmlformats.org/wordprocessingml/2006/main" xmlns:w14="http://schemas.microsoft.com/office/word/2010/wordml" xmlns:w15="http://schemas.microsoft.com/office/word/2012/wordml" xmlns:w16cex="http://schemas.microsoft.com/office/word/2018/wordml/cex" xmlns:w16cid="http://schemas.microsoft.com/office/word/2016/wordml/cid" xmlns:w16="http://schemas.microsoft.com/office/word/2018/wordml" xmlns:w16sdtdh="http://schemas.microsoft.com/office/word/2020/wordml/sdtdatahash" xmlns:w16sdtfl="http://schemas.microsoft.com/office/word/2024/wordml/sdtformatlock" xmlns:w16se="http://schemas.microsoft.com/office/word/2015/wordml/symex" xmlns:w16du="http://schemas.microsoft.com/office/word/2023/wordml/word16du" xmlns:wne="http://schemas.microsoft.com/office/word/2006/wordml" mc:Ignorable="w14 w15 w16se w16cid w16 w16cex w16sdtdh w16sdtfl w16du wp14">
   <w:body>
     <w:p>
       <w:pPr>
@@ -79,7 +79,7 @@
           <w:sz w:val="32"/>
           <w:szCs w:val="32"/>
         </w:rPr>
-        <w:t xml:space="preserve"> </w:t>
+        <w:t xml:space="preserve"> of a </w:t>
       </w:r>
       <w:proofErr w:type="spellStart"/>
       <w:r>
@@ -89,7 +89,7 @@
           <w:sz w:val="32"/>
           <w:szCs w:val="32"/>
         </w:rPr>
-        <w:t>of</w:t>
+        <w:t>Person-Following</w:t>
       </w:r>
       <w:proofErr w:type="spellEnd"/>
       <w:r>
@@ -99,7 +99,7 @@
           <w:sz w:val="32"/>
           <w:szCs w:val="32"/>
         </w:rPr>
-        <w:t xml:space="preserve"> a Person-Following </w:t>
+        <w:t xml:space="preserve"> System on a Mobile Robot — </w:t>
       </w:r>
       <w:proofErr w:type="spellStart"/>
       <w:r>
@@ -109,7 +109,7 @@
           <w:sz w:val="32"/>
           <w:szCs w:val="32"/>
         </w:rPr>
-        <w:t>System</w:t>
+        <w:t>Part</w:t>
       </w:r>
       <w:proofErr w:type="spellEnd"/>
       <w:r>
@@ -119,39 +119,8 @@
           <w:sz w:val="32"/>
           <w:szCs w:val="32"/>
         </w:rPr>
-        <w:t xml:space="preserve"> </w:t>
-      </w:r>
-      <w:proofErr w:type="spellStart"/>
-      <w:r>
-        <w:rPr>
-          <w:b/>
-          <w:bCs/>
-          <w:sz w:val="32"/>
-          <w:szCs w:val="32"/>
-        </w:rPr>
-        <w:t>on</w:t>
-      </w:r>
-      <w:proofErr w:type="spellEnd"/>
-      <w:r>
-        <w:rPr>
-          <w:b/>
-          <w:bCs/>
-          <w:sz w:val="32"/>
-          <w:szCs w:val="32"/>
-        </w:rPr>
-        <w:t xml:space="preserve"> a Mobile Robot — Part 2 </w:t>
-      </w:r>
-      <w:proofErr w:type="spellStart"/>
-      <w:r>
-        <w:rPr>
-          <w:b/>
-          <w:bCs/>
-          <w:sz w:val="32"/>
-          <w:szCs w:val="32"/>
-        </w:rPr>
-        <w:t>Extension</w:t>
-      </w:r>
-      <w:proofErr w:type="spellEnd"/>
+        <w:t xml:space="preserve"> 2 Extension</w:t>
+      </w:r>
     </w:p>
     <w:p>
       <w:pPr>
@@ -5076,7 +5045,16 @@
     </w:p>
     <w:p>
       <w:r>
-        <w:t xml:space="preserve">Este Trabajo Fin de Máster amplía un sistema de seguimiento de personas desarrollado previamente sobre un robot móvil </w:t>
+        <w:t>E</w:t>
+      </w:r>
+      <w:r>
+        <w:t xml:space="preserve">l presente </w:t>
+      </w:r>
+      <w:r>
+        <w:t xml:space="preserve">Trabajo </w:t>
+      </w:r>
+      <w:r>
+        <w:t xml:space="preserve">Fin de Máster amplía un sistema de seguimiento de personas desarrollado previamente sobre un robot móvil </w:t>
       </w:r>
       <w:proofErr w:type="spellStart"/>
       <w:r>
@@ -5084,23 +5062,7 @@
       </w:r>
       <w:proofErr w:type="spellEnd"/>
       <w:r>
-        <w:t xml:space="preserve"> 2, al que se incorporan cartografía, navegación autónoma e interacción mediante gestos. El robot detecta las piernas de la persona con un </w:t>
-      </w:r>
-      <w:proofErr w:type="spellStart"/>
-      <w:r>
-        <w:t>LiDAR</w:t>
-      </w:r>
-      <w:proofErr w:type="spellEnd"/>
-      <w:r>
-        <w:t xml:space="preserve"> 2D, estima su postura con visión por computador (</w:t>
-      </w:r>
-      <w:proofErr w:type="spellStart"/>
-      <w:r>
-        <w:t>MediaPipe</w:t>
-      </w:r>
-      <w:proofErr w:type="spellEnd"/>
-      <w:r>
-        <w:t xml:space="preserve"> Pose) y mantiene una estimación de su posición con un filtro de Kalman. SLAM </w:t>
+        <w:t xml:space="preserve"> 2, al que se incorporan cartografía, navegación autónoma e interacción mediante gestos. El robot detecta las piernas de la persona con un LiDAR 2D, estima su postura con visión por computador (MediaPipe Pose) y mantiene una estimación de su posición con un filtro de Kalman. SLAM </w:t>
       </w:r>
       <w:proofErr w:type="spellStart"/>
       <w:r>
@@ -5119,6 +5081,7 @@
         <w:t xml:space="preserve"> Jaume I, con un único ordenador embarcado de recursos limitados.</w:t>
       </w:r>
     </w:p>
+    <w:p/>
     <w:p>
       <w:r>
         <w:rPr>
@@ -5128,17 +5091,55 @@
         <w:t xml:space="preserve">Palabras clave: </w:t>
       </w:r>
       <w:r>
-        <w:t xml:space="preserve">seguimiento de personas; robot móvil; </w:t>
-      </w:r>
-      <w:proofErr w:type="spellStart"/>
-      <w:r>
-        <w:t>LiDAR</w:t>
-      </w:r>
-      <w:proofErr w:type="spellEnd"/>
-      <w:r>
-        <w:t xml:space="preserve"> 2D; SLAM; Nav2; fusión sensorial; ROS 2.</w:t>
-      </w:r>
-    </w:p>
+        <w:t xml:space="preserve">seguimiento de personas; robot móvil; LiDAR 2D; SLAM; </w:t>
+      </w:r>
+      <w:proofErr w:type="spellStart"/>
+      <w:r>
+        <w:t>Nav2</w:t>
+      </w:r>
+      <w:proofErr w:type="spellEnd"/>
+      <w:r>
+        <w:t>; fusión sensorial; ROS 2.</w:t>
+      </w:r>
+    </w:p>
+    <w:p/>
+    <w:p/>
+    <w:p/>
+    <w:p/>
+    <w:p/>
+    <w:p/>
+    <w:p/>
+    <w:p/>
+    <w:p/>
+    <w:p/>
+    <w:p/>
+    <w:p/>
+    <w:p/>
+    <w:p/>
+    <w:p/>
+    <w:p/>
+    <w:p/>
+    <w:p/>
+    <w:p/>
+    <w:p/>
+    <w:p/>
+    <w:p/>
+    <w:p/>
+    <w:p/>
+    <w:p/>
+    <w:p/>
+    <w:p/>
+    <w:p/>
+    <w:p/>
+    <w:p/>
+    <w:p/>
+    <w:p/>
+    <w:p/>
+    <w:p/>
+    <w:p/>
+    <w:p/>
+    <w:p/>
+    <w:p/>
     <w:p>
       <w:pPr>
         <w:pStyle w:val="Ttulo1"/>
@@ -5150,6 +5151,7 @@
         <w:rPr>
           <w:color w:val="000000"/>
         </w:rPr>
+        <w:lastRenderedPageBreak/>
         <w:t>Capítulo 1 — Introducción y planteamiento del problema</w:t>
       </w:r>
       <w:bookmarkEnd w:id="2"/>
@@ -5174,7 +5176,13 @@
         <w:jc w:val="both"/>
       </w:pPr>
       <w:r>
-        <w:t xml:space="preserve">Este TFM continúa un trabajo anterior en el que se desarrolló un sistema de seguimiento de personas para el robot móvil </w:t>
+        <w:t>E</w:t>
+      </w:r>
+      <w:r>
+        <w:t>l presente</w:t>
+      </w:r>
+      <w:r>
+        <w:t xml:space="preserve"> TFM continúa un trabajo anterior en el que se desarrolló un sistema de seguimiento de personas para el robot móvil </w:t>
       </w:r>
       <w:proofErr w:type="spellStart"/>
       <w:r>
@@ -5190,15 +5198,7 @@
       </w:r>
       <w:proofErr w:type="spellEnd"/>
       <w:r>
-        <w:t xml:space="preserve">, 2025). Aquel sistema localizaba a la persona a partir de las medidas de un sensor </w:t>
-      </w:r>
-      <w:proofErr w:type="spellStart"/>
-      <w:r>
-        <w:t>LiDAR</w:t>
-      </w:r>
-      <w:proofErr w:type="spellEnd"/>
-      <w:r>
-        <w:t>: agrupaba los puntos con el algoritmo DBSCAN (Ester et al., 1996) y buscaba entre los grupos resultantes el patrón característico de dos piernas.</w:t>
+        <w:t>, 2025). Aquel sistema localizaba a la persona a partir de las medidas de un sensor LiDAR: agrupaba los puntos con el algoritmo DBSCAN (Ester et al., 1996) y buscaba entre los grupos resultantes el patrón característico de dos piernas.</w:t>
       </w:r>
     </w:p>
     <w:p>
@@ -5404,7 +5404,15 @@
       </w:r>
       <w:proofErr w:type="spellEnd"/>
       <w:r>
-        <w:t xml:space="preserve">, del fabricante Yujin Robot: una base de tracción diferencial, con dos ruedas motrices independientes y ruedas de apoyo, que incorpora codificadores en las ruedas y un giróscopo. A partir de ellos calcula su propia </w:t>
+        <w:t xml:space="preserve">, del fabricante </w:t>
+      </w:r>
+      <w:proofErr w:type="spellStart"/>
+      <w:r>
+        <w:t>Yujin</w:t>
+      </w:r>
+      <w:proofErr w:type="spellEnd"/>
+      <w:r>
+        <w:t xml:space="preserve"> Robot: una base de tracción diferencial, con dos ruedas motrices independientes y ruedas de apoyo, que incorpora codificadores en las ruedas y un giróscopo. A partir de ellos calcula su propia </w:t>
       </w:r>
       <w:proofErr w:type="spellStart"/>
       <w:r>
@@ -5423,7 +5431,6 @@
       <w:r>
         <w:t xml:space="preserve">Un </w:t>
       </w:r>
-      <w:proofErr w:type="spellStart"/>
       <w:r>
         <w:rPr>
           <w:b/>
@@ -5431,7 +5438,6 @@
         </w:rPr>
         <w:t>LiDAR</w:t>
       </w:r>
-      <w:proofErr w:type="spellEnd"/>
       <w:r>
         <w:t xml:space="preserve"> (</w:t>
       </w:r>
@@ -5468,22 +5474,23 @@
       </w:r>
       <w:proofErr w:type="spellEnd"/>
       <w:r>
-        <w:t xml:space="preserve">) mide la distancia a los objetos de su entorno mediante un haz láser. En un </w:t>
-      </w:r>
-      <w:proofErr w:type="spellStart"/>
-      <w:r>
-        <w:t>LiDAR</w:t>
-      </w:r>
-      <w:proofErr w:type="spellEnd"/>
-      <w:r>
-        <w:t xml:space="preserve"> 2D giratorio, como el </w:t>
-      </w:r>
+        <w:t xml:space="preserve">) mide la distancia a los objetos de su entorno mediante un haz láser. En un LiDAR 2D giratorio, como el </w:t>
+      </w:r>
+      <w:proofErr w:type="spellStart"/>
       <w:r>
         <w:rPr>
           <w:b/>
           <w:bCs/>
         </w:rPr>
-        <w:t>RPLIDAR A2M8</w:t>
+        <w:t>RPLIDAR</w:t>
+      </w:r>
+      <w:proofErr w:type="spellEnd"/>
+      <w:r>
+        <w:rPr>
+          <w:b/>
+          <w:bCs/>
+        </w:rPr>
+        <w:t xml:space="preserve"> A2M8</w:t>
       </w:r>
       <w:r>
         <w:t xml:space="preserve"> de </w:t>
@@ -5494,11 +5501,7 @@
       </w:r>
       <w:proofErr w:type="spellEnd"/>
       <w:r>
-        <w:t xml:space="preserve"> empleado en este trabajo, el conjunto de medida gira 360° y, en cada vuelta, devuelve un barrido: un conjunto de distancias en un único plano horizontal. Tiene un alcance de unos 12 m y gira a unos 10 Hz. Como va montado a unos </w:t>
-      </w:r>
-      <w:r>
-        <w:lastRenderedPageBreak/>
-        <w:t>47 cm del suelo, su plano de barrido corta a las personas a la altura de las piernas, que es lo que aprovecha el detector.</w:t>
+        <w:t xml:space="preserve"> empleado en este trabajo, el conjunto de medida gira 360° y, en cada vuelta, devuelve un barrido: un conjunto de distancias en un único plano horizontal. Tiene un alcance de unos 12 m y gira a unos 10 Hz. Como va montado a unos 47 cm del suelo, su plano de barrido corta a las personas a la altura de las piernas, que es lo que aprovecha el detector.</w:t>
       </w:r>
     </w:p>
     <w:p>
@@ -5554,23 +5557,7 @@
           <w:i/>
           <w:iCs/>
         </w:rPr>
-        <w:t xml:space="preserve"> </w:t>
-      </w:r>
-      <w:proofErr w:type="spellStart"/>
-      <w:r>
-        <w:rPr>
-          <w:i/>
-          <w:iCs/>
-        </w:rPr>
-        <w:t>System</w:t>
-      </w:r>
-      <w:proofErr w:type="spellEnd"/>
-      <w:r>
-        <w:rPr>
-          <w:i/>
-          <w:iCs/>
-        </w:rPr>
-        <w:t xml:space="preserve"> 2</w:t>
+        <w:t xml:space="preserve"> System 2</w:t>
       </w:r>
       <w:r>
         <w:t>), un conjunto de bibliotecas y herramientas de código abierto que se ha convertido en el estándar de facto para programar robots (</w:t>
@@ -5717,19 +5704,12 @@
         </w:rPr>
         <w:t xml:space="preserve"> lo resuelve a partir de los barridos del </w:t>
       </w:r>
-      <w:proofErr w:type="spellStart"/>
-      <w:r>
-        <w:rPr>
-          <w:color w:val="000000"/>
-        </w:rPr>
-        <w:t>LiDAR</w:t>
-      </w:r>
-      <w:proofErr w:type="spellEnd"/>
-      <w:r>
-        <w:rPr>
-          <w:color w:val="000000"/>
-        </w:rPr>
-        <w:t xml:space="preserve"> y de la </w:t>
+      <w:r>
+        <w:rPr>
+          <w:color w:val="000000"/>
+        </w:rPr>
+        <w:lastRenderedPageBreak/>
+        <w:t xml:space="preserve">LiDAR y de la </w:t>
       </w:r>
       <w:proofErr w:type="spellStart"/>
       <w:r>
@@ -5761,6 +5741,7 @@
         </w:pBdr>
         <w:spacing w:after="120" w:line="280" w:lineRule="auto"/>
       </w:pPr>
+      <w:proofErr w:type="spellStart"/>
       <w:r>
         <w:rPr>
           <w:b/>
@@ -5769,6 +5750,7 @@
         </w:rPr>
         <w:t>Nav2</w:t>
       </w:r>
+      <w:proofErr w:type="spellEnd"/>
       <w:r>
         <w:rPr>
           <w:color w:val="000000"/>
@@ -5819,21 +5801,31 @@
         </w:rPr>
         <w:t xml:space="preserve"> (</w:t>
       </w:r>
+      <w:proofErr w:type="spellStart"/>
       <w:r>
         <w:rPr>
           <w:i/>
           <w:iCs/>
           <w:color w:val="000000"/>
         </w:rPr>
-        <w:t xml:space="preserve">Adaptive Monte Carlo </w:t>
-      </w:r>
-      <w:proofErr w:type="spellStart"/>
+        <w:t>Adaptive</w:t>
+      </w:r>
+      <w:proofErr w:type="spellEnd"/>
       <w:r>
         <w:rPr>
           <w:i/>
           <w:iCs/>
           <w:color w:val="000000"/>
         </w:rPr>
+        <w:t xml:space="preserve"> Monte Carlo </w:t>
+      </w:r>
+      <w:proofErr w:type="spellStart"/>
+      <w:r>
+        <w:rPr>
+          <w:i/>
+          <w:iCs/>
+          <w:color w:val="000000"/>
+        </w:rPr>
         <w:t>Localization</w:t>
       </w:r>
       <w:proofErr w:type="spellEnd"/>
@@ -5841,21 +5833,7 @@
         <w:rPr>
           <w:color w:val="000000"/>
         </w:rPr>
-        <w:t xml:space="preserve">), el localizador incluido en Nav2. Estima la posición del robot sobre un mapa ya construido mediante un filtro de partículas: mantiene un conjunto de hipótesis de posición y, con cada barrido, refuerza las que mejor explican lo que mide el </w:t>
-      </w:r>
-      <w:proofErr w:type="spellStart"/>
-      <w:r>
-        <w:rPr>
-          <w:color w:val="000000"/>
-        </w:rPr>
-        <w:t>LiDAR</w:t>
-      </w:r>
-      <w:proofErr w:type="spellEnd"/>
-      <w:r>
-        <w:rPr>
-          <w:color w:val="000000"/>
-        </w:rPr>
-        <w:t xml:space="preserve"> (Fox et al., 1999; Thrun et al., 2005).</w:t>
+        <w:t>), el localizador incluido en Nav2. Estima la posición del robot sobre un mapa ya construido mediante un filtro de partículas: mantiene un conjunto de hipótesis de posición y, con cada barrido, refuerza las que mejor explican lo que mide el LiDAR (Fox et al., 1999; Thrun et al., 2005).</w:t>
       </w:r>
     </w:p>
     <w:p>
@@ -5866,21 +5844,12 @@
       <w:r>
         <w:t xml:space="preserve">Para la percepción visual se utiliza </w:t>
       </w:r>
-      <w:proofErr w:type="spellStart"/>
       <w:r>
         <w:rPr>
           <w:b/>
           <w:bCs/>
         </w:rPr>
-        <w:t>MediaPipe</w:t>
-      </w:r>
-      <w:proofErr w:type="spellEnd"/>
-      <w:r>
-        <w:rPr>
-          <w:b/>
-          <w:bCs/>
-        </w:rPr>
-        <w:t xml:space="preserve"> Pose</w:t>
+        <w:t>MediaPipe Pose</w:t>
       </w:r>
       <w:r>
         <w:t xml:space="preserve"> (</w:t>
@@ -5980,21 +5949,7 @@
         <w:rPr>
           <w:color w:val="000000"/>
         </w:rPr>
-        <w:t xml:space="preserve"> Iniciar y detener el seguimiento mediante gestos reconocidos con </w:t>
-      </w:r>
-      <w:proofErr w:type="spellStart"/>
-      <w:r>
-        <w:rPr>
-          <w:color w:val="000000"/>
-        </w:rPr>
-        <w:t>MediaPipe</w:t>
-      </w:r>
-      <w:proofErr w:type="spellEnd"/>
-      <w:r>
-        <w:rPr>
-          <w:color w:val="000000"/>
-        </w:rPr>
-        <w:t xml:space="preserve"> Pose: mano derecha para iniciar, mano izquierda para detener y, en la última fase, el gesto «casa» (las dos manos juntas sobre la cabeza, en forma de tejado) para ordenar la vuelta a una posición predefinida. Tras sustituir la cámara (Logitech C270 por una SPCA2650) y ajustar el umbral de visibilidad, los gestos se reconocieron de forma fiable en pruebas reales. Objetivo completado.</w:t>
+        <w:t xml:space="preserve"> Iniciar y detener el seguimiento mediante gestos reconocidos con MediaPipe Pose: mano derecha para iniciar, mano izquierda para detener y, en la última fase, el gesto «casa» (las dos manos juntas sobre la cabeza, en forma de tejado) para ordenar la vuelta a una posición predefinida. Tras sustituir la cámara (Logitech C270 por una SPCA2650) y ajustar el umbral de visibilidad, los gestos se reconocieron de forma fiable en pruebas reales. Objetivo completado.</w:t>
       </w:r>
     </w:p>
     <w:p>
@@ -6038,21 +5993,7 @@
         <w:rPr>
           <w:color w:val="000000"/>
         </w:rPr>
-        <w:t xml:space="preserve"> con el </w:t>
-      </w:r>
-      <w:proofErr w:type="spellStart"/>
-      <w:r>
-        <w:rPr>
-          <w:color w:val="000000"/>
-        </w:rPr>
-        <w:t>LiDAR</w:t>
-      </w:r>
-      <w:proofErr w:type="spellEnd"/>
-      <w:r>
-        <w:rPr>
-          <w:color w:val="000000"/>
-        </w:rPr>
-        <w:t xml:space="preserve"> para construir mapas del laboratorio que después se reutilizan en la localización y la navegación. Objetivo completado.</w:t>
+        <w:t xml:space="preserve"> con el LiDAR para construir mapas del laboratorio que después se reutilizan en la localización y la navegación. Objetivo completado.</w:t>
       </w:r>
     </w:p>
     <w:p>
@@ -6082,14 +6023,7 @@
         <w:rPr>
           <w:color w:val="000000"/>
         </w:rPr>
-        <w:t xml:space="preserve"> Localizar el robot con AMCL sobre un mapa guardado y navegar hasta un punto objetivo. Una vez resuelto un problema de latencia en el descubrimiento de nodos de DDS, que se solucionó prolongando la duración de los comandos </w:t>
-      </w:r>
-      <w:r>
-        <w:rPr>
-          <w:color w:val="000000"/>
-        </w:rPr>
-        <w:lastRenderedPageBreak/>
-        <w:t>de prueba, la navegación alcanzó seis de siete objetivos, entre ellos dos trayectos de unos 8 m y la evasión de un obstáculo no presente en el mapa. Objetivo completado.</w:t>
+        <w:t xml:space="preserve"> Localizar el robot con AMCL sobre un mapa guardado y navegar hasta un punto objetivo. Una vez resuelto un problema de latencia en el descubrimiento de nodos de DDS, que se solucionó prolongando la duración de los comandos de prueba, la navegación alcanzó seis de siete objetivos, entre ellos dos trayectos de unos 8 m y la evasión de un obstáculo no presente en el mapa. Objetivo completado.</w:t>
       </w:r>
     </w:p>
     <w:p>
@@ -6113,45 +6047,13 @@
           <w:bCs/>
           <w:color w:val="000000"/>
         </w:rPr>
-        <w:t xml:space="preserve">Fusión sensorial </w:t>
-      </w:r>
-      <w:proofErr w:type="spellStart"/>
-      <w:r>
-        <w:rPr>
-          <w:b/>
-          <w:bCs/>
-          <w:color w:val="000000"/>
-        </w:rPr>
-        <w:t>LiDAR</w:t>
-      </w:r>
-      <w:proofErr w:type="spellEnd"/>
-      <w:r>
-        <w:rPr>
-          <w:b/>
-          <w:bCs/>
-          <w:color w:val="000000"/>
-        </w:rPr>
-        <w:t>-cámara.</w:t>
-      </w:r>
-      <w:r>
-        <w:rPr>
-          <w:color w:val="000000"/>
-        </w:rPr>
-        <w:t xml:space="preserve"> Utilizar la cámara para aportar la dirección de la persona cuando el </w:t>
-      </w:r>
-      <w:proofErr w:type="spellStart"/>
-      <w:r>
-        <w:rPr>
-          <w:color w:val="000000"/>
-        </w:rPr>
-        <w:t>LiDAR</w:t>
-      </w:r>
-      <w:proofErr w:type="spellEnd"/>
-      <w:r>
-        <w:rPr>
-          <w:color w:val="000000"/>
-        </w:rPr>
-        <w:t xml:space="preserve"> no identifica un par de piernas. La validación sin movimiento dio un 100 % de detección; en movimiento aparecieron saltos de posición y saturación de la velocidad angular, agravados por la limitada capacidad de cómputo del NUC. Se corrigieron con un filtro de continuidad, una puerta de </w:t>
+        <w:t>Fusión sensorial LiDAR-cámara.</w:t>
+      </w:r>
+      <w:r>
+        <w:rPr>
+          <w:color w:val="000000"/>
+        </w:rPr>
+        <w:t xml:space="preserve"> Utilizar la cámara para aportar la dirección de la persona cuando el LiDAR no identifica un par de piernas. La validación sin movimiento dio un 100 % de detección; en movimiento aparecieron saltos de posición y saturación de la velocidad angular, agravados por la limitada capacidad de cómputo del NUC. Se corrigieron con un filtro de continuidad, una puerta de </w:t>
       </w:r>
       <w:proofErr w:type="spellStart"/>
       <w:r>
@@ -6195,7 +6097,14 @@
         <w:rPr>
           <w:color w:val="000000"/>
         </w:rPr>
-        <w:t xml:space="preserve"> Que el robot acompañe a la persona hasta destinos predefinidos del edificio. El primer paso se validó en el robot real el 23 de septiembre de 2026: con el gesto «casa», seguimiento y navegación funcionan en un mismo sistema, con 9 de 11 vueltas completadas (82 %) y un error medio de llegada de 0,27 m (apartado 5.8). El guiado a varios destinos queda como trabajo futuro (apartado 5.10).</w:t>
+        <w:t xml:space="preserve"> Que el robot acompañe a la persona hasta destinos predefinidos del edificio. El primer paso se validó en el robot real el 23 de septiembre de 2026: con el gesto «casa», seguimiento y navegación funcionan en un mismo sistema, con 9 de 11 vueltas </w:t>
+      </w:r>
+      <w:r>
+        <w:rPr>
+          <w:color w:val="000000"/>
+        </w:rPr>
+        <w:lastRenderedPageBreak/>
+        <w:t>completadas (82 %) y un error medio de llegada de 0,27 m (apartado 5.8). El guiado a varios destinos queda como trabajo futuro (apartado 5.10).</w:t>
       </w:r>
     </w:p>
     <w:p>
@@ -6364,19 +6273,25 @@
         </w:rPr>
         <w:t xml:space="preserve">Sensores: </w:t>
       </w:r>
-      <w:proofErr w:type="spellStart"/>
-      <w:r>
-        <w:rPr>
-          <w:color w:val="000000"/>
-        </w:rPr>
-        <w:t>LiDAR</w:t>
-      </w:r>
-      <w:proofErr w:type="spellEnd"/>
-      <w:r>
-        <w:rPr>
-          <w:color w:val="000000"/>
-        </w:rPr>
-        <w:t xml:space="preserve"> 2D RPLIDAR A2M8 (alcance de 12 m, 10 Hz) y cámara RGB (Logitech C270 hasta la sustitución por una SPCA2650, motivada por problemas de encuadre del gesto). También se contempla una cámara RGB-D </w:t>
+      <w:r>
+        <w:rPr>
+          <w:color w:val="000000"/>
+        </w:rPr>
+        <w:t xml:space="preserve">LiDAR 2D </w:t>
+      </w:r>
+      <w:proofErr w:type="spellStart"/>
+      <w:r>
+        <w:rPr>
+          <w:color w:val="000000"/>
+        </w:rPr>
+        <w:t>RPLIDAR</w:t>
+      </w:r>
+      <w:proofErr w:type="spellEnd"/>
+      <w:r>
+        <w:rPr>
+          <w:color w:val="000000"/>
+        </w:rPr>
+        <w:t xml:space="preserve"> A2M8 (alcance de 12 m, 10 Hz) y cámara RGB (Logitech C270 hasta la sustitución por una SPCA2650, motivada por problemas de encuadre del gesto). También se contempla una cámara RGB-D </w:t>
       </w:r>
       <w:proofErr w:type="spellStart"/>
       <w:r>
@@ -6487,21 +6402,7 @@
         <w:rPr>
           <w:color w:val="000000"/>
         </w:rPr>
-        <w:t xml:space="preserve">Detección de personas limitada al plano horizontal, a la altura de las piernas, por ser el plano de barrido del </w:t>
-      </w:r>
-      <w:proofErr w:type="spellStart"/>
-      <w:r>
-        <w:rPr>
-          <w:color w:val="000000"/>
-        </w:rPr>
-        <w:t>LiDAR</w:t>
-      </w:r>
-      <w:proofErr w:type="spellEnd"/>
-      <w:r>
-        <w:rPr>
-          <w:color w:val="000000"/>
-        </w:rPr>
-        <w:t>.</w:t>
+        <w:t>Detección de personas limitada al plano horizontal, a la altura de las piernas, por ser el plano de barrido del LiDAR.</w:t>
       </w:r>
     </w:p>
     <w:p>
@@ -6523,21 +6424,7 @@
         <w:rPr>
           <w:color w:val="000000"/>
         </w:rPr>
-        <w:t xml:space="preserve">Comunicación entre el PC de control y el robot a través de la red </w:t>
-      </w:r>
-      <w:proofErr w:type="spellStart"/>
-      <w:r>
-        <w:rPr>
-          <w:color w:val="000000"/>
-        </w:rPr>
-        <w:t>WiFi</w:t>
-      </w:r>
-      <w:proofErr w:type="spellEnd"/>
-      <w:r>
-        <w:rPr>
-          <w:color w:val="000000"/>
-        </w:rPr>
-        <w:t xml:space="preserve"> del laboratorio.</w:t>
+        <w:t>Comunicación entre el PC de control y el robot a través de la red WiFi del laboratorio.</w:t>
       </w:r>
     </w:p>
     <w:p>
@@ -6646,7 +6533,6 @@
                 <w:sz w:val="20"/>
                 <w:szCs w:val="20"/>
               </w:rPr>
-              <w:lastRenderedPageBreak/>
               <w:t>Fase</w:t>
             </w:r>
           </w:p>
@@ -7423,7 +7309,6 @@
             <w:pPr>
               <w:spacing w:after="40"/>
             </w:pPr>
-            <w:proofErr w:type="gramStart"/>
             <w:r>
               <w:rPr>
                 <w:b/>
@@ -7431,17 +7316,7 @@
                 <w:sz w:val="20"/>
                 <w:szCs w:val="20"/>
               </w:rPr>
-              <w:t>Total</w:t>
-            </w:r>
-            <w:proofErr w:type="gramEnd"/>
-            <w:r>
-              <w:rPr>
-                <w:b/>
-                <w:bCs/>
-                <w:sz w:val="20"/>
-                <w:szCs w:val="20"/>
-              </w:rPr>
-              <w:t xml:space="preserve"> estimado</w:t>
+              <w:t>Total estimado</w:t>
             </w:r>
           </w:p>
         </w:tc>
@@ -7513,6 +7388,7 @@
         <w:jc w:val="both"/>
       </w:pPr>
       <w:r>
+        <w:lastRenderedPageBreak/>
         <w:t>Las tareas de validación que no se completaron dentro del calendario disponible se recogen como trabajo futuro en el apartado 5.10.</w:t>
       </w:r>
     </w:p>
@@ -7683,13 +7559,16 @@
             <w:tcW w:w="4600" w:type="dxa"/>
           </w:tcPr>
           <w:p>
+            <w:r>
+              <w:t xml:space="preserve">LiDAR </w:t>
+            </w:r>
             <w:proofErr w:type="spellStart"/>
             <w:r>
-              <w:t>LiDAR</w:t>
+              <w:t>RPLIDAR</w:t>
             </w:r>
             <w:proofErr w:type="spellEnd"/>
             <w:r>
-              <w:t xml:space="preserve"> RPLIDAR A2M8</w:t>
+              <w:t xml:space="preserve"> A2M8</w:t>
             </w:r>
           </w:p>
         </w:tc>
@@ -7793,23 +7672,15 @@
             </w:r>
             <w:proofErr w:type="spellEnd"/>
             <w:r>
-              <w:t xml:space="preserve">, Nav2, </w:t>
+              <w:t xml:space="preserve">, </w:t>
             </w:r>
             <w:proofErr w:type="spellStart"/>
             <w:r>
-              <w:t>MediaPipe</w:t>
+              <w:t>Nav2</w:t>
             </w:r>
             <w:proofErr w:type="spellEnd"/>
             <w:r>
-              <w:t xml:space="preserve">, </w:t>
-            </w:r>
-            <w:proofErr w:type="spellStart"/>
-            <w:r>
-              <w:t>OpenCV</w:t>
-            </w:r>
-            <w:proofErr w:type="spellEnd"/>
-            <w:r>
-              <w:t>, Python)</w:t>
+              <w:t>, MediaPipe, OpenCV, Python)</w:t>
             </w:r>
           </w:p>
         </w:tc>
@@ -7872,21 +7743,12 @@
             <w:tcW w:w="4600" w:type="dxa"/>
           </w:tcPr>
           <w:p>
-            <w:proofErr w:type="gramStart"/>
             <w:r>
               <w:rPr>
                 <w:b/>
                 <w:bCs/>
               </w:rPr>
-              <w:t>Total</w:t>
-            </w:r>
-            <w:proofErr w:type="gramEnd"/>
-            <w:r>
-              <w:rPr>
-                <w:b/>
-                <w:bCs/>
-              </w:rPr>
-              <w:t xml:space="preserve"> aproximado</w:t>
+              <w:t>Total aproximado</w:t>
             </w:r>
           </w:p>
         </w:tc>
@@ -8031,7 +7893,6 @@
         <w:rPr>
           <w:color w:val="000000"/>
         </w:rPr>
-        <w:lastRenderedPageBreak/>
         <w:t>Capítulo 5 — Resultados y evaluación: análisis de los datos experimentales de la validación.</w:t>
       </w:r>
     </w:p>
@@ -8140,6 +8001,7 @@
       </w:pPr>
       <w:bookmarkStart w:id="10" w:name="_Toc242947265"/>
       <w:r>
+        <w:lastRenderedPageBreak/>
         <w:t>Capítulo 2 — Estado del arte</w:t>
       </w:r>
       <w:bookmarkEnd w:id="10"/>
@@ -8197,43 +8059,341 @@
           <w:i/>
           <w:iCs/>
         </w:rPr>
-        <w:t xml:space="preserve"> </w:t>
-      </w:r>
-      <w:proofErr w:type="spellStart"/>
+        <w:t xml:space="preserve"> following</w:t>
+      </w:r>
+      <w:r>
+        <w:t xml:space="preserve">) es un problema clásico de la robótica de servicio que combina percepción, estimación de estado y control del movimiento. Los sistemas basados solo en LiDAR aprovechan la geometría de las piernas y no dependen de la iluminación, pero pueden confundir con piernas las patas de una silla o una columna estrecha. Los basados solo en cámara obtienen mucha más información (gestos, identidad, orientación del cuerpo), a cambio de ser sensibles a las oclusiones, a la poca luz y a un campo de visión limitado. La fusión de ambos sensores busca combinar sus ventajas: Sarmento et al. (2024) fusionan sensores de tiempo de vuelo con una cámara monocular, y </w:t>
+      </w:r>
+      <w:proofErr w:type="spellStart"/>
+      <w:r>
+        <w:t>Kitamoto</w:t>
+      </w:r>
+      <w:proofErr w:type="spellEnd"/>
+      <w:r>
+        <w:t xml:space="preserve"> et al. (2025) proponen un seguimiento basado en LiDAR 3D y en la proyección de la nube de puntos.</w:t>
+      </w:r>
+    </w:p>
+    <w:p>
+      <w:pPr>
+        <w:spacing w:after="120" w:line="276" w:lineRule="auto"/>
+        <w:jc w:val="both"/>
+      </w:pPr>
+      <w:r>
+        <w:t xml:space="preserve">Estos robots suelen desplazarse en interiores sobre bases diferenciales, como el </w:t>
+      </w:r>
+      <w:proofErr w:type="spellStart"/>
+      <w:r>
+        <w:t>TurtleBot</w:t>
+      </w:r>
+      <w:proofErr w:type="spellEnd"/>
+      <w:r>
+        <w:t xml:space="preserve"> 2 de este TFM, en las que la dificultad está más en la percepción que en la cinemática. En plataformas de exterior con dirección tipo Ackermann (Li et al., 2026), la maniobrabilidad reducida impone restricciones adicionales que no se dan en este caso.</w:t>
+      </w:r>
+    </w:p>
+    <w:p>
+      <w:pPr>
+        <w:spacing w:after="120" w:line="276" w:lineRule="auto"/>
+        <w:jc w:val="both"/>
+      </w:pPr>
+      <w:r>
+        <w:t xml:space="preserve">El sistema de este TFM pertenece a la categoría de fusión </w:t>
+      </w:r>
+      <w:proofErr w:type="spellStart"/>
+      <w:r>
+        <w:t>multisensor</w:t>
+      </w:r>
+      <w:proofErr w:type="spellEnd"/>
+      <w:r>
+        <w:t xml:space="preserve"> (LiDAR y cámara): conserva el detector LiDAR por agrupamiento heredado del trabajo previo y añade, en la Fase 2, una vía visual de respaldo (apartado 2.5).</w:t>
+      </w:r>
+    </w:p>
+    <w:p>
+      <w:pPr>
+        <w:pStyle w:val="Ttulo2"/>
+        <w:spacing w:before="240" w:after="80"/>
+      </w:pPr>
+      <w:bookmarkStart w:id="13" w:name="_Toc242947268"/>
+      <w:r>
+        <w:t>2.3 Detección de personas mediante LiDAR 2D (detección de piernas)</w:t>
+      </w:r>
+      <w:bookmarkEnd w:id="13"/>
+    </w:p>
+    <w:p>
+      <w:pPr>
+        <w:spacing w:after="120" w:line="276" w:lineRule="auto"/>
+        <w:jc w:val="both"/>
+      </w:pPr>
+      <w:r>
+        <w:t>La detección de personas a partir de barridos 2D tomados a la altura de las piernas es una línea de trabajo consolidada. El procedimiento habitual consiste en segmentar el barrido en grupos de puntos (clústeres), filtrarlos según las características de una pierna (tamaño, radio, circularidad, curvatura) y emparejarlos de dos en dos; opcionalmente, se sigue su trayectoria para distinguir a una persona que camina de objetos estáticos parecidos.</w:t>
+      </w:r>
+    </w:p>
+    <w:p>
+      <w:pPr>
+        <w:spacing w:after="120" w:line="276" w:lineRule="auto"/>
+        <w:jc w:val="both"/>
+      </w:pPr>
+      <w:r>
+        <w:t>Cha y Chung (2020) detectan piernas en un espacio de características 3D construido a partir de un LiDAR 2D, y Yao et al. (2023) abordan la diferenciación entre varios objetivos. Los retos recurrentes son la ambigüedad geométrica y las oclusiones parciales. Guerrero-Higueras et al. (2019) proponen redes convolucionales sobre los barridos como alternativa a las características diseñadas a mano.</w:t>
+      </w:r>
+    </w:p>
+    <w:p>
+      <w:pPr>
+        <w:spacing w:after="120" w:line="276" w:lineRule="auto"/>
+        <w:jc w:val="both"/>
+      </w:pPr>
+      <w:r>
+        <w:t>El nodo de detección (apartado 3.3.1) sigue el enfoque clásico —DBSCAN (Ester et al., 1996), filtrado por tamaño y radio y emparejamiento por distancia— en lugar de una alternativa de aprendizaje profundo, porque no requiere GPU y permite reutilizar un detector ya validado. La ambigüedad geométrica justifica el respaldo con cámara (apartado 2.5), y la pérdida simultánea de ambos sensores durante los giros es un caso particular del problema de oclusión parcial descrito por Cha y Chung (2020) y Yao et al. (2023).</w:t>
+      </w:r>
+    </w:p>
+    <w:p>
+      <w:pPr>
+        <w:pStyle w:val="Ttulo2"/>
+        <w:spacing w:before="240" w:after="80"/>
+      </w:pPr>
+      <w:bookmarkStart w:id="14" w:name="_Toc242947269"/>
+      <w:r>
+        <w:t>2.4 Estimación de pose humana por visión</w:t>
+      </w:r>
+      <w:bookmarkEnd w:id="14"/>
+    </w:p>
+    <w:p>
+      <w:pPr>
+        <w:spacing w:after="120" w:line="276" w:lineRule="auto"/>
+        <w:jc w:val="both"/>
+      </w:pPr>
+      <w:proofErr w:type="spellStart"/>
+      <w:r>
+        <w:lastRenderedPageBreak/>
+        <w:t>BlazePose</w:t>
+      </w:r>
+      <w:proofErr w:type="spellEnd"/>
+      <w:r>
+        <w:t xml:space="preserve"> (</w:t>
+      </w:r>
+      <w:proofErr w:type="spellStart"/>
+      <w:r>
+        <w:t>Bazarevsky</w:t>
+      </w:r>
+      <w:proofErr w:type="spellEnd"/>
+      <w:r>
+        <w:t xml:space="preserve"> et al., 2020) es una red convolucional ligera que obtiene 33 puntos clave del cuerpo a más de 30 fotogramas por segundo sin necesidad de una GPU dedicada, y es el modelo en el que se basa MediaPipe Pose (</w:t>
+      </w:r>
+      <w:proofErr w:type="spellStart"/>
+      <w:r>
+        <w:t>Lugaresi</w:t>
+      </w:r>
+      <w:proofErr w:type="spellEnd"/>
+      <w:r>
+        <w:t xml:space="preserve"> et al., 2019), utilizado en este proyecto. Su extensión GHUM </w:t>
+      </w:r>
+      <w:proofErr w:type="spellStart"/>
+      <w:r>
+        <w:t>Holistic</w:t>
+      </w:r>
+      <w:proofErr w:type="spellEnd"/>
+      <w:r>
+        <w:t xml:space="preserve"> (</w:t>
+      </w:r>
+      <w:proofErr w:type="spellStart"/>
+      <w:r>
+        <w:t>Grishchenko</w:t>
+      </w:r>
+      <w:proofErr w:type="spellEnd"/>
+      <w:r>
+        <w:t xml:space="preserve"> et al., 2022) añade puntos 3D de las manos y del rostro; este TFM solo necesita los hombros, las muñecas y la cabeza para reconocer gestos y estimar la dirección de la persona, y la capacidad de cómputo del NUC tampoco permitía un modelo más pesado.</w:t>
+      </w:r>
+    </w:p>
+    <w:p>
+      <w:pPr>
+        <w:spacing w:after="120" w:line="276" w:lineRule="auto"/>
+        <w:jc w:val="both"/>
+      </w:pPr>
+      <w:r>
+        <w:t>Frente al detector HOG (histogramas de gradientes orientados; Dalal &amp; Triggs, 2005) que empleaba la versión original, los modelos basados en puntos clave tienen dos ventajas. Por un lado, no necesitan que el cuerpo completo aparezca en el encuadre, algo imposible a menos de 1 m de distancia. Por otro, proporcionan puntos anatómicos (muñeca, hombro) que se pueden usar directamente para reconocer gestos y estimar la orientación, en lugar de una simple caja delimitadora. Por ello se sustituyó HOG por MediaPipe Pose (apartado 3.3.2).</w:t>
+      </w:r>
+    </w:p>
+    <w:p>
+      <w:pPr>
+        <w:pStyle w:val="Ttulo2"/>
+        <w:spacing w:before="240" w:after="80"/>
+      </w:pPr>
+      <w:bookmarkStart w:id="15" w:name="_Toc242947270"/>
+      <w:r>
+        <w:t>2.5 Fusión sensorial LiDAR-cámara para detección robusta</w:t>
+      </w:r>
+      <w:bookmarkEnd w:id="15"/>
+    </w:p>
+    <w:p>
+      <w:pPr>
+        <w:spacing w:after="120" w:line="276" w:lineRule="auto"/>
+        <w:jc w:val="both"/>
+      </w:pPr>
+      <w:r>
+        <w:t xml:space="preserve">La fusión LiDAR-cámara es un área de investigación activa. El LiDAR proporciona una geometría precisa pero ambigua; la cámara aporta información semántica, pero es sensible a las oclusiones y a la iluminación y, si es monocular, no ofrece una distancia fiable. Los trabajos consultados abarcan desde la visión con LiDAR de 360° (Li et al., 2026) hasta el transformador de Minase y </w:t>
+      </w:r>
+      <w:proofErr w:type="spellStart"/>
+      <w:r>
+        <w:t>Tanaka</w:t>
+      </w:r>
+      <w:proofErr w:type="spellEnd"/>
+      <w:r>
+        <w:t xml:space="preserve"> (2026) para LiDAR e imagen térmica; en ambos casos, la fusión mejora los resultados de un único sensor.</w:t>
+      </w:r>
+    </w:p>
+    <w:p>
+      <w:pPr>
+        <w:spacing w:after="120" w:line="276" w:lineRule="auto"/>
+        <w:jc w:val="both"/>
+      </w:pPr>
+      <w:r>
+        <w:t xml:space="preserve">Este proyecto utiliza un esquema más ligero, sin cámara de profundidad: </w:t>
+      </w:r>
+      <w:proofErr w:type="spellStart"/>
+      <w:r>
+        <w:t>visual_detection_node</w:t>
+      </w:r>
+      <w:proofErr w:type="spellEnd"/>
+      <w:r>
+        <w:t xml:space="preserve"> calcula la dirección angular de la persona (rumbo) a partir del punto medio de los hombros que detecta MediaPipe, y </w:t>
+      </w:r>
+      <w:proofErr w:type="spellStart"/>
+      <w:r>
+        <w:t>detection_node</w:t>
+      </w:r>
+      <w:proofErr w:type="spellEnd"/>
+      <w:r>
+        <w:t xml:space="preserve"> solo la usa para desempatar cuando no encuentra un par de piernas válido. Se trata de una fusión tardía y asimétrica: el LiDAR sigue siendo la fuente principal de posición 2D y la cámara solo interviene cuando la geometría no basta.</w:t>
+      </w:r>
+    </w:p>
+    <w:p>
+      <w:pPr>
+        <w:spacing w:after="120" w:line="276" w:lineRule="auto"/>
+        <w:jc w:val="both"/>
+      </w:pPr>
+      <w:r>
+        <w:t>La asimetría es deliberada: evita tener que calibrar con precisión la cámara respecto al LiDAR, ya que solo se necesitan el campo de visión horizontal y un signo de calibración. A cambio, la cámara no se aprovecha cuando el LiDAR ya ve las piernas y, durante los giros, ambos sensores comparten el mismo punto ciego frontal, por lo que pueden perder a la persona a la vez. Es una limitación conocida que este TFM no resuelve.</w:t>
+      </w:r>
+    </w:p>
+    <w:p>
+      <w:pPr>
+        <w:pStyle w:val="Ttulo2"/>
+        <w:spacing w:before="240" w:after="80"/>
+      </w:pPr>
+      <w:bookmarkStart w:id="16" w:name="_Toc242947271"/>
+      <w:r>
+        <w:t>2.6 Interacción humano-robot basada en gestos</w:t>
+      </w:r>
+      <w:bookmarkEnd w:id="16"/>
+    </w:p>
+    <w:p>
+      <w:pPr>
+        <w:spacing w:after="120" w:line="276" w:lineRule="auto"/>
+        <w:jc w:val="both"/>
+      </w:pPr>
+      <w:r>
+        <w:t>El reconocimiento de gestos para la interacción humano-robot está ampliamente revisado (Wang et al., 2022). La tendencia actual es trabajar con puntos clave del cuerpo en lugar de clasificadores sobre la imagen completa: son más ligeros y no requieren un conjunto de datos de entrenamiento, porque cada gesto se define como una regla geométrica sobre puntos que el modelo ya proporciona. Trabajos basados en MediaPipe informan de tasas de éxito del 94-96 % en tareas guiadas por gestos (Zhang et al., 2025).</w:t>
+      </w:r>
+    </w:p>
+    <w:p>
+      <w:pPr>
+        <w:spacing w:after="120" w:line="276" w:lineRule="auto"/>
+        <w:jc w:val="both"/>
+      </w:pPr>
+      <w:r>
+        <w:t>El sistema sigue este enfoque basado en reglas con tres gestos, definidos como condiciones geométricas sobre los puntos clave de MediaPipe Pose: la mano derecha levantada inicia el seguimiento, la izquierda lo detiene y las dos manos juntas sobre la cabeza (gesto «casa») ordenan la vuelta a la posición de inicio. Cada gesto exige confirmación durante varios fotogramas y un tiempo de espera entre comandos (apartado 3.3.2). El vocabulario es mínimo a propósito, porque la interacción se limita a esas tres órdenes.</w:t>
+      </w:r>
+    </w:p>
+    <w:p>
+      <w:pPr>
+        <w:pStyle w:val="Ttulo2"/>
+        <w:spacing w:before="240" w:after="80"/>
+      </w:pPr>
+      <w:bookmarkStart w:id="17" w:name="_Toc242947272"/>
+      <w:r>
+        <w:lastRenderedPageBreak/>
+        <w:t>2.7 Seguimiento de estado: filtros bayesianos</w:t>
+      </w:r>
+      <w:bookmarkEnd w:id="17"/>
+    </w:p>
+    <w:p>
+      <w:pPr>
+        <w:spacing w:after="120" w:line="276" w:lineRule="auto"/>
+        <w:jc w:val="both"/>
+      </w:pPr>
+      <w:r>
+        <w:t xml:space="preserve">Los filtros bayesianos (Kalman, EKF, UKF y filtros de partículas) son el enfoque habitual para seguir personas desde hace más de dos décadas (Urrea &amp; Agramonte, 2021). </w:t>
+      </w:r>
+      <w:proofErr w:type="spellStart"/>
+      <w:r>
+        <w:t>Bellotto</w:t>
+      </w:r>
+      <w:proofErr w:type="spellEnd"/>
+      <w:r>
+        <w:t xml:space="preserve"> y Hu (2010) muestran que el UKF puede ofrecer resultados similares a los de un filtro de partículas con un coste computacional mucho menor, algo relevante en plataformas sin GPU como la de este proyecto. Schulz et al. (2003) abordan el seguimiento simultáneo de varias personas desde un robot móvil con filtros de asociación de datos basados en muestreo.</w:t>
+      </w:r>
+    </w:p>
+    <w:p>
+      <w:pPr>
+        <w:spacing w:after="120" w:line="276" w:lineRule="auto"/>
+        <w:jc w:val="both"/>
+      </w:pPr>
+      <w:r>
+        <w:t xml:space="preserve">El nodo de seguimiento usa un filtro de Kalman lineal (Kalman, 1960) con estado [x, y, vx, </w:t>
+      </w:r>
+      <w:proofErr w:type="spellStart"/>
+      <w:r>
+        <w:t>vy</w:t>
+      </w:r>
+      <w:proofErr w:type="spellEnd"/>
+      <w:r>
+        <w:t xml:space="preserve">, </w:t>
+      </w:r>
+      <w:proofErr w:type="spellStart"/>
+      <w:r>
+        <w:t>ax</w:t>
+      </w:r>
+      <w:proofErr w:type="spellEnd"/>
+      <w:r>
+        <w:t>, ay] y modelo de aceleración constante (apartados 3.3.3 y 4.5). Es la opción más ligera y resulta suficiente porque tanto el modelo de movimiento como el de observación son lineales: un EKF, un UKF o un filtro de partículas tendrían un coste mayor y solo compensarían si la observación fuera no lineal.</w:t>
+      </w:r>
+    </w:p>
+    <w:p>
+      <w:pPr>
+        <w:pStyle w:val="Ttulo2"/>
+        <w:spacing w:before="240" w:after="80"/>
+      </w:pPr>
+      <w:bookmarkStart w:id="18" w:name="_Toc242947273"/>
+      <w:r>
+        <w:t>2.8 Evitación de obstáculos y control de movimiento</w:t>
+      </w:r>
+      <w:bookmarkEnd w:id="18"/>
+    </w:p>
+    <w:p>
+      <w:pPr>
+        <w:spacing w:after="120" w:line="276" w:lineRule="auto"/>
+        <w:jc w:val="both"/>
+      </w:pPr>
+      <w:r>
+        <w:t xml:space="preserve">El </w:t>
+      </w:r>
       <w:r>
         <w:rPr>
           <w:i/>
           <w:iCs/>
         </w:rPr>
-        <w:t>following</w:t>
-      </w:r>
-      <w:proofErr w:type="spellEnd"/>
-      <w:r>
-        <w:t xml:space="preserve">) es un problema clásico de la robótica de servicio que combina percepción, estimación de estado y control del movimiento. Los sistemas basados solo en </w:t>
-      </w:r>
-      <w:proofErr w:type="spellStart"/>
-      <w:r>
-        <w:t>LiDAR</w:t>
-      </w:r>
-      <w:proofErr w:type="spellEnd"/>
-      <w:r>
-        <w:t xml:space="preserve"> aprovechan la geometría de las piernas y no dependen de la iluminación, pero pueden confundir con piernas las patas de una silla o una columna estrecha. Los basados solo en cámara obtienen mucha más información (gestos, identidad, orientación del cuerpo), a cambio de ser sensibles a las oclusiones, a la poca luz y a un campo de visión limitado. La fusión de ambos sensores busca combinar sus ventajas: Sarmento et al. (2024) fusionan sensores de tiempo de vuelo con una cámara monocular, y </w:t>
-      </w:r>
-      <w:proofErr w:type="spellStart"/>
-      <w:r>
-        <w:t>Kitamoto</w:t>
-      </w:r>
-      <w:proofErr w:type="spellEnd"/>
-      <w:r>
-        <w:t xml:space="preserve"> et al. (2025) proponen un seguimiento basado en </w:t>
-      </w:r>
-      <w:proofErr w:type="spellStart"/>
-      <w:r>
-        <w:t>LiDAR</w:t>
-      </w:r>
-      <w:proofErr w:type="spellEnd"/>
-      <w:r>
-        <w:t xml:space="preserve"> 3D y en la proyección de la nube de puntos.</w:t>
+        <w:t xml:space="preserve">Dynamic Window </w:t>
+      </w:r>
+      <w:proofErr w:type="spellStart"/>
+      <w:r>
+        <w:rPr>
+          <w:i/>
+          <w:iCs/>
+        </w:rPr>
+        <w:t>Approach</w:t>
+      </w:r>
+      <w:proofErr w:type="spellEnd"/>
+      <w:r>
+        <w:t xml:space="preserve"> (DWA; Fox et al., 1997) busca la mejor orden de velocidad directamente en el espacio de velocidades alcanzables por el robot, simulando la trayectoria que produciría cada candidata durante un breve horizonte. Es uno de los métodos de evitación de obstáculos más utilizados en interiores, y Nav2 ofrece una implementación suya (DWB), que es la que se ha configurado en este proyecto como controlador local (apartado 2.9).</w:t>
       </w:r>
     </w:p>
     <w:p>
@@ -8242,16 +8402,19 @@
         <w:jc w:val="both"/>
       </w:pPr>
       <w:r>
-        <w:t xml:space="preserve">Estos robots suelen desplazarse en interiores sobre bases diferenciales, como el </w:t>
-      </w:r>
-      <w:proofErr w:type="spellStart"/>
-      <w:r>
-        <w:t>TurtleBot</w:t>
-      </w:r>
-      <w:proofErr w:type="spellEnd"/>
-      <w:r>
-        <w:t xml:space="preserve"> 2 de este TFM, en las que la dificultad está más en la percepción que en la cinemática. En plataformas de exterior con dirección tipo Ackermann (Li et al., 2026), la maniobrabilidad reducida impone restricciones adicionales que no se dan en este caso.</w:t>
-      </w:r>
+        <w:t>El nodo de seguimiento evita los obstáculos con una idea parecida pero más sencilla: desvía el rumbo y reduce la velocidad cuando detecta algo cerca (apartado 3.3.3). Al no simular trayectorias, es una regla reactiva sobre el sector frontal y no un DWA completo, que queda reservado a Nav2 durante la navegación.</w:t>
+      </w:r>
+    </w:p>
+    <w:p>
+      <w:pPr>
+        <w:pStyle w:val="Ttulo2"/>
+        <w:spacing w:before="240" w:after="80"/>
+      </w:pPr>
+      <w:bookmarkStart w:id="19" w:name="_Toc242947274"/>
+      <w:r>
+        <w:t>2.9 Cartografía y navegación autónoma (SLAM y Nav2)</w:t>
+      </w:r>
+      <w:bookmarkEnd w:id="19"/>
     </w:p>
     <w:p>
       <w:pPr>
@@ -8259,11 +8422,11 @@
         <w:jc w:val="both"/>
       </w:pPr>
       <w:r>
-        <w:t xml:space="preserve">El sistema de este TFM pertenece a la categoría de fusión </w:t>
-      </w:r>
-      <w:proofErr w:type="spellStart"/>
-      <w:r>
-        <w:t>multisensor</w:t>
+        <w:t xml:space="preserve">Para la cartografía, el sistema usa SLAM </w:t>
+      </w:r>
+      <w:proofErr w:type="spellStart"/>
+      <w:r>
+        <w:t>Toolbox</w:t>
       </w:r>
       <w:proofErr w:type="spellEnd"/>
       <w:r>
@@ -8271,39 +8434,20 @@
       </w:r>
       <w:proofErr w:type="spellStart"/>
       <w:r>
-        <w:t>LiDAR</w:t>
-      </w:r>
-      <w:proofErr w:type="spellEnd"/>
-      <w:r>
-        <w:t xml:space="preserve"> y cámara): conserva el detector </w:t>
-      </w:r>
-      <w:proofErr w:type="spellStart"/>
-      <w:r>
-        <w:t>LiDAR</w:t>
-      </w:r>
-      <w:proofErr w:type="spellEnd"/>
-      <w:r>
-        <w:t xml:space="preserve"> por agrupamiento heredado del trabajo previo y añade, en la Fase 2, una vía visual de respaldo (apartado 2.5).</w:t>
-      </w:r>
-    </w:p>
-    <w:p>
-      <w:pPr>
-        <w:pStyle w:val="Ttulo2"/>
-        <w:spacing w:before="240" w:after="80"/>
-      </w:pPr>
-      <w:bookmarkStart w:id="13" w:name="_Toc242947268"/>
-      <w:r>
-        <w:t xml:space="preserve">2.3 Detección de personas mediante </w:t>
-      </w:r>
-      <w:proofErr w:type="spellStart"/>
-      <w:r>
-        <w:t>LiDAR</w:t>
-      </w:r>
-      <w:proofErr w:type="spellEnd"/>
-      <w:r>
-        <w:t xml:space="preserve"> 2D (detección de piernas)</w:t>
-      </w:r>
-      <w:bookmarkEnd w:id="13"/>
+        <w:t>Macenski</w:t>
+      </w:r>
+      <w:proofErr w:type="spellEnd"/>
+      <w:r>
+        <w:t xml:space="preserve"> &amp; </w:t>
+      </w:r>
+      <w:proofErr w:type="spellStart"/>
+      <w:r>
+        <w:t>Jambrecic</w:t>
+      </w:r>
+      <w:proofErr w:type="spellEnd"/>
+      <w:r>
+        <w:t>, 2021), la herramienta de referencia en ROS 2, que permite el mapeo síncrono y asíncrono, la localización sobre un mapa guardado y la fusión de mapas. En la Fase 2 sustituyó al SLAM básico desarrollado en la Fase 1 (apartado 3.3.7), por ser más robusto y capaz de cerrar bucles, es decir, de corregir el mapa al reconocer una zona ya visitada.</w:t>
+      </w:r>
     </w:p>
     <w:p>
       <w:pPr>
@@ -8311,71 +8455,11 @@
         <w:jc w:val="both"/>
       </w:pPr>
       <w:r>
-        <w:t>La detección de personas a partir de barridos 2D tomados a la altura de las piernas es una línea de trabajo consolidada. El procedimiento habitual consiste en segmentar el barrido en grupos de puntos (clústeres), filtrarlos según las características de una pierna (tamaño, radio, circularidad, curvatura) y emparejarlos de dos en dos; opcionalmente, se sigue su trayectoria para distinguir a una persona que camina de objetos estáticos parecidos.</w:t>
-      </w:r>
-    </w:p>
-    <w:p>
-      <w:pPr>
-        <w:spacing w:after="120" w:line="276" w:lineRule="auto"/>
-        <w:jc w:val="both"/>
-      </w:pPr>
-      <w:proofErr w:type="spellStart"/>
-      <w:r>
-        <w:t>Cha</w:t>
-      </w:r>
-      <w:proofErr w:type="spellEnd"/>
-      <w:r>
-        <w:t xml:space="preserve"> y Chung (2020) detectan piernas en un espacio de características 3D construido a partir de un </w:t>
-      </w:r>
-      <w:proofErr w:type="spellStart"/>
-      <w:r>
-        <w:t>LiDAR</w:t>
-      </w:r>
-      <w:proofErr w:type="spellEnd"/>
-      <w:r>
-        <w:t xml:space="preserve"> 2D, y Yao et al. (2023) abordan la diferenciación entre varios objetivos. Los retos recurrentes </w:t>
-      </w:r>
-      <w:r>
-        <w:lastRenderedPageBreak/>
-        <w:t>son la ambigüedad geométrica y las oclusiones parciales. Guerrero-Higueras et al. (2019) proponen redes convolucionales sobre los barridos como alternativa a las características diseñadas a mano.</w:t>
-      </w:r>
-    </w:p>
-    <w:p>
-      <w:pPr>
-        <w:spacing w:after="120" w:line="276" w:lineRule="auto"/>
-        <w:jc w:val="both"/>
-      </w:pPr>
-      <w:r>
-        <w:t xml:space="preserve">El nodo de detección (apartado 3.3.1) sigue el enfoque clásico —DBSCAN (Ester et al., 1996), filtrado por tamaño y radio y emparejamiento por distancia— en lugar de una alternativa de aprendizaje profundo, porque no requiere GPU y permite reutilizar un detector ya validado. La ambigüedad geométrica justifica el respaldo con cámara (apartado 2.5), y la pérdida simultánea de ambos sensores durante los giros es un caso particular del problema de oclusión parcial descrito por </w:t>
-      </w:r>
-      <w:proofErr w:type="spellStart"/>
-      <w:r>
-        <w:t>Cha</w:t>
-      </w:r>
-      <w:proofErr w:type="spellEnd"/>
-      <w:r>
-        <w:t xml:space="preserve"> y Chung (2020) y Yao et al. (2023).</w:t>
-      </w:r>
-    </w:p>
-    <w:p>
-      <w:pPr>
-        <w:pStyle w:val="Ttulo2"/>
-        <w:spacing w:before="240" w:after="80"/>
-      </w:pPr>
-      <w:bookmarkStart w:id="14" w:name="_Toc242947269"/>
-      <w:r>
-        <w:t>2.4 Estimación de pose humana por visión</w:t>
-      </w:r>
-      <w:bookmarkEnd w:id="14"/>
-    </w:p>
-    <w:p>
-      <w:pPr>
-        <w:spacing w:after="120" w:line="276" w:lineRule="auto"/>
-        <w:jc w:val="both"/>
-      </w:pPr>
-      <w:proofErr w:type="spellStart"/>
-      <w:r>
-        <w:t>BlazePose</w:t>
+        <w:t xml:space="preserve">Para la navegación, el sistema usa </w:t>
+      </w:r>
+      <w:proofErr w:type="spellStart"/>
+      <w:r>
+        <w:t>Nav2</w:t>
       </w:r>
       <w:proofErr w:type="spellEnd"/>
       <w:r>
@@ -8383,413 +8467,27 @@
       </w:r>
       <w:proofErr w:type="spellStart"/>
       <w:r>
-        <w:t>Bazarevsky</w:t>
-      </w:r>
-      <w:proofErr w:type="spellEnd"/>
-      <w:r>
-        <w:t xml:space="preserve"> et al., 2020) es una red convolucional ligera que obtiene 33 puntos clave del cuerpo a más de 30 fotogramas por segundo sin necesidad de una GPU dedicada, y es el modelo en el que se basa </w:t>
-      </w:r>
-      <w:proofErr w:type="spellStart"/>
-      <w:r>
-        <w:t>MediaPipe</w:t>
-      </w:r>
-      <w:proofErr w:type="spellEnd"/>
-      <w:r>
-        <w:t xml:space="preserve"> Pose (</w:t>
-      </w:r>
-      <w:proofErr w:type="spellStart"/>
-      <w:r>
-        <w:t>Lugaresi</w:t>
-      </w:r>
-      <w:proofErr w:type="spellEnd"/>
-      <w:r>
-        <w:t xml:space="preserve"> et al., 2019), utilizado en este proyecto. Su extensión GHUM </w:t>
-      </w:r>
-      <w:proofErr w:type="spellStart"/>
-      <w:r>
-        <w:t>Holistic</w:t>
-      </w:r>
-      <w:proofErr w:type="spellEnd"/>
-      <w:r>
-        <w:t xml:space="preserve"> (</w:t>
-      </w:r>
-      <w:proofErr w:type="spellStart"/>
-      <w:r>
-        <w:t>Grishchenko</w:t>
-      </w:r>
-      <w:proofErr w:type="spellEnd"/>
-      <w:r>
-        <w:t xml:space="preserve"> et al., 2022) añade puntos 3D de las manos y del rostro; este TFM solo necesita los hombros, las muñecas y la cabeza para reconocer gestos y estimar la dirección de la persona, y la capacidad de cómputo del NUC tampoco permitía un modelo más pesado.</w:t>
-      </w:r>
-    </w:p>
-    <w:p>
-      <w:pPr>
-        <w:spacing w:after="120" w:line="276" w:lineRule="auto"/>
-        <w:jc w:val="both"/>
-      </w:pPr>
-      <w:r>
-        <w:t xml:space="preserve">Frente al detector HOG (histogramas de gradientes orientados; Dalal &amp; Triggs, 2005) que empleaba la versión original, los modelos basados en puntos clave tienen dos ventajas. Por un lado, no necesitan que el cuerpo completo aparezca en el encuadre, algo imposible a menos de 1 m de distancia. Por otro, proporcionan puntos anatómicos (muñeca, hombro) que se pueden usar directamente para reconocer gestos y estimar la orientación, en lugar de una simple caja delimitadora. Por ello se sustituyó HOG por </w:t>
-      </w:r>
-      <w:proofErr w:type="spellStart"/>
-      <w:r>
-        <w:t>MediaPipe</w:t>
-      </w:r>
-      <w:proofErr w:type="spellEnd"/>
-      <w:r>
-        <w:t xml:space="preserve"> Pose (apartado 3.3.2).</w:t>
-      </w:r>
-    </w:p>
-    <w:p>
-      <w:pPr>
-        <w:pStyle w:val="Ttulo2"/>
-        <w:spacing w:before="240" w:after="80"/>
-      </w:pPr>
-      <w:bookmarkStart w:id="15" w:name="_Toc242947270"/>
-      <w:r>
-        <w:t xml:space="preserve">2.5 Fusión sensorial </w:t>
-      </w:r>
-      <w:proofErr w:type="spellStart"/>
-      <w:r>
-        <w:t>LiDAR</w:t>
-      </w:r>
-      <w:proofErr w:type="spellEnd"/>
-      <w:r>
-        <w:t>-cámara para detección robusta</w:t>
-      </w:r>
-      <w:bookmarkEnd w:id="15"/>
-    </w:p>
-    <w:p>
-      <w:pPr>
-        <w:spacing w:after="120" w:line="276" w:lineRule="auto"/>
-        <w:jc w:val="both"/>
-      </w:pPr>
-      <w:r>
-        <w:t xml:space="preserve">La fusión </w:t>
-      </w:r>
-      <w:proofErr w:type="spellStart"/>
-      <w:r>
-        <w:t>LiDAR</w:t>
-      </w:r>
-      <w:proofErr w:type="spellEnd"/>
-      <w:r>
-        <w:t xml:space="preserve">-cámara es un área de investigación activa. El </w:t>
-      </w:r>
-      <w:proofErr w:type="spellStart"/>
-      <w:r>
-        <w:t>LiDAR</w:t>
-      </w:r>
-      <w:proofErr w:type="spellEnd"/>
-      <w:r>
-        <w:t xml:space="preserve"> proporciona una geometría precisa pero ambigua; la cámara aporta información semántica, pero es sensible a las oclusiones y a la iluminación y, si es monocular, no ofrece una distancia fiable. Los trabajos consultados abarcan desde la visión con </w:t>
-      </w:r>
-      <w:proofErr w:type="spellStart"/>
-      <w:r>
-        <w:t>LiDAR</w:t>
-      </w:r>
-      <w:proofErr w:type="spellEnd"/>
-      <w:r>
-        <w:t xml:space="preserve"> de 360° (Li et al., 2026) hasta el transformador de Minase y Tanaka (2026) para </w:t>
-      </w:r>
-      <w:proofErr w:type="spellStart"/>
-      <w:r>
-        <w:t>LiDAR</w:t>
-      </w:r>
-      <w:proofErr w:type="spellEnd"/>
-      <w:r>
-        <w:t xml:space="preserve"> e imagen térmica; en ambos casos, la fusión mejora los resultados de un único sensor.</w:t>
-      </w:r>
-    </w:p>
-    <w:p>
-      <w:pPr>
-        <w:spacing w:after="120" w:line="276" w:lineRule="auto"/>
-        <w:jc w:val="both"/>
-      </w:pPr>
-      <w:r>
-        <w:t xml:space="preserve">Este proyecto utiliza un esquema más ligero, sin cámara de profundidad: </w:t>
-      </w:r>
-      <w:proofErr w:type="spellStart"/>
-      <w:r>
-        <w:t>visual_detection_node</w:t>
-      </w:r>
-      <w:proofErr w:type="spellEnd"/>
-      <w:r>
-        <w:t xml:space="preserve"> calcula la dirección angular de la persona (rumbo) a partir del punto medio de los hombros que detecta </w:t>
-      </w:r>
-      <w:proofErr w:type="spellStart"/>
-      <w:r>
-        <w:t>MediaPipe</w:t>
-      </w:r>
-      <w:proofErr w:type="spellEnd"/>
-      <w:r>
-        <w:t xml:space="preserve">, y </w:t>
-      </w:r>
-      <w:proofErr w:type="spellStart"/>
-      <w:r>
-        <w:t>detection_node</w:t>
-      </w:r>
-      <w:proofErr w:type="spellEnd"/>
-      <w:r>
-        <w:t xml:space="preserve"> solo la usa para desempatar cuando no encuentra un par de piernas válido. Se trata de una fusión tardía y asimétrica: el </w:t>
-      </w:r>
-      <w:proofErr w:type="spellStart"/>
-      <w:r>
-        <w:t>LiDAR</w:t>
-      </w:r>
-      <w:proofErr w:type="spellEnd"/>
-      <w:r>
-        <w:t xml:space="preserve"> sigue siendo la fuente principal de posición 2D y la cámara solo interviene cuando la geometría no basta.</w:t>
-      </w:r>
-    </w:p>
-    <w:p>
-      <w:pPr>
-        <w:spacing w:after="120" w:line="276" w:lineRule="auto"/>
-        <w:jc w:val="both"/>
-      </w:pPr>
-      <w:r>
-        <w:t xml:space="preserve">La asimetría es deliberada: evita tener que calibrar con precisión la cámara respecto al </w:t>
-      </w:r>
-      <w:proofErr w:type="spellStart"/>
-      <w:r>
-        <w:t>LiDAR</w:t>
-      </w:r>
-      <w:proofErr w:type="spellEnd"/>
-      <w:r>
-        <w:t xml:space="preserve">, ya que solo se necesitan el campo de visión horizontal y un signo de calibración. A cambio, la cámara no se aprovecha cuando el </w:t>
-      </w:r>
-      <w:proofErr w:type="spellStart"/>
-      <w:r>
-        <w:t>LiDAR</w:t>
-      </w:r>
-      <w:proofErr w:type="spellEnd"/>
-      <w:r>
-        <w:t xml:space="preserve"> ya ve las piernas y, durante los giros, ambos sensores comparten el mismo punto ciego frontal, por lo que pueden perder a la persona a la vez. Es una limitación conocida que este TFM no resuelve.</w:t>
-      </w:r>
-    </w:p>
-    <w:p>
-      <w:pPr>
-        <w:pStyle w:val="Ttulo2"/>
-        <w:spacing w:before="240" w:after="80"/>
-      </w:pPr>
-      <w:bookmarkStart w:id="16" w:name="_Toc242947271"/>
-      <w:r>
-        <w:t>2.6 Interacción humano-robot basada en gestos</w:t>
-      </w:r>
-      <w:bookmarkEnd w:id="16"/>
-    </w:p>
-    <w:p>
-      <w:pPr>
-        <w:spacing w:after="120" w:line="276" w:lineRule="auto"/>
-        <w:jc w:val="both"/>
-      </w:pPr>
-      <w:r>
-        <w:t xml:space="preserve">El reconocimiento de gestos para la interacción humano-robot está ampliamente revisado (Wang et al., 2022). La tendencia actual es trabajar con puntos clave del cuerpo en lugar de clasificadores sobre </w:t>
-      </w:r>
-      <w:r>
-        <w:lastRenderedPageBreak/>
-        <w:t xml:space="preserve">la imagen completa: son más ligeros y no requieren un conjunto de datos de entrenamiento, porque cada gesto se define como una regla geométrica sobre puntos que el modelo ya proporciona. Trabajos basados en </w:t>
-      </w:r>
-      <w:proofErr w:type="spellStart"/>
-      <w:r>
-        <w:t>MediaPipe</w:t>
-      </w:r>
-      <w:proofErr w:type="spellEnd"/>
-      <w:r>
-        <w:t xml:space="preserve"> informan de tasas de éxito del 94-96 % en tareas guiadas por gestos (Zhang et al., 2025).</w:t>
-      </w:r>
-    </w:p>
-    <w:p>
-      <w:pPr>
-        <w:spacing w:after="120" w:line="276" w:lineRule="auto"/>
-        <w:jc w:val="both"/>
-      </w:pPr>
-      <w:r>
-        <w:t xml:space="preserve">El sistema sigue este enfoque basado en reglas con tres gestos, definidos como condiciones geométricas sobre los puntos clave de </w:t>
-      </w:r>
-      <w:proofErr w:type="spellStart"/>
-      <w:r>
-        <w:t>MediaPipe</w:t>
-      </w:r>
-      <w:proofErr w:type="spellEnd"/>
-      <w:r>
-        <w:t xml:space="preserve"> Pose: la mano derecha levantada inicia el seguimiento, la izquierda lo detiene y las dos manos juntas sobre la cabeza (gesto «casa») ordenan la vuelta a la posición de inicio. Cada gesto exige confirmación durante varios fotogramas y un tiempo de espera entre comandos (apartado 3.3.2). El vocabulario es mínimo a propósito, porque la interacción se limita a esas tres órdenes.</w:t>
-      </w:r>
-    </w:p>
-    <w:p>
-      <w:pPr>
-        <w:pStyle w:val="Ttulo2"/>
-        <w:spacing w:before="240" w:after="80"/>
-      </w:pPr>
-      <w:bookmarkStart w:id="17" w:name="_Toc242947272"/>
-      <w:r>
-        <w:t>2.7 Seguimiento de estado: filtros bayesianos</w:t>
-      </w:r>
-      <w:bookmarkEnd w:id="17"/>
-    </w:p>
-    <w:p>
-      <w:pPr>
-        <w:spacing w:after="120" w:line="276" w:lineRule="auto"/>
-        <w:jc w:val="both"/>
-      </w:pPr>
-      <w:r>
-        <w:t xml:space="preserve">Los filtros bayesianos (Kalman, EKF, UKF y filtros de partículas) son el enfoque habitual para seguir personas desde hace más de dos décadas (Urrea &amp; Agramonte, 2021). </w:t>
-      </w:r>
-      <w:proofErr w:type="spellStart"/>
-      <w:r>
-        <w:t>Bellotto</w:t>
-      </w:r>
-      <w:proofErr w:type="spellEnd"/>
-      <w:r>
-        <w:t xml:space="preserve"> y </w:t>
-      </w:r>
-      <w:proofErr w:type="spellStart"/>
-      <w:r>
-        <w:t>Hu</w:t>
-      </w:r>
-      <w:proofErr w:type="spellEnd"/>
-      <w:r>
-        <w:t xml:space="preserve"> (2010) muestran que el UKF puede ofrecer resultados similares a los de un filtro de partículas con un coste computacional mucho menor, algo relevante en plataformas sin GPU como la de este proyecto. Schulz et al. (2003) abordan el seguimiento simultáneo de varias personas desde un robot móvil con filtros de asociación de datos basados en muestreo.</w:t>
-      </w:r>
-    </w:p>
-    <w:p>
-      <w:pPr>
-        <w:spacing w:after="120" w:line="276" w:lineRule="auto"/>
-        <w:jc w:val="both"/>
-      </w:pPr>
-      <w:r>
-        <w:t xml:space="preserve">El nodo de seguimiento usa un filtro de Kalman lineal (Kalman, 1960) con estado [x, y, </w:t>
-      </w:r>
-      <w:proofErr w:type="spellStart"/>
-      <w:r>
-        <w:t>vx</w:t>
-      </w:r>
-      <w:proofErr w:type="spellEnd"/>
-      <w:r>
-        <w:t xml:space="preserve">, </w:t>
-      </w:r>
-      <w:proofErr w:type="spellStart"/>
-      <w:r>
-        <w:t>vy</w:t>
-      </w:r>
-      <w:proofErr w:type="spellEnd"/>
-      <w:r>
-        <w:t xml:space="preserve">, </w:t>
-      </w:r>
-      <w:proofErr w:type="spellStart"/>
-      <w:r>
-        <w:t>ax</w:t>
-      </w:r>
-      <w:proofErr w:type="spellEnd"/>
-      <w:r>
-        <w:t>, ay] y modelo de aceleración constante (apartados 3.3.3 y 4.5). Es la opción más ligera y resulta suficiente porque tanto el modelo de movimiento como el de observación son lineales: un EKF, un UKF o un filtro de partículas tendrían un coste mayor y solo compensarían si la observación fuera no lineal.</w:t>
-      </w:r>
-    </w:p>
-    <w:p>
-      <w:pPr>
-        <w:pStyle w:val="Ttulo2"/>
-        <w:spacing w:before="240" w:after="80"/>
-      </w:pPr>
-      <w:bookmarkStart w:id="18" w:name="_Toc242947273"/>
-      <w:r>
-        <w:t>2.8 Evitación de obstáculos y control de movimiento</w:t>
-      </w:r>
-      <w:bookmarkEnd w:id="18"/>
-    </w:p>
-    <w:p>
-      <w:pPr>
-        <w:spacing w:after="120" w:line="276" w:lineRule="auto"/>
-        <w:jc w:val="both"/>
-      </w:pPr>
-      <w:r>
-        <w:t xml:space="preserve">El </w:t>
-      </w:r>
+        <w:t>Macenski</w:t>
+      </w:r>
+      <w:proofErr w:type="spellEnd"/>
+      <w:r>
+        <w:t xml:space="preserve"> et al., 2020), sucesor de la pila de navegación de ROS 1, que separa la planificación global, el control local y la percepción, coordinados mediante árboles de comportamiento y nodos con ciclo de vida gestionado (</w:t>
+      </w:r>
+      <w:proofErr w:type="spellStart"/>
       <w:r>
         <w:rPr>
           <w:i/>
           <w:iCs/>
         </w:rPr>
-        <w:t xml:space="preserve">Dynamic Window </w:t>
-      </w:r>
-      <w:proofErr w:type="spellStart"/>
+        <w:t>lifecycle</w:t>
+      </w:r>
+      <w:proofErr w:type="spellEnd"/>
       <w:r>
         <w:rPr>
           <w:i/>
           <w:iCs/>
         </w:rPr>
-        <w:t>Approach</w:t>
-      </w:r>
-      <w:proofErr w:type="spellEnd"/>
-      <w:r>
-        <w:t xml:space="preserve"> (DWA; Fox et al., 1997) busca la mejor orden de velocidad directamente en el espacio de velocidades alcanzables por el robot, simulando la trayectoria que produciría cada candidata durante un breve horizonte. Es uno de los métodos de evitación de obstáculos más utilizados en interiores, y Nav2 ofrece una implementación suya (DWB), que es la que se ha configurado en este proyecto como controlador local (apartado 2.9).</w:t>
-      </w:r>
-    </w:p>
-    <w:p>
-      <w:pPr>
-        <w:spacing w:after="120" w:line="276" w:lineRule="auto"/>
-        <w:jc w:val="both"/>
-      </w:pPr>
-      <w:r>
-        <w:t>El nodo de seguimiento evita los obstáculos con una idea parecida pero más sencilla: desvía el rumbo y reduce la velocidad cuando detecta algo cerca (apartado 3.3.3). Al no simular trayectorias, es una regla reactiva sobre el sector frontal y no un DWA completo, que queda reservado a Nav2 durante la navegación.</w:t>
-      </w:r>
-    </w:p>
-    <w:p>
-      <w:pPr>
-        <w:pStyle w:val="Ttulo2"/>
-        <w:spacing w:before="240" w:after="80"/>
-      </w:pPr>
-      <w:bookmarkStart w:id="19" w:name="_Toc242947274"/>
-      <w:r>
-        <w:t>2.9 Cartografía y navegación autónoma (SLAM y Nav2)</w:t>
-      </w:r>
-      <w:bookmarkEnd w:id="19"/>
-    </w:p>
-    <w:p>
-      <w:pPr>
-        <w:spacing w:after="120" w:line="276" w:lineRule="auto"/>
-        <w:jc w:val="both"/>
-      </w:pPr>
-      <w:r>
-        <w:t xml:space="preserve">Para la cartografía, el sistema usa SLAM </w:t>
-      </w:r>
-      <w:proofErr w:type="spellStart"/>
-      <w:r>
-        <w:t>Toolbox</w:t>
-      </w:r>
-      <w:proofErr w:type="spellEnd"/>
-      <w:r>
-        <w:t xml:space="preserve"> (</w:t>
-      </w:r>
-      <w:proofErr w:type="spellStart"/>
-      <w:r>
-        <w:t>Macenski</w:t>
-      </w:r>
-      <w:proofErr w:type="spellEnd"/>
-      <w:r>
-        <w:t xml:space="preserve"> &amp; </w:t>
-      </w:r>
-      <w:proofErr w:type="spellStart"/>
-      <w:r>
-        <w:t>Jambrecic</w:t>
-      </w:r>
-      <w:proofErr w:type="spellEnd"/>
-      <w:r>
-        <w:t>, 2021), la herramienta de referencia en ROS 2, que permite el mapeo síncrono y asíncrono, la localización sobre un mapa guardado y la fusión de mapas. En la Fase 2 sustituyó al SLAM básico desarrollado en la Fase 1 (apartado 3.3.7), por ser más robusto y capaz de cerrar bucles, es decir, de corregir el mapa al reconocer una zona ya visitada.</w:t>
-      </w:r>
-    </w:p>
-    <w:p>
-      <w:pPr>
-        <w:spacing w:after="120" w:line="276" w:lineRule="auto"/>
-        <w:jc w:val="both"/>
-      </w:pPr>
-      <w:r>
-        <w:t>Para la navegación, el sistema usa Nav2 (</w:t>
-      </w:r>
-      <w:proofErr w:type="spellStart"/>
-      <w:r>
-        <w:t>Macenski</w:t>
-      </w:r>
-      <w:proofErr w:type="spellEnd"/>
-      <w:r>
-        <w:t xml:space="preserve"> et al., 2020), sucesor de la pila de navegación de ROS 1, que separa la planificación global, el control local y la percepción, coordinados mediante árboles de comportamiento y nodos con ciclo de vida gestionado (</w:t>
+        <w:t xml:space="preserve"> </w:t>
       </w:r>
       <w:proofErr w:type="spellStart"/>
       <w:r>
@@ -8797,22 +8495,6 @@
           <w:i/>
           <w:iCs/>
         </w:rPr>
-        <w:t>lifecycle</w:t>
-      </w:r>
-      <w:proofErr w:type="spellEnd"/>
-      <w:r>
-        <w:rPr>
-          <w:i/>
-          <w:iCs/>
-        </w:rPr>
-        <w:t xml:space="preserve"> </w:t>
-      </w:r>
-      <w:proofErr w:type="spellStart"/>
-      <w:r>
-        <w:rPr>
-          <w:i/>
-          <w:iCs/>
-        </w:rPr>
         <w:t>nodes</w:t>
       </w:r>
       <w:proofErr w:type="spellEnd"/>
@@ -8825,11 +8507,7 @@
       </w:r>
       <w:proofErr w:type="spellEnd"/>
       <w:r>
-        <w:t xml:space="preserve"> et al. (2023) </w:t>
-      </w:r>
-      <w:r>
-        <w:lastRenderedPageBreak/>
-        <w:t>revisan los algoritmos disponibles. Este TFM utiliza solo una parte de sus capacidades —localización con AMCL sobre un mapa guardado y navegación hasta un objetivo—, ya que el número de sesiones de laboratorio era limitado (apartado 1.5).</w:t>
+        <w:t xml:space="preserve"> et al. (2023) revisan los algoritmos disponibles. Este TFM utiliza solo una parte de sus capacidades —localización con AMCL sobre un mapa guardado y navegación hasta un objetivo—, ya que el número de sesiones de laboratorio era limitado (apartado 1.5).</w:t>
       </w:r>
     </w:p>
     <w:p>
@@ -8871,10 +8549,23 @@
         <w:rPr>
           <w:color w:val="000000"/>
         </w:rPr>
-        <w:t xml:space="preserve">DBSCAN reimplementado sobre </w:t>
-      </w:r>
-      <w:proofErr w:type="spellStart"/>
-      <w:proofErr w:type="gramStart"/>
+        <w:t xml:space="preserve">DBSCAN </w:t>
+      </w:r>
+      <w:proofErr w:type="spellStart"/>
+      <w:r>
+        <w:rPr>
+          <w:color w:val="000000"/>
+        </w:rPr>
+        <w:t>reimplementado</w:t>
+      </w:r>
+      <w:proofErr w:type="spellEnd"/>
+      <w:r>
+        <w:rPr>
+          <w:color w:val="000000"/>
+        </w:rPr>
+        <w:t xml:space="preserve"> sobre </w:t>
+      </w:r>
+      <w:proofErr w:type="spellStart"/>
       <w:r>
         <w:rPr>
           <w:color w:val="000000"/>
@@ -8882,7 +8573,6 @@
         <w:t>scipy.cKDTree</w:t>
       </w:r>
       <w:proofErr w:type="spellEnd"/>
-      <w:proofErr w:type="gramEnd"/>
       <w:r>
         <w:rPr>
           <w:color w:val="000000"/>
@@ -8923,21 +8613,8 @@
         <w:rPr>
           <w:color w:val="000000"/>
         </w:rPr>
-        <w:t xml:space="preserve">Un esquema de fusión </w:t>
-      </w:r>
-      <w:proofErr w:type="spellStart"/>
-      <w:r>
-        <w:rPr>
-          <w:color w:val="000000"/>
-        </w:rPr>
-        <w:t>LiDAR</w:t>
-      </w:r>
-      <w:proofErr w:type="spellEnd"/>
-      <w:r>
-        <w:rPr>
-          <w:color w:val="000000"/>
-        </w:rPr>
-        <w:t>-cámara deliberadamente asimétrico y con poca exigencia de calibración, frente a los esquemas simétricos o basados en aprendizaje profundo de la literatura reciente (apartado 2.5).</w:t>
+        <w:lastRenderedPageBreak/>
+        <w:t>Un esquema de fusión LiDAR-cámara deliberadamente asimétrico y con poca exigencia de calibración, frente a los esquemas simétricos o basados en aprendizaje profundo de la literatura reciente (apartado 2.5).</w:t>
       </w:r>
     </w:p>
     <w:p>
@@ -9038,23 +8715,7 @@
           <w:i/>
           <w:iCs/>
         </w:rPr>
-        <w:t xml:space="preserve"> </w:t>
-      </w:r>
-      <w:proofErr w:type="spellStart"/>
-      <w:r>
-        <w:rPr>
-          <w:i/>
-          <w:iCs/>
-        </w:rPr>
-        <w:t>System</w:t>
-      </w:r>
-      <w:proofErr w:type="spellEnd"/>
-      <w:r>
-        <w:rPr>
-          <w:i/>
-          <w:iCs/>
-        </w:rPr>
-        <w:t xml:space="preserve"> 2</w:t>
+        <w:t xml:space="preserve"> System 2</w:t>
       </w:r>
       <w:r>
         <w:t xml:space="preserve">) no es un sistema operativo en sentido estricto, sino un </w:t>
@@ -9221,21 +8882,7 @@
         <w:rPr>
           <w:color w:val="000000"/>
         </w:rPr>
-        <w:t xml:space="preserve"> (un barrido del </w:t>
-      </w:r>
-      <w:proofErr w:type="spellStart"/>
-      <w:r>
-        <w:rPr>
-          <w:color w:val="000000"/>
-        </w:rPr>
-        <w:t>LiDAR</w:t>
-      </w:r>
-      <w:proofErr w:type="spellEnd"/>
-      <w:r>
-        <w:rPr>
-          <w:color w:val="000000"/>
-        </w:rPr>
-        <w:t>) o Twist (una velocidad lineal y angular).</w:t>
+        <w:t xml:space="preserve"> (un barrido del LiDAR) o Twist (una velocidad lineal y angular).</w:t>
       </w:r>
     </w:p>
     <w:p>
@@ -9366,7 +9013,6 @@
         <w:jc w:val="both"/>
       </w:pPr>
       <w:r>
-        <w:lastRenderedPageBreak/>
         <w:t>Por debajo, los nodos se comunican mediante DDS (</w:t>
       </w:r>
       <w:r>
@@ -9393,15 +9039,7 @@
         <w:t xml:space="preserve"> Service</w:t>
       </w:r>
       <w:r>
-        <w:t xml:space="preserve">), un estándar de comunicación distribuida que les permite descubrirse automáticamente, tanto dentro de un mismo ordenador como a través de la red. Para inspeccionar el sistema en funcionamiento se utiliza RViz 2, la herramienta de visualización 3D de ROS 2, que muestra el mapa, los barridos del </w:t>
-      </w:r>
-      <w:proofErr w:type="spellStart"/>
-      <w:r>
-        <w:t>LiDAR</w:t>
-      </w:r>
-      <w:proofErr w:type="spellEnd"/>
-      <w:r>
-        <w:t xml:space="preserve"> o los marcadores que publique cada nodo.</w:t>
+        <w:t>), un estándar de comunicación distribuida que les permite descubrirse automáticamente, tanto dentro de un mismo ordenador como a través de la red. Para inspeccionar el sistema en funcionamiento se utiliza RViz 2, la herramienta de visualización 3D de ROS 2, que muestra el mapa, los barridos del LiDAR o los marcadores que publique cada nodo.</w:t>
       </w:r>
     </w:p>
     <w:p>
@@ -9427,18 +9065,14 @@
         <w:jc w:val="both"/>
       </w:pPr>
       <w:r>
+        <w:lastRenderedPageBreak/>
         <w:t xml:space="preserve">Todo el código se agrupa en un único paquete ROS 2, </w:t>
       </w:r>
       <w:proofErr w:type="spellStart"/>
       <w:r>
-        <w:t>person_</w:t>
-      </w:r>
-      <w:proofErr w:type="gramStart"/>
-      <w:r>
-        <w:t>follower</w:t>
-      </w:r>
-      <w:proofErr w:type="spellEnd"/>
-      <w:proofErr w:type="gramEnd"/>
+        <w:t>person_follower</w:t>
+      </w:r>
+      <w:proofErr w:type="spellEnd"/>
       <w:r>
         <w:t xml:space="preserve">, de tipo </w:t>
       </w:r>
@@ -9481,15 +9115,7 @@
       </w:r>
       <w:proofErr w:type="spellEnd"/>
       <w:r>
-        <w:t xml:space="preserve"> que los conectan. En ella se aprecia el recorrido de la información: el </w:t>
-      </w:r>
-      <w:proofErr w:type="spellStart"/>
-      <w:r>
-        <w:t>LiDAR</w:t>
-      </w:r>
-      <w:proofErr w:type="spellEnd"/>
-      <w:r>
-        <w:t xml:space="preserve"> publica sus barridos en /</w:t>
+        <w:t xml:space="preserve"> que los conectan. En ella se aprecia el recorrido de la información: el LiDAR publica sus barridos en /</w:t>
       </w:r>
       <w:proofErr w:type="spellStart"/>
       <w:r>
@@ -9545,15 +9171,7 @@
       </w:r>
       <w:proofErr w:type="spellEnd"/>
       <w:r>
-        <w:t xml:space="preserve"> solo usa como respaldo cuando el </w:t>
-      </w:r>
-      <w:proofErr w:type="spellStart"/>
-      <w:r>
-        <w:t>LiDAR</w:t>
-      </w:r>
-      <w:proofErr w:type="spellEnd"/>
-      <w:r>
-        <w:t xml:space="preserve"> no encuentra un par de piernas válido (apartado 3.3.1).</w:t>
+        <w:t xml:space="preserve"> solo usa como respaldo cuando el LiDAR no encuentra un par de piernas válido (apartado 3.3.1).</w:t>
       </w:r>
     </w:p>
     <w:p>
@@ -9605,18 +9223,9 @@
           <w:i/>
           <w:iCs/>
         </w:rPr>
-        <w:t>person_</w:t>
-      </w:r>
-      <w:proofErr w:type="gramStart"/>
-      <w:r>
-        <w:rPr>
-          <w:i/>
-          <w:iCs/>
-        </w:rPr>
-        <w:t>follower</w:t>
-      </w:r>
-      <w:proofErr w:type="spellEnd"/>
-      <w:proofErr w:type="gramEnd"/>
+        <w:t>person_follower</w:t>
+      </w:r>
+      <w:proofErr w:type="spellEnd"/>
       <w:r>
         <w:rPr>
           <w:i/>
@@ -9682,19 +9291,10 @@
           <w:i/>
           <w:iCs/>
         </w:rPr>
-        <w:lastRenderedPageBreak/>
         <w:t>Nota.</w:t>
       </w:r>
       <w:r>
-        <w:t xml:space="preserve"> Elaboración propia a partir del código fuente del proyecto. En beige, el hardware con su </w:t>
-      </w:r>
-      <w:proofErr w:type="gramStart"/>
-      <w:r>
-        <w:t>driver</w:t>
-      </w:r>
-      <w:proofErr w:type="gramEnd"/>
-      <w:r>
-        <w:t xml:space="preserve">; en gris, herramientas externas del ecosistema ROS 2; en verde, los nodos del paquete. Las flechas discontinuas indican un servicio, una acción o una lectura sin </w:t>
+        <w:t xml:space="preserve"> Elaboración propia a partir del código fuente del proyecto. En beige, el hardware con su driver; en gris, herramientas externas del ecosistema ROS 2; en verde, los nodos del paquete. Las flechas discontinuas indican un servicio, una acción o una lectura sin </w:t>
       </w:r>
       <w:proofErr w:type="spellStart"/>
       <w:r>
@@ -9749,6 +9349,7 @@
           <w:b/>
           <w:bCs/>
         </w:rPr>
+        <w:lastRenderedPageBreak/>
         <w:t>Figura 3.2</w:t>
       </w:r>
       <w:r>
@@ -9867,15 +9468,7 @@
         <w:t xml:space="preserve">Función: </w:t>
       </w:r>
       <w:r>
-        <w:t xml:space="preserve">detección de personas mediante el </w:t>
-      </w:r>
-      <w:proofErr w:type="spellStart"/>
-      <w:r>
-        <w:t>LiDAR</w:t>
-      </w:r>
-      <w:proofErr w:type="spellEnd"/>
-      <w:r>
-        <w:t>.</w:t>
+        <w:t>detección de personas mediante el LiDAR.</w:t>
       </w:r>
     </w:p>
     <w:p>
@@ -9893,15 +9486,7 @@
         <w:jc w:val="both"/>
       </w:pPr>
       <w:r>
-        <w:t xml:space="preserve">Para ello, filtra el ruido del </w:t>
-      </w:r>
-      <w:proofErr w:type="spellStart"/>
-      <w:r>
-        <w:t>LiDAR</w:t>
-      </w:r>
-      <w:proofErr w:type="spellEnd"/>
-      <w:r>
-        <w:t xml:space="preserve"> con un filtro de mediana, interpola para aumentar la resolución angular y agrupa los puntos con DBSCAN (</w:t>
+        <w:t>Para ello, filtra el ruido del LiDAR con un filtro de mediana, interpola para aumentar la resolución angular y agrupa los puntos con DBSCAN (</w:t>
       </w:r>
       <w:proofErr w:type="spellStart"/>
       <w:r>
@@ -9934,23 +9519,15 @@
       </w:r>
       <w:proofErr w:type="spellEnd"/>
       <w:r>
-        <w:t xml:space="preserve"> para elegir el clúster </w:t>
-      </w:r>
-      <w:proofErr w:type="spellStart"/>
-      <w:r>
-        <w:t>LiDAR</w:t>
-      </w:r>
-      <w:proofErr w:type="spellEnd"/>
-      <w:r>
-        <w:t xml:space="preserve"> mejor alineado con la persona y publica su centroide. Antes de añadir este mecanismo, el seguimiento se detenía tras 30 s sin </w:t>
-      </w:r>
-      <w:proofErr w:type="gramStart"/>
-      <w:r>
-        <w:t>piernas</w:t>
-      </w:r>
-      <w:proofErr w:type="gramEnd"/>
-      <w:r>
-        <w:t xml:space="preserve"> aunque la cámara siguiera viendo a la persona. En la validación sin movimiento se obtuvo un 100 % de detección, con una desviación de rumbo de unos 6°.</w:t>
+        <w:t xml:space="preserve"> para elegir el </w:t>
+      </w:r>
+      <w:proofErr w:type="spellStart"/>
+      <w:r>
+        <w:t>clúster</w:t>
+      </w:r>
+      <w:proofErr w:type="spellEnd"/>
+      <w:r>
+        <w:t xml:space="preserve"> LiDAR mejor alineado con la persona y publica su centroide. Antes de añadir este mecanismo, el seguimiento se detenía tras 30 s sin piernas aunque la cámara siguiera viendo a la persona. En la validación sin movimiento se obtuvo un 100 % de detección, con una desviación de rumbo de unos 6°.</w:t>
       </w:r>
     </w:p>
     <w:p>
@@ -9959,16 +9536,19 @@
         <w:jc w:val="both"/>
       </w:pPr>
       <w:r>
-        <w:t xml:space="preserve">El DBSCAN está reimplementado sobre </w:t>
-      </w:r>
-      <w:proofErr w:type="spellStart"/>
-      <w:proofErr w:type="gramStart"/>
-      <w:r>
-        <w:t>scipy.spatial</w:t>
-      </w:r>
-      <w:proofErr w:type="gramEnd"/>
-      <w:r>
-        <w:t>.cKDTree</w:t>
+        <w:t xml:space="preserve">El DBSCAN está </w:t>
+      </w:r>
+      <w:proofErr w:type="spellStart"/>
+      <w:r>
+        <w:t>reimplementado</w:t>
+      </w:r>
+      <w:proofErr w:type="spellEnd"/>
+      <w:r>
+        <w:t xml:space="preserve"> sobre </w:t>
+      </w:r>
+      <w:proofErr w:type="spellStart"/>
+      <w:r>
+        <w:t>scipy.spatial.cKDTree</w:t>
       </w:r>
       <w:proofErr w:type="spellEnd"/>
       <w:r>
@@ -10021,15 +9601,35 @@
       </w:r>
       <w:proofErr w:type="spellEnd"/>
       <w:r>
-        <w:t xml:space="preserve">; publica </w:t>
-      </w:r>
-      <w:r>
-        <w:lastRenderedPageBreak/>
+        <w:t>; publica /</w:t>
+      </w:r>
+      <w:proofErr w:type="spellStart"/>
+      <w:r>
+        <w:t>person_detected</w:t>
+      </w:r>
+      <w:proofErr w:type="spellEnd"/>
+      <w:r>
+        <w:t>, /</w:t>
+      </w:r>
+      <w:proofErr w:type="spellStart"/>
+      <w:r>
+        <w:t>person_position</w:t>
+      </w:r>
+      <w:proofErr w:type="spellEnd"/>
+      <w:r>
+        <w:t>, /</w:t>
+      </w:r>
+      <w:proofErr w:type="spellStart"/>
+      <w:r>
+        <w:t>detection</w:t>
+      </w:r>
+      <w:proofErr w:type="spellEnd"/>
+      <w:r>
         <w:t>/</w:t>
       </w:r>
       <w:proofErr w:type="spellStart"/>
       <w:r>
-        <w:t>person_detected</w:t>
+        <w:t>clusters</w:t>
       </w:r>
       <w:proofErr w:type="spellEnd"/>
       <w:r>
@@ -10037,11 +9637,27 @@
       </w:r>
       <w:proofErr w:type="spellStart"/>
       <w:r>
-        <w:t>person_position</w:t>
-      </w:r>
-      <w:proofErr w:type="spellEnd"/>
-      <w:r>
-        <w:t>, /</w:t>
+        <w:t>clusters</w:t>
+      </w:r>
+      <w:proofErr w:type="spellEnd"/>
+      <w:r>
+        <w:t>/general, /</w:t>
+      </w:r>
+      <w:proofErr w:type="spellStart"/>
+      <w:r>
+        <w:t>clusters</w:t>
+      </w:r>
+      <w:proofErr w:type="spellEnd"/>
+      <w:r>
+        <w:t>/</w:t>
+      </w:r>
+      <w:proofErr w:type="spellStart"/>
+      <w:r>
+        <w:t>legs</w:t>
+      </w:r>
+      <w:proofErr w:type="spellEnd"/>
+      <w:r>
+        <w:t xml:space="preserve"> y /</w:t>
       </w:r>
       <w:proofErr w:type="spellStart"/>
       <w:r>
@@ -10049,61 +9665,7 @@
       </w:r>
       <w:proofErr w:type="spellEnd"/>
       <w:r>
-        <w:t>/</w:t>
-      </w:r>
-      <w:proofErr w:type="spellStart"/>
-      <w:proofErr w:type="gramStart"/>
-      <w:r>
-        <w:t>clusters</w:t>
-      </w:r>
-      <w:proofErr w:type="spellEnd"/>
-      <w:proofErr w:type="gramEnd"/>
-      <w:r>
-        <w:t>, /</w:t>
-      </w:r>
-      <w:proofErr w:type="spellStart"/>
-      <w:proofErr w:type="gramStart"/>
-      <w:r>
-        <w:t>clusters</w:t>
-      </w:r>
-      <w:proofErr w:type="spellEnd"/>
-      <w:proofErr w:type="gramEnd"/>
-      <w:r>
-        <w:t>/general, /</w:t>
-      </w:r>
-      <w:proofErr w:type="spellStart"/>
-      <w:proofErr w:type="gramStart"/>
-      <w:r>
-        <w:t>clusters</w:t>
-      </w:r>
-      <w:proofErr w:type="spellEnd"/>
-      <w:proofErr w:type="gramEnd"/>
-      <w:r>
-        <w:t>/</w:t>
-      </w:r>
-      <w:proofErr w:type="spellStart"/>
-      <w:r>
-        <w:t>legs</w:t>
-      </w:r>
-      <w:proofErr w:type="spellEnd"/>
-      <w:r>
-        <w:t xml:space="preserve"> y /</w:t>
-      </w:r>
-      <w:proofErr w:type="spellStart"/>
-      <w:r>
-        <w:t>detection</w:t>
-      </w:r>
-      <w:proofErr w:type="spellEnd"/>
-      <w:r>
-        <w:t>/</w:t>
-      </w:r>
-      <w:proofErr w:type="gramStart"/>
-      <w:r>
-        <w:t>status</w:t>
-      </w:r>
-      <w:proofErr w:type="gramEnd"/>
-      <w:r>
-        <w:t>.</w:t>
+        <w:t>/status.</w:t>
       </w:r>
     </w:p>
     <w:p>
@@ -10142,31 +9704,11 @@
         <w:jc w:val="both"/>
       </w:pPr>
       <w:r>
-        <w:t xml:space="preserve">Este nodo cumple dos funciones: reconocer los gestos con los que la persona da órdenes al robot y, cuando el </w:t>
-      </w:r>
-      <w:proofErr w:type="spellStart"/>
-      <w:r>
-        <w:t>LiDAR</w:t>
-      </w:r>
-      <w:proofErr w:type="spellEnd"/>
-      <w:r>
-        <w:t xml:space="preserve"> no encuentra un par de piernas válido, proporcionar una dirección aproximada para no perderla. Por ejemplo, si la persona gira y queda de perfil, la cámara puede seguir viendo su hombro y su </w:t>
-      </w:r>
-      <w:proofErr w:type="gramStart"/>
-      <w:r>
-        <w:t>muñeca</w:t>
-      </w:r>
-      <w:proofErr w:type="gramEnd"/>
-      <w:r>
-        <w:t xml:space="preserve"> aunque el </w:t>
-      </w:r>
-      <w:proofErr w:type="spellStart"/>
-      <w:r>
-        <w:t>LiDAR</w:t>
-      </w:r>
-      <w:proofErr w:type="spellEnd"/>
-      <w:r>
-        <w:t xml:space="preserve"> ya no distinga sus piernas.</w:t>
+        <w:t xml:space="preserve">Este nodo cumple dos funciones: reconocer los gestos con los que la persona da órdenes al robot y, cuando el LiDAR no encuentra un par de piernas válido, proporcionar una dirección aproximada para </w:t>
+      </w:r>
+      <w:r>
+        <w:lastRenderedPageBreak/>
+        <w:t>no perderla. Por ejemplo, si la persona gira y queda de perfil, la cámara puede seguir viendo su hombro y su muñeca aunque el LiDAR ya no distinga sus piernas.</w:t>
       </w:r>
     </w:p>
     <w:p>
@@ -10175,15 +9717,7 @@
         <w:jc w:val="both"/>
       </w:pPr>
       <w:r>
-        <w:t xml:space="preserve">Cada fotograma se procesa con </w:t>
-      </w:r>
-      <w:proofErr w:type="spellStart"/>
-      <w:r>
-        <w:t>MediaPipe</w:t>
-      </w:r>
-      <w:proofErr w:type="spellEnd"/>
-      <w:r>
-        <w:t xml:space="preserve"> Pose para obtener el esqueleto de la persona, en lugar del detector HOG original, que necesitaba el cuerpo entero en el encuadre, algo imposible a la distancia real de seguimiento (en torno a 1 m).</w:t>
+        <w:t>Cada fotograma se procesa con MediaPipe Pose para obtener el esqueleto de la persona, en lugar del detector HOG original, que necesitaba el cuerpo entero en el encuadre, algo imposible a la distancia real de seguimiento (en torno a 1 m).</w:t>
       </w:r>
     </w:p>
     <w:p>
@@ -10192,15 +9726,7 @@
         <w:jc w:val="both"/>
       </w:pPr>
       <w:r>
-        <w:t xml:space="preserve">Los gestos se reconocen a partir de los puntos clave de </w:t>
-      </w:r>
-      <w:proofErr w:type="spellStart"/>
-      <w:r>
-        <w:t>MediaPipe</w:t>
-      </w:r>
-      <w:proofErr w:type="spellEnd"/>
-      <w:r>
-        <w:t xml:space="preserve"> Pose: la mano derecha levantada por encima del hombro inicia el seguimiento, la izquierda lo detiene y las dos manos juntas sobre la cabeza (gesto «casa») ordenan la vuelta a la posición de inicio. Cada gesto exige varios fotogramas consecutivos de confirmación y un tiempo de espera entre comandos, para reducir los falsos positivos.</w:t>
+        <w:t>Los gestos se reconocen a partir de los puntos clave de MediaPipe Pose: la mano derecha levantada por encima del hombro inicia el seguimiento, la izquierda lo detiene y las dos manos juntas sobre la cabeza (gesto «casa») ordenan la vuelta a la posición de inicio. Cada gesto exige varios fotogramas consecutivos de confirmación y un tiempo de espera entre comandos, para reducir los falsos positivos.</w:t>
       </w:r>
     </w:p>
     <w:p>
@@ -10217,15 +9743,7 @@
       </w:r>
       <w:proofErr w:type="spellEnd"/>
       <w:r>
-        <w:t xml:space="preserve">. La cámara se lee directamente con </w:t>
-      </w:r>
-      <w:proofErr w:type="spellStart"/>
-      <w:r>
-        <w:t>OpenCV</w:t>
-      </w:r>
-      <w:proofErr w:type="spellEnd"/>
-      <w:r>
-        <w:t xml:space="preserve">, sin pasar por un </w:t>
+        <w:t xml:space="preserve">. La cámara se lee directamente con OpenCV, sin pasar por un </w:t>
       </w:r>
       <w:proofErr w:type="spellStart"/>
       <w:r>
@@ -10273,15 +9791,7 @@
       </w:r>
       <w:proofErr w:type="spellEnd"/>
       <w:r>
-        <w:t>, /camera/</w:t>
-      </w:r>
-      <w:proofErr w:type="gramStart"/>
-      <w:r>
-        <w:t>status</w:t>
-      </w:r>
-      <w:proofErr w:type="gramEnd"/>
-      <w:r>
-        <w:t xml:space="preserve"> y /</w:t>
+        <w:t>, /camera/status y /</w:t>
       </w:r>
       <w:proofErr w:type="spellStart"/>
       <w:r>
@@ -10345,11 +9855,11 @@
         <w:jc w:val="both"/>
       </w:pPr>
       <w:r>
-        <w:t xml:space="preserve">Aplica un filtro de Kalman (estado [x, y, </w:t>
-      </w:r>
-      <w:proofErr w:type="spellStart"/>
-      <w:r>
-        <w:t>vx</w:t>
+        <w:t xml:space="preserve">Aplica un filtro de Kalman (estado [x, y, vx, </w:t>
+      </w:r>
+      <w:proofErr w:type="spellStart"/>
+      <w:r>
+        <w:t>vy</w:t>
       </w:r>
       <w:proofErr w:type="spellEnd"/>
       <w:r>
@@ -10357,14 +9867,6 @@
       </w:r>
       <w:proofErr w:type="spellStart"/>
       <w:r>
-        <w:t>vy</w:t>
-      </w:r>
-      <w:proofErr w:type="spellEnd"/>
-      <w:r>
-        <w:t xml:space="preserve">, </w:t>
-      </w:r>
-      <w:proofErr w:type="spellStart"/>
-      <w:r>
         <w:t>ax</w:t>
       </w:r>
       <w:proofErr w:type="spellEnd"/>
@@ -10377,15 +9879,7 @@
       </w:r>
       <w:proofErr w:type="spellEnd"/>
       <w:r>
-        <w:t xml:space="preserve"> y calcula la distancia y el ángulo hacia la persona. También evita obstáculos en el sector frontal de ±50° del </w:t>
-      </w:r>
-      <w:proofErr w:type="spellStart"/>
-      <w:r>
-        <w:t>LiDAR</w:t>
-      </w:r>
-      <w:proofErr w:type="spellEnd"/>
-      <w:r>
-        <w:t xml:space="preserve">: si detecta un obstáculo a menos de 0,40 m, desvía el giro y reduce la velocidad lineal; y detiene el robot si la persona desaparece durante más de dos segundos. Solo actúa cuando </w:t>
+        <w:t xml:space="preserve"> y calcula la distancia y el ángulo hacia la persona. También evita obstáculos en el sector frontal de ±50° del LiDAR: si detecta un obstáculo a menos de 0,40 m, desvía el giro y reduce la velocidad lineal; y detiene el robot si la persona desaparece durante más de dos segundos. Solo actúa cuando </w:t>
       </w:r>
       <w:proofErr w:type="spellStart"/>
       <w:r>
@@ -10447,7 +9941,15 @@
       </w:r>
       <w:proofErr w:type="spellEnd"/>
       <w:r>
-        <w:t>; publica /tracking/</w:t>
+        <w:t>; publica /</w:t>
+      </w:r>
+      <w:proofErr w:type="spellStart"/>
+      <w:r>
+        <w:t>tracking</w:t>
+      </w:r>
+      <w:proofErr w:type="spellEnd"/>
+      <w:r>
+        <w:t>/</w:t>
       </w:r>
       <w:proofErr w:type="spellStart"/>
       <w:r>
@@ -10463,25 +9965,15 @@
       </w:r>
       <w:proofErr w:type="spellEnd"/>
       <w:r>
-        <w:t>, /tracking/</w:t>
-      </w:r>
-      <w:proofErr w:type="gramStart"/>
-      <w:r>
-        <w:t>status</w:t>
-      </w:r>
-      <w:proofErr w:type="gramEnd"/>
-      <w:r>
-        <w:t xml:space="preserve"> y /</w:t>
-      </w:r>
-      <w:proofErr w:type="spellStart"/>
-      <w:proofErr w:type="gramStart"/>
-      <w:r>
-        <w:t>follower</w:t>
-      </w:r>
-      <w:proofErr w:type="spellEnd"/>
-      <w:proofErr w:type="gramEnd"/>
-      <w:r>
-        <w:t>/</w:t>
+        <w:t>, /</w:t>
+      </w:r>
+      <w:proofErr w:type="spellStart"/>
+      <w:r>
+        <w:t>tracking</w:t>
+      </w:r>
+      <w:proofErr w:type="spellEnd"/>
+      <w:r>
+        <w:t>/status y /follower/</w:t>
       </w:r>
       <w:proofErr w:type="spellStart"/>
       <w:r>
@@ -10545,7 +10037,6 @@
         <w:jc w:val="both"/>
       </w:pPr>
       <w:r>
-        <w:lastRenderedPageBreak/>
         <w:t xml:space="preserve">Implementa la máquina de estados de la Figura 3.3. Tras el arranque (INIT), el sistema queda en IDLE, a la espera de una persona autorizada. En TRACKING reenvía a la base las velocidades de </w:t>
       </w:r>
       <w:proofErr w:type="spellStart"/>
@@ -10584,6 +10075,7 @@
           <w:b/>
           <w:bCs/>
         </w:rPr>
+        <w:lastRenderedPageBreak/>
         <w:t>Figura 3.3</w:t>
       </w:r>
       <w:r>
@@ -10713,7 +10205,15 @@
       </w:r>
       <w:proofErr w:type="spellEnd"/>
       <w:r>
-        <w:t>, /tracking/</w:t>
+        <w:t>, /</w:t>
+      </w:r>
+      <w:proofErr w:type="spellStart"/>
+      <w:r>
+        <w:t>tracking</w:t>
+      </w:r>
+      <w:proofErr w:type="spellEnd"/>
+      <w:r>
+        <w:t>/</w:t>
       </w:r>
       <w:proofErr w:type="spellStart"/>
       <w:r>
@@ -10721,7 +10221,15 @@
       </w:r>
       <w:proofErr w:type="spellEnd"/>
       <w:r>
-        <w:t>, /nav2/</w:t>
+        <w:t>, /</w:t>
+      </w:r>
+      <w:proofErr w:type="spellStart"/>
+      <w:r>
+        <w:t>nav2</w:t>
+      </w:r>
+      <w:proofErr w:type="spellEnd"/>
+      <w:r>
+        <w:t>/</w:t>
       </w:r>
       <w:proofErr w:type="spellStart"/>
       <w:r>
@@ -10729,7 +10237,15 @@
       </w:r>
       <w:proofErr w:type="spellEnd"/>
       <w:r>
-        <w:t xml:space="preserve"> (velocidad calculada por Nav2) y /</w:t>
+        <w:t xml:space="preserve"> (velocidad calculada por </w:t>
+      </w:r>
+      <w:proofErr w:type="spellStart"/>
+      <w:r>
+        <w:t>Nav2</w:t>
+      </w:r>
+      <w:proofErr w:type="spellEnd"/>
+      <w:r>
+        <w:t>) y /</w:t>
       </w:r>
       <w:proofErr w:type="spellStart"/>
       <w:r>
@@ -10789,24 +10305,11 @@
       </w:r>
       <w:proofErr w:type="spellStart"/>
       <w:r>
-        <w:t>teleop_</w:t>
-      </w:r>
-      <w:proofErr w:type="gramStart"/>
-      <w:r>
-        <w:t>status</w:t>
-      </w:r>
-      <w:proofErr w:type="spellEnd"/>
-      <w:proofErr w:type="gramEnd"/>
-      <w:r>
-        <w:t xml:space="preserve"> y /control/</w:t>
-      </w:r>
-      <w:proofErr w:type="spellStart"/>
-      <w:r>
-        <w:t>state</w:t>
-      </w:r>
-      <w:proofErr w:type="spellEnd"/>
-      <w:r>
-        <w:t xml:space="preserve">. Además, usa el servicio </w:t>
+        <w:t>teleop_status</w:t>
+      </w:r>
+      <w:proofErr w:type="spellEnd"/>
+      <w:r>
+        <w:t xml:space="preserve"> y /control/state. Además, usa el servicio </w:t>
       </w:r>
       <w:proofErr w:type="spellStart"/>
       <w:r>
@@ -10830,7 +10333,15 @@
       </w:r>
       <w:proofErr w:type="spellEnd"/>
       <w:r>
-        <w:t xml:space="preserve"> de Nav2.</w:t>
+        <w:t xml:space="preserve"> de </w:t>
+      </w:r>
+      <w:proofErr w:type="spellStart"/>
+      <w:r>
+        <w:t>Nav2</w:t>
+      </w:r>
+      <w:proofErr w:type="spellEnd"/>
+      <w:r>
+        <w:t>.</w:t>
       </w:r>
     </w:p>
     <w:p>
@@ -10908,15 +10419,7 @@
       </w:r>
       <w:proofErr w:type="spellEnd"/>
       <w:r>
-        <w:t>/</w:t>
-      </w:r>
-      <w:proofErr w:type="gramStart"/>
-      <w:r>
-        <w:t>status</w:t>
-      </w:r>
-      <w:proofErr w:type="gramEnd"/>
-      <w:r>
-        <w:t>.</w:t>
+        <w:t>/status.</w:t>
       </w:r>
     </w:p>
     <w:p>
@@ -10929,15 +10432,7 @@
       </w:r>
       <w:proofErr w:type="spellStart"/>
       <w:r>
-        <w:t>user_</w:t>
-      </w:r>
-      <w:proofErr w:type="gramStart"/>
-      <w:r>
-        <w:t>interface</w:t>
-      </w:r>
-      <w:proofErr w:type="gramEnd"/>
-      <w:r>
-        <w:t>_node</w:t>
+        <w:t>user_interface_node</w:t>
       </w:r>
       <w:proofErr w:type="spellEnd"/>
     </w:p>
@@ -10956,16 +10451,15 @@
         <w:jc w:val="both"/>
       </w:pPr>
       <w:r>
-        <w:lastRenderedPageBreak/>
-        <w:t xml:space="preserve">Lanza RViz 2 con la configuración del paquete y le envía la información que se quiere visualizar: marcadores con la posición estimada de la persona, los clústeres del </w:t>
-      </w:r>
-      <w:proofErr w:type="spellStart"/>
-      <w:r>
-        <w:t>LiDAR</w:t>
-      </w:r>
-      <w:proofErr w:type="spellEnd"/>
-      <w:r>
-        <w:t xml:space="preserve"> y el robot, además de un estado de diagnóstico periódico.</w:t>
+        <w:t xml:space="preserve">Lanza RViz 2 con la configuración del paquete y le envía la información que se quiere visualizar: marcadores con la posición estimada de la persona, los </w:t>
+      </w:r>
+      <w:proofErr w:type="spellStart"/>
+      <w:r>
+        <w:t>clústeres</w:t>
+      </w:r>
+      <w:proofErr w:type="spellEnd"/>
+      <w:r>
+        <w:t xml:space="preserve"> del LiDAR y el robot, además de un estado de diagnóstico periódico.</w:t>
       </w:r>
     </w:p>
     <w:p>
@@ -10978,28 +10472,15 @@
       </w:r>
       <w:proofErr w:type="spellStart"/>
       <w:r>
-        <w:t>person_</w:t>
-      </w:r>
-      <w:proofErr w:type="gramStart"/>
-      <w:r>
-        <w:t>follower</w:t>
-      </w:r>
-      <w:proofErr w:type="spellEnd"/>
-      <w:proofErr w:type="gramEnd"/>
+        <w:t>person_follower</w:t>
+      </w:r>
+      <w:proofErr w:type="spellEnd"/>
       <w:r>
         <w:t xml:space="preserve">: es la herramienta genérica de visualización de ROS 2. </w:t>
       </w:r>
       <w:proofErr w:type="spellStart"/>
       <w:r>
-        <w:t>user_</w:t>
-      </w:r>
-      <w:proofErr w:type="gramStart"/>
-      <w:r>
-        <w:t>interface</w:t>
-      </w:r>
-      <w:proofErr w:type="gramEnd"/>
-      <w:r>
-        <w:t>_node</w:t>
+        <w:t>user_interface_node</w:t>
       </w:r>
       <w:proofErr w:type="spellEnd"/>
       <w:r>
@@ -11011,78 +10492,62 @@
       </w:r>
       <w:proofErr w:type="spellEnd"/>
       <w:r>
-        <w:t>: se suscribe a /camera/</w:t>
-      </w:r>
-      <w:proofErr w:type="gramStart"/>
-      <w:r>
-        <w:t>status</w:t>
-      </w:r>
-      <w:proofErr w:type="gramEnd"/>
+        <w:t>: se suscribe a /camera/status, /</w:t>
+      </w:r>
+      <w:proofErr w:type="spellStart"/>
+      <w:r>
+        <w:t>detection</w:t>
+      </w:r>
+      <w:proofErr w:type="spellEnd"/>
+      <w:r>
+        <w:t>/status, /</w:t>
+      </w:r>
+      <w:proofErr w:type="spellStart"/>
+      <w:r>
+        <w:t>tracking</w:t>
+      </w:r>
+      <w:proofErr w:type="spellEnd"/>
+      <w:r>
+        <w:t xml:space="preserve">/status, </w:t>
+      </w:r>
+      <w:r>
+        <w:lastRenderedPageBreak/>
+        <w:t>/</w:t>
+      </w:r>
+      <w:proofErr w:type="spellStart"/>
+      <w:r>
+        <w:t>person_detected</w:t>
+      </w:r>
+      <w:proofErr w:type="spellEnd"/>
       <w:r>
         <w:t>, /</w:t>
       </w:r>
       <w:proofErr w:type="spellStart"/>
       <w:r>
-        <w:t>detection</w:t>
+        <w:t>clusters</w:t>
+      </w:r>
+      <w:proofErr w:type="spellEnd"/>
+      <w:r>
+        <w:t>/general, /</w:t>
+      </w:r>
+      <w:proofErr w:type="spellStart"/>
+      <w:r>
+        <w:t>clusters</w:t>
       </w:r>
       <w:proofErr w:type="spellEnd"/>
       <w:r>
         <w:t>/</w:t>
       </w:r>
-      <w:proofErr w:type="gramStart"/>
-      <w:r>
-        <w:t>status</w:t>
-      </w:r>
-      <w:proofErr w:type="gramEnd"/>
-      <w:r>
-        <w:t>, /tracking/</w:t>
-      </w:r>
-      <w:proofErr w:type="gramStart"/>
-      <w:r>
-        <w:t>status</w:t>
-      </w:r>
-      <w:proofErr w:type="gramEnd"/>
+      <w:proofErr w:type="spellStart"/>
+      <w:r>
+        <w:t>legs</w:t>
+      </w:r>
+      <w:proofErr w:type="spellEnd"/>
       <w:r>
         <w:t>, /</w:t>
       </w:r>
       <w:proofErr w:type="spellStart"/>
       <w:r>
-        <w:t>person_detected</w:t>
-      </w:r>
-      <w:proofErr w:type="spellEnd"/>
-      <w:r>
-        <w:t>, /</w:t>
-      </w:r>
-      <w:proofErr w:type="spellStart"/>
-      <w:proofErr w:type="gramStart"/>
-      <w:r>
-        <w:t>clusters</w:t>
-      </w:r>
-      <w:proofErr w:type="spellEnd"/>
-      <w:proofErr w:type="gramEnd"/>
-      <w:r>
-        <w:t>/general, /</w:t>
-      </w:r>
-      <w:proofErr w:type="spellStart"/>
-      <w:proofErr w:type="gramStart"/>
-      <w:r>
-        <w:t>clusters</w:t>
-      </w:r>
-      <w:proofErr w:type="spellEnd"/>
-      <w:proofErr w:type="gramEnd"/>
-      <w:r>
-        <w:t>/</w:t>
-      </w:r>
-      <w:proofErr w:type="spellStart"/>
-      <w:r>
-        <w:t>legs</w:t>
-      </w:r>
-      <w:proofErr w:type="spellEnd"/>
-      <w:r>
-        <w:t>, /</w:t>
-      </w:r>
-      <w:proofErr w:type="spellStart"/>
-      <w:r>
         <w:t>expected_person_position</w:t>
       </w:r>
       <w:proofErr w:type="spellEnd"/>
@@ -11099,14 +10564,9 @@
       </w:r>
       <w:proofErr w:type="spellStart"/>
       <w:r>
-        <w:t>teleop_</w:t>
-      </w:r>
-      <w:proofErr w:type="gramStart"/>
-      <w:r>
-        <w:t>status</w:t>
-      </w:r>
-      <w:proofErr w:type="spellEnd"/>
-      <w:proofErr w:type="gramEnd"/>
+        <w:t>teleop_status</w:t>
+      </w:r>
+      <w:proofErr w:type="spellEnd"/>
       <w:r>
         <w:t>; publica los marcadores /</w:t>
       </w:r>
@@ -11196,15 +10656,7 @@
       </w:r>
       <w:proofErr w:type="spellEnd"/>
       <w:r>
-        <w:t>; publica /</w:t>
-      </w:r>
-      <w:proofErr w:type="spellStart"/>
-      <w:r>
-        <w:t>map</w:t>
-      </w:r>
-      <w:proofErr w:type="spellEnd"/>
-      <w:r>
-        <w:t>, /</w:t>
+        <w:t>; publica /map, /</w:t>
       </w:r>
       <w:proofErr w:type="spellStart"/>
       <w:r>
@@ -11276,15 +10728,7 @@
         <w:jc w:val="both"/>
       </w:pPr>
       <w:r>
-        <w:t xml:space="preserve">La Figura 3.4 muestra los sistemas de referencia del robot y el árbol de transformaciones que los relaciona. </w:t>
-      </w:r>
-      <w:proofErr w:type="spellStart"/>
-      <w:r>
-        <w:t>map</w:t>
-      </w:r>
-      <w:proofErr w:type="spellEnd"/>
-      <w:r>
-        <w:t xml:space="preserve"> es el sistema fijo del mapa; </w:t>
+        <w:t xml:space="preserve">La Figura 3.4 muestra los sistemas de referencia del robot y el árbol de transformaciones que los relaciona. map es el sistema fijo del mapa; </w:t>
       </w:r>
       <w:proofErr w:type="spellStart"/>
       <w:r>
@@ -11300,15 +10744,7 @@
       </w:r>
       <w:proofErr w:type="spellEnd"/>
       <w:r>
-        <w:t xml:space="preserve">, que es </w:t>
-      </w:r>
-      <w:proofErr w:type="gramStart"/>
-      <w:r>
-        <w:t>continuo</w:t>
-      </w:r>
-      <w:proofErr w:type="gramEnd"/>
-      <w:r>
-        <w:t xml:space="preserve"> pero acumula deriva; </w:t>
+        <w:t xml:space="preserve">, que es continuo pero acumula deriva; </w:t>
       </w:r>
       <w:proofErr w:type="spellStart"/>
       <w:r>
@@ -11316,47 +10752,31 @@
       </w:r>
       <w:proofErr w:type="spellEnd"/>
       <w:r>
-        <w:t xml:space="preserve"> está ligado al robot, en el suelo y bajo su centro, con el eje x hacia delante, el eje y hacia la izquierda y el eje z hacia arriba (convenio REP-103; Foote &amp; Purvis, 2010); y laser es el sistema de medida del </w:t>
-      </w:r>
-      <w:proofErr w:type="spellStart"/>
-      <w:r>
-        <w:t>LiDAR</w:t>
-      </w:r>
-      <w:proofErr w:type="spellEnd"/>
-      <w:r>
-        <w:t xml:space="preserve">. La transformación </w:t>
-      </w:r>
-      <w:proofErr w:type="spellStart"/>
-      <w:r>
-        <w:t>base_footprint→laser</w:t>
-      </w:r>
-      <w:proofErr w:type="spellEnd"/>
-      <w:r>
-        <w:t xml:space="preserve"> es estática y se publica con una rotación de 180° sobre z, porque el </w:t>
-      </w:r>
-      <w:proofErr w:type="spellStart"/>
-      <w:r>
-        <w:t>LiDAR</w:t>
-      </w:r>
-      <w:proofErr w:type="spellEnd"/>
-      <w:r>
-        <w:t xml:space="preserve"> está montado girado. La transformación </w:t>
-      </w:r>
-      <w:proofErr w:type="spellStart"/>
-      <w:r>
-        <w:t>odom→base_footprint</w:t>
-      </w:r>
-      <w:proofErr w:type="spellEnd"/>
-      <w:r>
-        <w:t xml:space="preserve"> la publica el </w:t>
-      </w:r>
-      <w:proofErr w:type="gramStart"/>
-      <w:r>
-        <w:t>driver</w:t>
-      </w:r>
-      <w:proofErr w:type="gramEnd"/>
-      <w:r>
-        <w:t xml:space="preserve"> de la </w:t>
+        <w:t xml:space="preserve"> está ligado al robot, en el suelo y bajo su centro, con el eje x hacia delante, el eje y hacia la izquierda y el eje z hacia arriba (convenio REP-103; Foote &amp; Purvis, 2010); y laser es el sistema de medida del LiDAR. La transformación </w:t>
+      </w:r>
+      <w:proofErr w:type="spellStart"/>
+      <w:r>
+        <w:t>base_footprint</w:t>
+      </w:r>
+      <w:proofErr w:type="spellEnd"/>
+      <w:r>
+        <w:t xml:space="preserve">→laser es estática y se publica con una rotación de 180° sobre z, porque el LiDAR está montado girado. La transformación </w:t>
+      </w:r>
+      <w:proofErr w:type="spellStart"/>
+      <w:r>
+        <w:t>odom</w:t>
+      </w:r>
+      <w:proofErr w:type="spellEnd"/>
+      <w:r>
+        <w:t>→base</w:t>
+      </w:r>
+      <w:proofErr w:type="spellStart"/>
+      <w:r>
+        <w:t>_footprint</w:t>
+      </w:r>
+      <w:proofErr w:type="spellEnd"/>
+      <w:r>
+        <w:t xml:space="preserve"> la publica el driver de la </w:t>
       </w:r>
       <w:proofErr w:type="spellStart"/>
       <w:r>
@@ -11372,11 +10792,11 @@
       </w:r>
       <w:proofErr w:type="spellEnd"/>
       <w:r>
-        <w:t xml:space="preserve"> de las ruedas, y </w:t>
-      </w:r>
-      <w:proofErr w:type="spellStart"/>
-      <w:r>
-        <w:t>map→odom</w:t>
+        <w:t xml:space="preserve"> de las ruedas, y map→</w:t>
+      </w:r>
+      <w:proofErr w:type="spellStart"/>
+      <w:r>
+        <w:t>odom</w:t>
       </w:r>
       <w:proofErr w:type="spellEnd"/>
       <w:r>
@@ -11402,7 +10822,6 @@
           <w:b/>
           <w:bCs/>
         </w:rPr>
-        <w:lastRenderedPageBreak/>
         <w:t>Figura 3.4</w:t>
       </w:r>
       <w:r>
@@ -11477,6 +10896,7 @@
           <w:i/>
           <w:iCs/>
         </w:rPr>
+        <w:lastRenderedPageBreak/>
         <w:t>Nota.</w:t>
       </w:r>
       <w:r>
@@ -11511,12 +10931,10 @@
         <w:t>Todos los parámetros ajustables se reúnen en un archivo de configuración común (</w:t>
       </w:r>
       <w:proofErr w:type="spellStart"/>
-      <w:proofErr w:type="gramStart"/>
       <w:r>
         <w:t>config.yaml</w:t>
       </w:r>
       <w:proofErr w:type="spellEnd"/>
-      <w:proofErr w:type="gramEnd"/>
       <w:r>
         <w:t xml:space="preserve">), de modo que umbrales, distancias de seguridad y comportamientos pueden cambiarse sin recompilar. SLAM </w:t>
       </w:r>
@@ -11526,7 +10944,15 @@
       </w:r>
       <w:proofErr w:type="spellEnd"/>
       <w:r>
-        <w:t xml:space="preserve"> y Nav2 usan sus propios archivos de configuración.</w:t>
+        <w:t xml:space="preserve"> y </w:t>
+      </w:r>
+      <w:proofErr w:type="spellStart"/>
+      <w:r>
+        <w:t>Nav2</w:t>
+      </w:r>
+      <w:proofErr w:type="spellEnd"/>
+      <w:r>
+        <w:t xml:space="preserve"> usan sus propios archivos de configuración.</w:t>
       </w:r>
     </w:p>
     <w:p>
@@ -11550,14 +10976,9 @@
       </w:r>
       <w:proofErr w:type="spellStart"/>
       <w:r>
-        <w:t>person_</w:t>
-      </w:r>
-      <w:proofErr w:type="gramStart"/>
-      <w:r>
-        <w:t>follower</w:t>
-      </w:r>
-      <w:proofErr w:type="spellEnd"/>
-      <w:proofErr w:type="gramEnd"/>
+        <w:t>person_follower</w:t>
+      </w:r>
+      <w:proofErr w:type="spellEnd"/>
       <w:r>
         <w:t xml:space="preserve">, agrupadas en tres niveles. El primero es el núcleo de ROS 2: la biblioteca cliente </w:t>
       </w:r>
@@ -11583,15 +11004,7 @@
       </w:r>
       <w:proofErr w:type="spellEnd"/>
       <w:r>
-        <w:t xml:space="preserve"> y del </w:t>
-      </w:r>
-      <w:proofErr w:type="spellStart"/>
-      <w:r>
-        <w:t>LiDAR</w:t>
-      </w:r>
-      <w:proofErr w:type="spellEnd"/>
-      <w:r>
-        <w:t xml:space="preserve">, SLAM </w:t>
+        <w:t xml:space="preserve"> y del LiDAR, SLAM </w:t>
       </w:r>
       <w:proofErr w:type="spellStart"/>
       <w:r>
@@ -11599,7 +11012,23 @@
       </w:r>
       <w:proofErr w:type="spellEnd"/>
       <w:r>
-        <w:t xml:space="preserve">, Nav2 y RViz 2. El tercero son bibliotecas de Python ajenas a ROS: </w:t>
+        <w:t xml:space="preserve">, </w:t>
+      </w:r>
+      <w:proofErr w:type="spellStart"/>
+      <w:r>
+        <w:t>Nav2</w:t>
+      </w:r>
+      <w:proofErr w:type="spellEnd"/>
+      <w:r>
+        <w:t xml:space="preserve"> y </w:t>
+      </w:r>
+      <w:proofErr w:type="spellStart"/>
+      <w:r>
+        <w:t>RViz</w:t>
+      </w:r>
+      <w:proofErr w:type="spellEnd"/>
+      <w:r>
+        <w:t xml:space="preserve"> 2. El tercero son bibliotecas de Python ajenas a ROS: </w:t>
       </w:r>
       <w:proofErr w:type="spellStart"/>
       <w:r>
@@ -11615,23 +11044,7 @@
       </w:r>
       <w:proofErr w:type="spellEnd"/>
       <w:r>
-        <w:t xml:space="preserve">, </w:t>
-      </w:r>
-      <w:proofErr w:type="spellStart"/>
-      <w:r>
-        <w:t>OpenCV</w:t>
-      </w:r>
-      <w:proofErr w:type="spellEnd"/>
-      <w:r>
-        <w:t xml:space="preserve"> y </w:t>
-      </w:r>
-      <w:proofErr w:type="spellStart"/>
-      <w:r>
-        <w:t>MediaPipe</w:t>
-      </w:r>
-      <w:proofErr w:type="spellEnd"/>
-      <w:r>
-        <w:t>.</w:t>
+        <w:t>, OpenCV y MediaPipe.</w:t>
       </w:r>
     </w:p>
     <w:p>
@@ -11645,7 +11058,6 @@
           <w:b/>
           <w:bCs/>
         </w:rPr>
-        <w:lastRenderedPageBreak/>
         <w:t>Figura 3.5</w:t>
       </w:r>
       <w:r>
@@ -11668,18 +11080,9 @@
           <w:i/>
           <w:iCs/>
         </w:rPr>
-        <w:t>person_</w:t>
-      </w:r>
-      <w:proofErr w:type="gramStart"/>
-      <w:r>
-        <w:rPr>
-          <w:i/>
-          <w:iCs/>
-        </w:rPr>
-        <w:t>follower</w:t>
-      </w:r>
-      <w:proofErr w:type="spellEnd"/>
-      <w:proofErr w:type="gramEnd"/>
+        <w:t>person_follower</w:t>
+      </w:r>
+      <w:proofErr w:type="spellEnd"/>
       <w:r>
         <w:rPr>
           <w:i/>
@@ -11748,7 +11151,15 @@
         <w:t>Nota.</w:t>
       </w:r>
       <w:r>
-        <w:t xml:space="preserve"> Elaboración propia a partir de package.xml, de los </w:t>
+        <w:t xml:space="preserve"> Elaboración propia a partir de </w:t>
+      </w:r>
+      <w:proofErr w:type="spellStart"/>
+      <w:r>
+        <w:t>package.xml</w:t>
+      </w:r>
+      <w:proofErr w:type="spellEnd"/>
+      <w:r>
+        <w:t xml:space="preserve">, de los </w:t>
       </w:r>
       <w:proofErr w:type="spellStart"/>
       <w:r>
@@ -11784,15 +11195,7 @@
         <w:jc w:val="both"/>
       </w:pPr>
       <w:r>
-        <w:t xml:space="preserve">La navegación autónoma se organiza en cuatro capas (Figura 3.6). La primera son los sensores: el </w:t>
-      </w:r>
-      <w:proofErr w:type="spellStart"/>
-      <w:r>
-        <w:t>LiDAR</w:t>
-      </w:r>
-      <w:proofErr w:type="spellEnd"/>
-      <w:r>
-        <w:t xml:space="preserve"> publica /</w:t>
+        <w:t>La navegación autónoma se organiza en cuatro capas (Figura 3.6). La primera son los sensores: el LiDAR publica /</w:t>
       </w:r>
       <w:proofErr w:type="spellStart"/>
       <w:r>
@@ -11816,20 +11219,7 @@
       </w:r>
       <w:proofErr w:type="spellEnd"/>
       <w:r>
-        <w:t xml:space="preserve">. En la segunda, de localización, </w:t>
-      </w:r>
-      <w:proofErr w:type="spellStart"/>
-      <w:r>
-        <w:t>map_</w:t>
-      </w:r>
-      <w:proofErr w:type="gramStart"/>
-      <w:r>
-        <w:t>server</w:t>
-      </w:r>
-      <w:proofErr w:type="spellEnd"/>
-      <w:proofErr w:type="gramEnd"/>
-      <w:r>
-        <w:t xml:space="preserve"> publica el mapa guardado y AMCL combina barrido, </w:t>
+        <w:t xml:space="preserve">. En la segunda, de localización, map_server publica el mapa guardado y AMCL combina barrido, </w:t>
       </w:r>
       <w:proofErr w:type="spellStart"/>
       <w:r>
@@ -11837,15 +11227,27 @@
       </w:r>
       <w:proofErr w:type="spellEnd"/>
       <w:r>
-        <w:t xml:space="preserve"> y mapa para estimar la pose del robot, que expresa mediante la transformación </w:t>
-      </w:r>
-      <w:proofErr w:type="spellStart"/>
-      <w:r>
-        <w:t>map→odom</w:t>
-      </w:r>
-      <w:proofErr w:type="spellEnd"/>
-      <w:r>
-        <w:t xml:space="preserve">. La tercera es el núcleo de Nav2: </w:t>
+        <w:t xml:space="preserve"> y mapa para estimar la pose del robot, que expresa </w:t>
+      </w:r>
+      <w:r>
+        <w:lastRenderedPageBreak/>
+        <w:t>mediante la transformación map→</w:t>
+      </w:r>
+      <w:proofErr w:type="spellStart"/>
+      <w:r>
+        <w:t>odom</w:t>
+      </w:r>
+      <w:proofErr w:type="spellEnd"/>
+      <w:r>
+        <w:t xml:space="preserve">. La tercera es el núcleo de </w:t>
+      </w:r>
+      <w:proofErr w:type="spellStart"/>
+      <w:r>
+        <w:t>Nav2</w:t>
+      </w:r>
+      <w:proofErr w:type="spellEnd"/>
+      <w:r>
+        <w:t xml:space="preserve">: </w:t>
       </w:r>
       <w:proofErr w:type="spellStart"/>
       <w:r>
@@ -11857,53 +11259,33 @@
       </w:r>
       <w:proofErr w:type="spellStart"/>
       <w:r>
-        <w:t>planner_</w:t>
-      </w:r>
-      <w:proofErr w:type="gramStart"/>
-      <w:r>
-        <w:t>server</w:t>
-      </w:r>
-      <w:proofErr w:type="spellEnd"/>
-      <w:proofErr w:type="gramEnd"/>
+        <w:t>planner_server</w:t>
+      </w:r>
+      <w:proofErr w:type="spellEnd"/>
       <w:r>
         <w:t xml:space="preserve"> la ruta global, a </w:t>
       </w:r>
       <w:proofErr w:type="spellStart"/>
       <w:r>
-        <w:t>controller_</w:t>
-      </w:r>
-      <w:proofErr w:type="gramStart"/>
-      <w:r>
-        <w:t>server</w:t>
-      </w:r>
-      <w:proofErr w:type="spellEnd"/>
-      <w:proofErr w:type="gramEnd"/>
+        <w:t>controller_server</w:t>
+      </w:r>
+      <w:proofErr w:type="spellEnd"/>
       <w:r>
         <w:t xml:space="preserve"> su seguimiento (controlador DWB) y a </w:t>
       </w:r>
       <w:proofErr w:type="spellStart"/>
       <w:r>
-        <w:t>behavior_</w:t>
-      </w:r>
-      <w:proofErr w:type="gramStart"/>
-      <w:r>
-        <w:t>server</w:t>
-      </w:r>
-      <w:proofErr w:type="spellEnd"/>
-      <w:proofErr w:type="gramEnd"/>
+        <w:t>behavior_server</w:t>
+      </w:r>
+      <w:proofErr w:type="spellEnd"/>
       <w:r>
         <w:t xml:space="preserve"> las maniobras de recuperación. En la cuarta, la salida, la velocidad calculada por </w:t>
       </w:r>
       <w:proofErr w:type="spellStart"/>
       <w:r>
-        <w:t>controller_</w:t>
-      </w:r>
-      <w:proofErr w:type="gramStart"/>
-      <w:r>
-        <w:t>server</w:t>
-      </w:r>
-      <w:proofErr w:type="spellEnd"/>
-      <w:proofErr w:type="gramEnd"/>
+        <w:t>controller_server</w:t>
+      </w:r>
+      <w:proofErr w:type="spellEnd"/>
       <w:r>
         <w:t xml:space="preserve"> no va directamente a las ruedas: se </w:t>
       </w:r>
@@ -11913,7 +11295,15 @@
       </w:r>
       <w:proofErr w:type="spellEnd"/>
       <w:r>
-        <w:t xml:space="preserve"> a /nav2/</w:t>
+        <w:t xml:space="preserve"> a /</w:t>
+      </w:r>
+      <w:proofErr w:type="spellStart"/>
+      <w:r>
+        <w:t>nav2</w:t>
+      </w:r>
+      <w:proofErr w:type="spellEnd"/>
+      <w:r>
+        <w:t>/</w:t>
       </w:r>
       <w:proofErr w:type="spellStart"/>
       <w:r>
@@ -11943,7 +11333,6 @@
           <w:b/>
           <w:bCs/>
         </w:rPr>
-        <w:lastRenderedPageBreak/>
         <w:t>Figura 3.6</w:t>
       </w:r>
       <w:r>
@@ -12149,15 +11538,7 @@
       </w:r>
       <w:proofErr w:type="spellStart"/>
       <w:r>
-        <w:t>user_</w:t>
-      </w:r>
-      <w:proofErr w:type="gramStart"/>
-      <w:r>
-        <w:t>interface</w:t>
-      </w:r>
-      <w:proofErr w:type="gramEnd"/>
-      <w:r>
-        <w:t>_node</w:t>
+        <w:t>user_interface_node</w:t>
       </w:r>
       <w:proofErr w:type="spellEnd"/>
       <w:r>
@@ -12231,15 +11612,7 @@
       </w:r>
       <w:proofErr w:type="spellStart"/>
       <w:r>
-        <w:t>user_</w:t>
-      </w:r>
-      <w:proofErr w:type="gramStart"/>
-      <w:r>
-        <w:t>interface</w:t>
-      </w:r>
-      <w:proofErr w:type="gramEnd"/>
-      <w:r>
-        <w:t>_node</w:t>
+        <w:t>user_interface_node</w:t>
       </w:r>
       <w:proofErr w:type="spellEnd"/>
       <w:r>
@@ -12275,15 +11648,7 @@
       </w:r>
       <w:proofErr w:type="spellEnd"/>
       <w:r>
-        <w:t xml:space="preserve"> lo sustituyó en la Fase 2. Para el gesto «casa», un segundo fichero de lanzamiento (bringup_home.launch.py) añade Nav2 y la transformación estática del </w:t>
-      </w:r>
-      <w:proofErr w:type="spellStart"/>
-      <w:r>
-        <w:t>LiDAR</w:t>
-      </w:r>
-      <w:proofErr w:type="spellEnd"/>
-      <w:r>
-        <w:t>.</w:t>
+        <w:t xml:space="preserve"> lo sustituyó en la Fase 2. Para el gesto «casa», un segundo fichero de lanzamiento (bringup_home.launch.py) añade Nav2 y la transformación estática del LiDAR.</w:t>
       </w:r>
     </w:p>
     <w:p>
@@ -12333,7 +11698,15 @@
         <w:jc w:val="both"/>
       </w:pPr>
       <w:r>
-        <w:t xml:space="preserve">El DBSCAN de este nodo está reimplementado sobre el </w:t>
+        <w:t xml:space="preserve">El DBSCAN de este nodo está </w:t>
+      </w:r>
+      <w:proofErr w:type="spellStart"/>
+      <w:r>
+        <w:t>reimplementado</w:t>
+      </w:r>
+      <w:proofErr w:type="spellEnd"/>
+      <w:r>
+        <w:t xml:space="preserve"> sobre el </w:t>
       </w:r>
       <w:proofErr w:type="spellStart"/>
       <w:r>
@@ -12485,31 +11858,7 @@
         <w:jc w:val="both"/>
       </w:pPr>
       <w:r>
-        <w:t xml:space="preserve">El nodo admite dos detectores intercambiables: </w:t>
-      </w:r>
-      <w:proofErr w:type="spellStart"/>
-      <w:r>
-        <w:t>MediaPipe</w:t>
-      </w:r>
-      <w:proofErr w:type="spellEnd"/>
-      <w:r>
-        <w:t xml:space="preserve"> Pose, si está instalado, o HOG como alternativa automática (la elección se resuelve capturando el error de importación). Sin </w:t>
-      </w:r>
-      <w:proofErr w:type="spellStart"/>
-      <w:r>
-        <w:t>MediaPipe</w:t>
-      </w:r>
-      <w:proofErr w:type="spellEnd"/>
-      <w:r>
-        <w:t xml:space="preserve"> no hay puntos clave, por lo que los gestos no están disponibles en modo HOG. HOG, heredado de la Fase 1 y sustituido como detector principal por </w:t>
-      </w:r>
-      <w:proofErr w:type="spellStart"/>
-      <w:r>
-        <w:t>MediaPipe</w:t>
-      </w:r>
-      <w:proofErr w:type="spellEnd"/>
-      <w:r>
-        <w:t xml:space="preserve"> Pose (apartados 2.4 y 3.3.2), se conserva solo como alternativa.</w:t>
+        <w:t>El nodo admite dos detectores intercambiables: MediaPipe Pose, si está instalado, o HOG como alternativa automática (la elección se resuelve capturando el error de importación). Sin MediaPipe no hay puntos clave, por lo que los gestos no están disponibles en modo HOG. HOG, heredado de la Fase 1 y sustituido como detector principal por MediaPipe Pose (apartados 2.4 y 3.3.2), se conserva solo como alternativa.</w:t>
       </w:r>
     </w:p>
     <w:p>
@@ -12527,15 +11876,7 @@
         <w:jc w:val="both"/>
       </w:pPr>
       <w:r>
-        <w:t xml:space="preserve">El reconocimiento de gestos y el cálculo del rumbo reutilizan los mismos puntos clave de </w:t>
-      </w:r>
-      <w:proofErr w:type="spellStart"/>
-      <w:r>
-        <w:t>MediaPipe</w:t>
-      </w:r>
-      <w:proofErr w:type="spellEnd"/>
-      <w:r>
-        <w:t xml:space="preserve"> Pose (hombros, muñecas, caderas y nariz). El gesto de inicio se activa cuando la muñeca derecha supera la altura del hombro derecho; el de parada, con la mano izquierda; y el gesto «casa», cuando ambas muñecas están juntas por encima de la cabeza. El margen es proporcional a la altura del torso, no un número fijo de píxeles, y cada gesto exige confirmación durante varios fotogramas y un tiempo de espera entre comandos. El rumbo se calcula desde el punto medio de los hombros y solo se publica si ambos superan la visibilidad mínima.</w:t>
+        <w:t>El reconocimiento de gestos y el cálculo del rumbo reutilizan los mismos puntos clave de MediaPipe Pose (hombros, muñecas, caderas y nariz). El gesto de inicio se activa cuando la muñeca derecha supera la altura del hombro derecho; el de parada, con la mano izquierda; y el gesto «casa», cuando ambas muñecas están juntas por encima de la cabeza. El margen es proporcional a la altura del torso, no un número fijo de píxeles, y cada gesto exige confirmación durante varios fotogramas y un tiempo de espera entre comandos. El rumbo se calcula desde el punto medio de los hombros y solo se publica si ambos superan la visibilidad mínima.</w:t>
       </w:r>
     </w:p>
     <w:p>
@@ -12638,6 +11979,7 @@
       <w:r>
         <w:t>Cada observación se somete a una puerta (</w:t>
       </w:r>
+      <w:proofErr w:type="spellStart"/>
       <w:r>
         <w:rPr>
           <w:i/>
@@ -12645,6 +11987,7 @@
         </w:rPr>
         <w:t>gate</w:t>
       </w:r>
+      <w:proofErr w:type="spellEnd"/>
       <w:r>
         <w:t xml:space="preserve">) de </w:t>
       </w:r>
@@ -12792,15 +12135,15 @@
       </w:pPr>
       <w:r>
         <w:lastRenderedPageBreak/>
-        <w:t xml:space="preserve">La máquina de estados (Figura 3.3) se implementa en una única clase que guarda el estado actual como una cadena de texto. Dos mecanismos evitan comportamientos erráticos: una histéresis en la pérdida de detección, que espera 1,5 s antes de volver a IDLE, y una autorización por gesto independiente de la detección (con la cámara deshabilitada, la autorización se concede automáticamente). El estado HOMING envía el objetivo a Nav2 con un cliente de acción propio, en lugar de la utilidad </w:t>
-      </w:r>
-      <w:proofErr w:type="spellStart"/>
-      <w:r>
-        <w:t>BasicNavigator</w:t>
-      </w:r>
-      <w:proofErr w:type="spellEnd"/>
-      <w:r>
-        <w:t xml:space="preserve"> de Nav2, porque esta publica una pose inicial por defecto que reiniciaba la localización de AMCL. El robot vuelve a IDLE cuando llega a casa, cuando Nav2 informa de un fallo o cuando la persona cancela con la mano izquierda.</w:t>
+        <w:t xml:space="preserve">La máquina de estados (Figura 3.3) se implementa en una única clase que guarda el estado actual como una cadena de texto. Dos mecanismos evitan comportamientos erráticos: una histéresis en la pérdida de detección, que espera 1,5 s antes de volver a IDLE, y una autorización por gesto independiente de la detección (con la cámara deshabilitada, la autorización se concede automáticamente). El estado HOMING envía el objetivo a Nav2 con un cliente de acción propio, en lugar de la utilidad BasicNavigator de </w:t>
+      </w:r>
+      <w:proofErr w:type="spellStart"/>
+      <w:r>
+        <w:t>Nav2</w:t>
+      </w:r>
+      <w:proofErr w:type="spellEnd"/>
+      <w:r>
+        <w:t>, porque esta publica una pose inicial por defecto que reiniciaba la localización de AMCL. El robot vuelve a IDLE cuando llega a casa, cuando Nav2 informa de un fallo o cuando la persona cancela con la mano izquierda.</w:t>
       </w:r>
     </w:p>
     <w:p>
@@ -12809,15 +12152,7 @@
         <w:jc w:val="both"/>
       </w:pPr>
       <w:r>
-        <w:t xml:space="preserve">La teleoperación por teclado se ejecuta en un hilo aparte que lee la entrada carácter a carácter, sin bloquear el ejecutor, y se desactiva si la entrada estándar no es una terminal interactiva. Esta comprobación es necesaria porque, al lanzar el sistema, una pulsación de </w:t>
-      </w:r>
-      <w:proofErr w:type="spellStart"/>
-      <w:r>
-        <w:t>Ctrl+C</w:t>
-      </w:r>
-      <w:proofErr w:type="spellEnd"/>
-      <w:r>
-        <w:t xml:space="preserve"> anterior puede quedar en el búfer e interpretarse como una orden inesperada.</w:t>
+        <w:t>La teleoperación por teclado se ejecuta en un hilo aparte que lee la entrada carácter a carácter, sin bloquear el ejecutor, y se desactiva si la entrada estándar no es una terminal interactiva. Esta comprobación es necesaria porque, al lanzar el sistema, una pulsación de Ctrl+C anterior puede quedar en el búfer e interpretarse como una orden inesperada.</w:t>
       </w:r>
     </w:p>
     <w:p>
@@ -12850,15 +12185,7 @@
       </w:r>
       <w:proofErr w:type="spellEnd"/>
       <w:r>
-        <w:t xml:space="preserve"> todavía no se suscribe a su señal (apartado 4.2). Queda como infraestructura para una futura integración, por </w:t>
-      </w:r>
-      <w:proofErr w:type="gramStart"/>
-      <w:r>
-        <w:t>ejemplo</w:t>
-      </w:r>
-      <w:proofErr w:type="gramEnd"/>
-      <w:r>
-        <w:t xml:space="preserve"> con los comportamientos de recuperación de Nav2.</w:t>
+        <w:t xml:space="preserve"> todavía no se suscribe a su señal (apartado 4.2). Queda como infraestructura para una futura integración, por ejemplo con los comportamientos de recuperación de Nav2.</w:t>
       </w:r>
     </w:p>
     <w:p>
@@ -12872,15 +12199,7 @@
       </w:r>
       <w:proofErr w:type="spellStart"/>
       <w:r>
-        <w:t>user_</w:t>
-      </w:r>
-      <w:proofErr w:type="gramStart"/>
-      <w:r>
-        <w:t>interface</w:t>
-      </w:r>
-      <w:proofErr w:type="gramEnd"/>
-      <w:r>
-        <w:t>_node</w:t>
+        <w:t>user_interface_node</w:t>
       </w:r>
       <w:bookmarkEnd w:id="38"/>
       <w:proofErr w:type="spellEnd"/>
@@ -12899,15 +12218,15 @@
       </w:r>
       <w:proofErr w:type="spellEnd"/>
       <w:r>
-        <w:t xml:space="preserve"> de estado y publica marcadores de visualización para RViz 2 (posición estimada, clústeres del </w:t>
-      </w:r>
-      <w:proofErr w:type="spellStart"/>
-      <w:r>
-        <w:t>LiDAR</w:t>
-      </w:r>
-      <w:proofErr w:type="spellEnd"/>
-      <w:r>
-        <w:t xml:space="preserve"> y robot), un panel de texto y un diagnóstico periódico cuando cambia el modo. También lanza y cierra RViz 2 de forma coordinada.</w:t>
+        <w:t xml:space="preserve"> de estado y publica marcadores de visualización para RViz 2 (posición estimada, </w:t>
+      </w:r>
+      <w:proofErr w:type="spellStart"/>
+      <w:r>
+        <w:t>clústeres</w:t>
+      </w:r>
+      <w:proofErr w:type="spellEnd"/>
+      <w:r>
+        <w:t xml:space="preserve"> del LiDAR y robot), un panel de texto y un diagnóstico periódico cuando cambia el modo. También lanza y cierra RViz 2 de forma coordinada.</w:t>
       </w:r>
     </w:p>
     <w:p>
@@ -12943,15 +12262,7 @@
       </w:r>
       <w:proofErr w:type="spellEnd"/>
       <w:r>
-        <w:t xml:space="preserve">, actualizada a partir del </w:t>
-      </w:r>
-      <w:proofErr w:type="spellStart"/>
-      <w:r>
-        <w:t>LiDAR</w:t>
-      </w:r>
-      <w:proofErr w:type="spellEnd"/>
-      <w:r>
-        <w:t xml:space="preserve"> y de la posición de la persona, sin correspondencia entre barridos ni cierre de bucles. Es, en realidad, un acumulador de ocupación más que un SLAM completo. SLAM </w:t>
+        <w:t xml:space="preserve">, actualizada a partir del LiDAR y de la posición de la persona, sin correspondencia entre barridos ni cierre de bucles. Es, en realidad, un acumulador de ocupación más que un SLAM completo. SLAM </w:t>
       </w:r>
       <w:proofErr w:type="spellStart"/>
       <w:r>
@@ -12979,15 +12290,7 @@
         <w:jc w:val="both"/>
       </w:pPr>
       <w:r>
-        <w:t xml:space="preserve">El paquete se compila en el NUC con enlaces simbólicos a los ficheros fuente, de modo que basta con relanzar un nodo para que recoja los cambios, sin recompilar tras cada edición. Un script de sincronización automatiza la copia de los ficheros que más se modifican (detección, seguimiento y configuración); el resto se copia a mano, una limitación </w:t>
-      </w:r>
-      <w:proofErr w:type="gramStart"/>
-      <w:r>
-        <w:t>a</w:t>
-      </w:r>
-      <w:proofErr w:type="gramEnd"/>
-      <w:r>
-        <w:t xml:space="preserve"> tener en cuenta en futuras extensiones.</w:t>
+        <w:t>El paquete se compila en el NUC con enlaces simbólicos a los ficheros fuente, de modo que basta con relanzar un nodo para que recoja los cambios, sin recompilar tras cada edición. Un script de sincronización automatiza la copia de los ficheros que más se modifican (detección, seguimiento y configuración); el resto se copia a mano, una limitación a tener en cuenta en futuras extensiones.</w:t>
       </w:r>
     </w:p>
     <w:p>
@@ -13177,21 +12480,21 @@
         <w:rPr>
           <w:color w:val="000000"/>
         </w:rPr>
-        <w:t xml:space="preserve"> </w:t>
-      </w:r>
-      <w:proofErr w:type="spellStart"/>
-      <w:r>
-        <w:rPr>
-          <w:color w:val="000000"/>
-        </w:rPr>
-        <w:t>LiDAR</w:t>
-      </w:r>
-      <w:proofErr w:type="spellEnd"/>
-      <w:r>
-        <w:rPr>
-          <w:color w:val="000000"/>
-        </w:rPr>
-        <w:t xml:space="preserve"> RPLIDAR A2M8 y cámara RGB. La cámara cambió a mitad de la campaña de validación (apartado 1.4): la toma de fusión sin movimiento (25/06) y las tres tomas del 08/07 (apartado 5.4) se grabaron con la Logitech C270 original; todas las tomas a partir del 09/07 (apartados 5.5, 5.6 y 5.7) se grabaron ya con la SPCA2650 que la sustituyó.</w:t>
+        <w:t xml:space="preserve"> LiDAR </w:t>
+      </w:r>
+      <w:proofErr w:type="spellStart"/>
+      <w:r>
+        <w:rPr>
+          <w:color w:val="000000"/>
+        </w:rPr>
+        <w:t>RPLIDAR</w:t>
+      </w:r>
+      <w:proofErr w:type="spellEnd"/>
+      <w:r>
+        <w:rPr>
+          <w:color w:val="000000"/>
+        </w:rPr>
+        <w:t xml:space="preserve"> A2M8 y cámara RGB. La cámara cambió a mitad de la campaña de validación (apartado 1.4): la toma de fusión sin movimiento (25/06) y las tres tomas del 08/07 (apartado 5.4) se grabaron con la Logitech C270 original; todas las tomas a partir del 09/07 (apartados 5.5, 5.6 y 5.7) se grabaron ya con la SPCA2650 que la sustituyó.</w:t>
       </w:r>
     </w:p>
     <w:p>
@@ -13301,15 +12604,7 @@
         <w:jc w:val="both"/>
       </w:pPr>
       <w:r>
-        <w:t xml:space="preserve">Primera validación del mecanismo de respaldo por fusión </w:t>
-      </w:r>
-      <w:proofErr w:type="spellStart"/>
-      <w:r>
-        <w:t>LiDAR</w:t>
-      </w:r>
-      <w:proofErr w:type="spellEnd"/>
-      <w:r>
-        <w:t>-cámara, con la base del robot inhibida para probar la detección con seguridad antes de hacerlo en movimiento.</w:t>
+        <w:t>Primera validación del mecanismo de respaldo por fusión LiDAR-cámara, con la base del robot inhibida para probar la detección con seguridad antes de hacerlo en movimiento.</w:t>
       </w:r>
     </w:p>
     <w:p>
@@ -13776,15 +13071,7 @@
         <w:jc w:val="both"/>
       </w:pPr>
       <w:r>
-        <w:t xml:space="preserve">Con el mecanismo de fusión activo, la detección fue continua durante toda la toma, aunque el </w:t>
-      </w:r>
-      <w:proofErr w:type="spellStart"/>
-      <w:r>
-        <w:t>LiDAR</w:t>
-      </w:r>
-      <w:proofErr w:type="spellEnd"/>
-      <w:r>
-        <w:t xml:space="preserve"> por sí solo no distinguía las piernas de forma fiable en esta configuración, que era precisamente la motivación del mecanismo (apartados 2.5 y 3.3.1). Los errores de distancia y de ángulo no son representativos en esta prueba: con la base inhibida, el robot no se mueve para mantener la distancia objetivo ni corrige su orientación.</w:t>
+        <w:t>Con el mecanismo de fusión activo, la detección fue continua durante toda la toma, aunque el LiDAR por sí solo no distinguía las piernas de forma fiable en esta configuración, que era precisamente la motivación del mecanismo (apartados 2.5 y 3.3.1). Los errores de distancia y de ángulo no son representativos en esta prueba: con la base inhibida, el robot no se mueve para mantener la distancia objetivo ni corrige su orientación.</w:t>
       </w:r>
     </w:p>
     <w:p>
@@ -18087,17 +17374,8 @@
                 <w:sz w:val="20"/>
                 <w:szCs w:val="20"/>
               </w:rPr>
-              <w:t xml:space="preserve">Mueble evitado correctamente; contacto directo con la silla, no detectada en absoluto por el </w:t>
-            </w:r>
-            <w:proofErr w:type="spellStart"/>
-            <w:r>
-              <w:rPr>
-                <w:sz w:val="20"/>
-                <w:szCs w:val="20"/>
-              </w:rPr>
-              <w:t>LiDAR</w:t>
-            </w:r>
-            <w:proofErr w:type="spellEnd"/>
+              <w:t>Mueble evitado correctamente; contacto directo con la silla, no detectada en absoluto por el LiDAR</w:t>
+            </w:r>
           </w:p>
         </w:tc>
       </w:tr>
@@ -18207,23 +17485,7 @@
         <w:jc w:val="both"/>
       </w:pPr>
       <w:r>
-        <w:t xml:space="preserve">En la toma v8 el robot chocó con la silla, el quinto contacto acumulado. Era un resultado esperable: el </w:t>
-      </w:r>
-      <w:proofErr w:type="spellStart"/>
-      <w:r>
-        <w:t>LiDAR</w:t>
-      </w:r>
-      <w:proofErr w:type="spellEnd"/>
-      <w:r>
-        <w:t xml:space="preserve"> barre a unos 47 cm de altura y no ve las patas finas de una silla. La prueba no se repitió, ya que requiere otro sensor, ya sea la cámara RGB-D disponible o un segundo </w:t>
-      </w:r>
-      <w:proofErr w:type="spellStart"/>
-      <w:r>
-        <w:t>LiDAR</w:t>
-      </w:r>
-      <w:proofErr w:type="spellEnd"/>
-      <w:r>
-        <w:t xml:space="preserve"> a otra altura.</w:t>
+        <w:t>En la toma v8 el robot chocó con la silla, el quinto contacto acumulado. Era un resultado esperable: el LiDAR barre a unos 47 cm de altura y no ve las patas finas de una silla. La prueba no se repitió, ya que requiere otro sensor, ya sea la cámara RGB-D disponible o un segundo LiDAR a otra altura.</w:t>
       </w:r>
     </w:p>
     <w:p>
@@ -18252,15 +17514,7 @@
         <w:jc w:val="both"/>
       </w:pPr>
       <w:r>
-        <w:t xml:space="preserve">A </w:t>
-      </w:r>
-      <w:proofErr w:type="gramStart"/>
-      <w:r>
-        <w:t>continuación</w:t>
-      </w:r>
-      <w:proofErr w:type="gramEnd"/>
-      <w:r>
-        <w:t xml:space="preserve"> se probó por primera vez la navegación completa, con siete objetivos enviados desde RViz (Tabla 5.5).</w:t>
+        <w:t>A continuación se probó por primera vez la navegación completa, con siete objetivos enviados desde RViz (Tabla 5.5).</w:t>
       </w:r>
     </w:p>
     <w:p>
@@ -19475,35 +18729,7 @@
         <w:rPr>
           <w:color w:val="000000"/>
         </w:rPr>
-        <w:t xml:space="preserve"> El NUC ejecuta a la vez los drivers del </w:t>
-      </w:r>
-      <w:proofErr w:type="spellStart"/>
-      <w:r>
-        <w:rPr>
-          <w:color w:val="000000"/>
-        </w:rPr>
-        <w:t>LiDAR</w:t>
-      </w:r>
-      <w:proofErr w:type="spellEnd"/>
-      <w:r>
-        <w:rPr>
-          <w:color w:val="000000"/>
-        </w:rPr>
-        <w:t xml:space="preserve"> y de la cámara, </w:t>
-      </w:r>
-      <w:proofErr w:type="spellStart"/>
-      <w:r>
-        <w:rPr>
-          <w:color w:val="000000"/>
-        </w:rPr>
-        <w:t>MediaPipe</w:t>
-      </w:r>
-      <w:proofErr w:type="spellEnd"/>
-      <w:r>
-        <w:rPr>
-          <w:color w:val="000000"/>
-        </w:rPr>
-        <w:t>, el seguimiento, SLAM o Nav2 y la interfaz de diagnóstico. En las primeras fases esto provocaba desconexiones y bloqueos de puerto, y fue necesario optimizar el código (puertos duplicados, frecuencias de publicación y un procesado de detección más simple; Apéndice B). Con la configuración final y todo en marcha, la carga medida es de alrededor del 30 % por núcleo (4 núcleos), sin saturación. Queda por comprobar si algún pico puntual influyó en los dos fallos de localización.</w:t>
+        <w:t xml:space="preserve"> El NUC ejecuta a la vez los drivers del LiDAR y de la cámara, MediaPipe, el seguimiento, SLAM o Nav2 y la interfaz de diagnóstico. En las primeras fases esto provocaba desconexiones y bloqueos de puerto, y fue necesario optimizar el código (puertos duplicados, frecuencias de publicación y un procesado de detección más simple; Apéndice B). Con la configuración final y todo en marcha, la carga medida es de alrededor del 30 % por núcleo (4 núcleos), sin saturación. Queda por comprobar si algún pico puntual influyó en los dos fallos de localización.</w:t>
       </w:r>
     </w:p>
     <w:p>
@@ -19537,15 +18763,7 @@
       </w:r>
       <w:proofErr w:type="spellEnd"/>
       <w:r>
-        <w:t xml:space="preserve"> Astra, o un segundo </w:t>
-      </w:r>
-      <w:proofErr w:type="spellStart"/>
-      <w:r>
-        <w:t>LiDAR</w:t>
-      </w:r>
-      <w:proofErr w:type="spellEnd"/>
-      <w:r>
-        <w:t xml:space="preserve">, para detectar obstáculos fuera del plano de barrido (apartado 5.6), y conectar la señal de </w:t>
+        <w:t xml:space="preserve"> Astra, o un segundo LiDAR, para detectar obstáculos fuera del plano de barrido (apartado 5.6), y conectar la señal de </w:t>
       </w:r>
       <w:proofErr w:type="spellStart"/>
       <w:r>
@@ -19626,21 +18844,7 @@
         <w:rPr>
           <w:color w:val="000000"/>
         </w:rPr>
-        <w:t xml:space="preserve"> Tres gestos (inicio, parada y «casa») reconocidos con </w:t>
-      </w:r>
-      <w:proofErr w:type="spellStart"/>
-      <w:r>
-        <w:rPr>
-          <w:color w:val="000000"/>
-        </w:rPr>
-        <w:t>MediaPipe</w:t>
-      </w:r>
-      <w:proofErr w:type="spellEnd"/>
-      <w:r>
-        <w:rPr>
-          <w:color w:val="000000"/>
-        </w:rPr>
-        <w:t xml:space="preserve"> Pose, sin falsos positivos en unos cuatro minutos de gesticulación libre (apartado 5.8).</w:t>
+        <w:t xml:space="preserve"> Tres gestos (inicio, parada y «casa») reconocidos con MediaPipe Pose, sin falsos positivos en unos cuatro minutos de gesticulación libre (apartado 5.8).</w:t>
       </w:r>
     </w:p>
     <w:p>
@@ -19738,25 +18942,7 @@
           <w:bCs/>
           <w:color w:val="000000"/>
         </w:rPr>
-        <w:t xml:space="preserve">Fusión </w:t>
-      </w:r>
-      <w:proofErr w:type="spellStart"/>
-      <w:r>
-        <w:rPr>
-          <w:b/>
-          <w:bCs/>
-          <w:color w:val="000000"/>
-        </w:rPr>
-        <w:t>LiDAR</w:t>
-      </w:r>
-      <w:proofErr w:type="spellEnd"/>
-      <w:r>
-        <w:rPr>
-          <w:b/>
-          <w:bCs/>
-          <w:color w:val="000000"/>
-        </w:rPr>
-        <w:t>-cámara.</w:t>
+        <w:t>Fusión LiDAR-cámara.</w:t>
       </w:r>
       <w:r>
         <w:rPr>
@@ -19798,15 +18984,7 @@
       </w:r>
       <w:proofErr w:type="spellEnd"/>
       <w:r>
-        <w:t xml:space="preserve">: al arbitrar en cada momento qué fuente de velocidad llega a la base, permite que el seguimiento y Nav2 convivan sin interferir y que el usuario pase de uno a otro con un gesto. A ello se suman decisiones de diseño concretas, justificadas en los Capítulos 2 y 4: un DBSCAN reimplementado para el hardware disponible, una fusión </w:t>
-      </w:r>
-      <w:proofErr w:type="spellStart"/>
-      <w:r>
-        <w:t>LiDAR</w:t>
-      </w:r>
-      <w:proofErr w:type="spellEnd"/>
-      <w:r>
-        <w:t xml:space="preserve">-cámara asimétrica que evita una calibración precisa y un filtro de Kalman lineal con puerta de </w:t>
+        <w:t xml:space="preserve">: al arbitrar en cada momento qué fuente de velocidad llega a la base, permite que el seguimiento y Nav2 convivan sin interferir y que el usuario pase de uno a otro con un gesto. A ello se suman decisiones de diseño concretas, justificadas en los Capítulos 2 y 4: un DBSCAN reimplementado para el hardware disponible, una fusión LiDAR-cámara asimétrica que evita una calibración precisa y un filtro de Kalman lineal con puerta de </w:t>
       </w:r>
       <w:proofErr w:type="spellStart"/>
       <w:r>
@@ -19856,15 +19034,7 @@
         <w:jc w:val="both"/>
       </w:pPr>
       <w:r>
-        <w:t xml:space="preserve">Las limitaciones del apartado 5.9 marcan el alcance de esta validación: muestras pequeñas, una única sesión para Nav2 y para el gesto «casa», y un solo entorno de pruebas. Las líneas de continuación más directas son ampliar esas pruebas, completar el guiado a varios destinos y mejorar la percepción de obstáculos fuera del plano del </w:t>
-      </w:r>
-      <w:proofErr w:type="spellStart"/>
-      <w:r>
-        <w:t>LiDAR</w:t>
-      </w:r>
-      <w:proofErr w:type="spellEnd"/>
-      <w:r>
-        <w:t xml:space="preserve"> (apartado 5.10). Con ellas, el sistema podría evolucionar desde </w:t>
+        <w:t xml:space="preserve">Las limitaciones del apartado 5.9 marcan el alcance de esta validación: muestras pequeñas, una única sesión para Nav2 y para el gesto «casa», y un solo entorno de pruebas. Las líneas de continuación más directas son ampliar esas pruebas, completar el guiado a varios destinos y mejorar la percepción de obstáculos fuera del plano del LiDAR (apartado 5.10). Con ellas, el sistema podría evolucionar desde </w:t>
       </w:r>
       <w:r>
         <w:lastRenderedPageBreak/>
@@ -19947,7 +19117,7 @@
           <w:iCs/>
           <w:color w:val="000000"/>
         </w:rPr>
-        <w:t xml:space="preserve"> real-time </w:t>
+        <w:t xml:space="preserve"> real-time body pose </w:t>
       </w:r>
       <w:proofErr w:type="spellStart"/>
       <w:r>
@@ -19956,17 +19126,9 @@
           <w:iCs/>
           <w:color w:val="000000"/>
         </w:rPr>
-        <w:t>body</w:t>
-      </w:r>
-      <w:proofErr w:type="spellEnd"/>
-      <w:r>
-        <w:rPr>
-          <w:i/>
-          <w:iCs/>
-          <w:color w:val="000000"/>
-        </w:rPr>
-        <w:t xml:space="preserve"> pose tracking</w:t>
-      </w:r>
+        <w:t>tracking</w:t>
+      </w:r>
+      <w:proofErr w:type="spellEnd"/>
       <w:r>
         <w:rPr>
           <w:color w:val="000000"/>
@@ -19985,21 +19147,7 @@
         <w:rPr>
           <w:color w:val="000000"/>
         </w:rPr>
-        <w:t xml:space="preserve">]. </w:t>
-      </w:r>
-      <w:proofErr w:type="spellStart"/>
-      <w:r>
-        <w:rPr>
-          <w:color w:val="000000"/>
-        </w:rPr>
-        <w:t>arXiv</w:t>
-      </w:r>
-      <w:proofErr w:type="spellEnd"/>
-      <w:r>
-        <w:rPr>
-          <w:color w:val="000000"/>
-        </w:rPr>
-        <w:t>. https://doi.org/10.48550/arXiv.2006.10204</w:t>
+        <w:t>]. arXiv. https://doi.org/10.48550/arXiv.2006.10204</w:t>
       </w:r>
     </w:p>
     <w:p>
@@ -20029,21 +19177,7 @@
         <w:rPr>
           <w:color w:val="000000"/>
         </w:rPr>
-        <w:t xml:space="preserve">, N., &amp; </w:t>
-      </w:r>
-      <w:proofErr w:type="spellStart"/>
-      <w:r>
-        <w:rPr>
-          <w:color w:val="000000"/>
-        </w:rPr>
-        <w:t>Hu</w:t>
-      </w:r>
-      <w:proofErr w:type="spellEnd"/>
-      <w:r>
-        <w:rPr>
-          <w:color w:val="000000"/>
-        </w:rPr>
-        <w:t xml:space="preserve">, H. (2010). </w:t>
+        <w:t xml:space="preserve">, N., &amp; Hu, H. (2010). </w:t>
       </w:r>
       <w:proofErr w:type="spellStart"/>
       <w:r>
@@ -20085,6 +19219,20 @@
         <w:rPr>
           <w:color w:val="000000"/>
         </w:rPr>
+        <w:t xml:space="preserve"> for </w:t>
+      </w:r>
+      <w:proofErr w:type="spellStart"/>
+      <w:r>
+        <w:rPr>
+          <w:color w:val="000000"/>
+        </w:rPr>
+        <w:t>tracking</w:t>
+      </w:r>
+      <w:proofErr w:type="spellEnd"/>
+      <w:r>
+        <w:rPr>
+          <w:color w:val="000000"/>
+        </w:rPr>
         <w:t xml:space="preserve"> </w:t>
       </w:r>
       <w:proofErr w:type="spellStart"/>
@@ -20092,20 +19240,6 @@
         <w:rPr>
           <w:color w:val="000000"/>
         </w:rPr>
-        <w:t>for</w:t>
-      </w:r>
-      <w:proofErr w:type="spellEnd"/>
-      <w:r>
-        <w:rPr>
-          <w:color w:val="000000"/>
-        </w:rPr>
-        <w:t xml:space="preserve"> tracking </w:t>
-      </w:r>
-      <w:proofErr w:type="spellStart"/>
-      <w:r>
-        <w:rPr>
-          <w:color w:val="000000"/>
-        </w:rPr>
         <w:t>people</w:t>
       </w:r>
       <w:proofErr w:type="spellEnd"/>
@@ -20113,49 +19247,7 @@
         <w:rPr>
           <w:color w:val="000000"/>
         </w:rPr>
-        <w:t xml:space="preserve"> </w:t>
-      </w:r>
-      <w:proofErr w:type="spellStart"/>
-      <w:r>
-        <w:rPr>
-          <w:color w:val="000000"/>
-        </w:rPr>
-        <w:t>with</w:t>
-      </w:r>
-      <w:proofErr w:type="spellEnd"/>
-      <w:r>
-        <w:rPr>
-          <w:color w:val="000000"/>
-        </w:rPr>
-        <w:t xml:space="preserve"> a </w:t>
-      </w:r>
-      <w:proofErr w:type="spellStart"/>
-      <w:r>
-        <w:rPr>
-          <w:color w:val="000000"/>
-        </w:rPr>
-        <w:t>mobile</w:t>
-      </w:r>
-      <w:proofErr w:type="spellEnd"/>
-      <w:r>
-        <w:rPr>
-          <w:color w:val="000000"/>
-        </w:rPr>
-        <w:t xml:space="preserve"> robot: </w:t>
-      </w:r>
-      <w:proofErr w:type="spellStart"/>
-      <w:r>
-        <w:rPr>
-          <w:color w:val="000000"/>
-        </w:rPr>
-        <w:t>An</w:t>
-      </w:r>
-      <w:proofErr w:type="spellEnd"/>
-      <w:r>
-        <w:rPr>
-          <w:color w:val="000000"/>
-        </w:rPr>
-        <w:t xml:space="preserve"> experimental </w:t>
+        <w:t xml:space="preserve"> with a mobile robot: An experimental </w:t>
       </w:r>
       <w:proofErr w:type="spellStart"/>
       <w:r>
@@ -20169,21 +19261,7 @@
         <w:rPr>
           <w:color w:val="000000"/>
         </w:rPr>
-        <w:t xml:space="preserve"> </w:t>
-      </w:r>
-      <w:proofErr w:type="spellStart"/>
-      <w:r>
-        <w:rPr>
-          <w:color w:val="000000"/>
-        </w:rPr>
-        <w:t>of</w:t>
-      </w:r>
-      <w:proofErr w:type="spellEnd"/>
-      <w:r>
-        <w:rPr>
-          <w:color w:val="000000"/>
-        </w:rPr>
-        <w:t xml:space="preserve"> </w:t>
+        <w:t xml:space="preserve"> of </w:t>
       </w:r>
       <w:proofErr w:type="spellStart"/>
       <w:r>
@@ -20267,26 +19345,18 @@
           <w:color w:val="000000"/>
         </w:rPr>
       </w:pPr>
-      <w:proofErr w:type="spellStart"/>
-      <w:r>
-        <w:rPr>
-          <w:color w:val="000000"/>
-        </w:rPr>
-        <w:t>Cha</w:t>
-      </w:r>
-      <w:proofErr w:type="spellEnd"/>
-      <w:r>
-        <w:rPr>
-          <w:color w:val="000000"/>
-        </w:rPr>
-        <w:t>, D., &amp; Chung, W. (2020). Human-</w:t>
-      </w:r>
-      <w:proofErr w:type="spellStart"/>
-      <w:r>
-        <w:rPr>
-          <w:color w:val="000000"/>
-        </w:rPr>
-        <w:t>leg</w:t>
+      <w:r>
+        <w:rPr>
+          <w:color w:val="000000"/>
+        </w:rPr>
+        <w:t xml:space="preserve">Cha, D., &amp; Chung, W. (2020). </w:t>
+      </w:r>
+      <w:proofErr w:type="spellStart"/>
+      <w:r>
+        <w:rPr>
+          <w:color w:val="000000"/>
+        </w:rPr>
+        <w:t>Human-leg</w:t>
       </w:r>
       <w:proofErr w:type="spellEnd"/>
       <w:r>
@@ -20321,35 +19391,7 @@
         <w:rPr>
           <w:color w:val="000000"/>
         </w:rPr>
-        <w:t xml:space="preserve"> </w:t>
-      </w:r>
-      <w:proofErr w:type="spellStart"/>
-      <w:r>
-        <w:rPr>
-          <w:color w:val="000000"/>
-        </w:rPr>
-        <w:t>space</w:t>
-      </w:r>
-      <w:proofErr w:type="spellEnd"/>
-      <w:r>
-        <w:rPr>
-          <w:color w:val="000000"/>
-        </w:rPr>
-        <w:t xml:space="preserve"> </w:t>
-      </w:r>
-      <w:proofErr w:type="spellStart"/>
-      <w:r>
-        <w:rPr>
-          <w:color w:val="000000"/>
-        </w:rPr>
-        <w:t>for</w:t>
-      </w:r>
-      <w:proofErr w:type="spellEnd"/>
-      <w:r>
-        <w:rPr>
-          <w:color w:val="000000"/>
-        </w:rPr>
-        <w:t xml:space="preserve"> a </w:t>
+        <w:t xml:space="preserve"> space for a </w:t>
       </w:r>
       <w:proofErr w:type="spellStart"/>
       <w:r>
@@ -20363,49 +19405,7 @@
         <w:rPr>
           <w:color w:val="000000"/>
         </w:rPr>
-        <w:t xml:space="preserve"> </w:t>
-      </w:r>
-      <w:proofErr w:type="spellStart"/>
-      <w:r>
-        <w:rPr>
-          <w:color w:val="000000"/>
-        </w:rPr>
-        <w:t>mobile</w:t>
-      </w:r>
-      <w:proofErr w:type="spellEnd"/>
-      <w:r>
-        <w:rPr>
-          <w:color w:val="000000"/>
-        </w:rPr>
-        <w:t xml:space="preserve"> robot </w:t>
-      </w:r>
-      <w:proofErr w:type="spellStart"/>
-      <w:r>
-        <w:rPr>
-          <w:color w:val="000000"/>
-        </w:rPr>
-        <w:t>using</w:t>
-      </w:r>
-      <w:proofErr w:type="spellEnd"/>
-      <w:r>
-        <w:rPr>
-          <w:color w:val="000000"/>
-        </w:rPr>
-        <w:t xml:space="preserve"> 2D </w:t>
-      </w:r>
-      <w:proofErr w:type="spellStart"/>
-      <w:r>
-        <w:rPr>
-          <w:color w:val="000000"/>
-        </w:rPr>
-        <w:t>LiDARs</w:t>
-      </w:r>
-      <w:proofErr w:type="spellEnd"/>
-      <w:r>
-        <w:rPr>
-          <w:color w:val="000000"/>
-        </w:rPr>
-        <w:t xml:space="preserve">. </w:t>
+        <w:t xml:space="preserve"> mobile robot using 2D LiDARs. </w:t>
       </w:r>
       <w:r>
         <w:rPr>
@@ -20413,43 +19413,7 @@
           <w:iCs/>
           <w:color w:val="000000"/>
         </w:rPr>
-        <w:t xml:space="preserve">International </w:t>
-      </w:r>
-      <w:proofErr w:type="spellStart"/>
-      <w:r>
-        <w:rPr>
-          <w:i/>
-          <w:iCs/>
-          <w:color w:val="000000"/>
-        </w:rPr>
-        <w:t>Journal</w:t>
-      </w:r>
-      <w:proofErr w:type="spellEnd"/>
-      <w:r>
-        <w:rPr>
-          <w:i/>
-          <w:iCs/>
-          <w:color w:val="000000"/>
-        </w:rPr>
-        <w:t xml:space="preserve"> </w:t>
-      </w:r>
-      <w:proofErr w:type="spellStart"/>
-      <w:r>
-        <w:rPr>
-          <w:i/>
-          <w:iCs/>
-          <w:color w:val="000000"/>
-        </w:rPr>
-        <w:t>of</w:t>
-      </w:r>
-      <w:proofErr w:type="spellEnd"/>
-      <w:r>
-        <w:rPr>
-          <w:i/>
-          <w:iCs/>
-          <w:color w:val="000000"/>
-        </w:rPr>
-        <w:t xml:space="preserve"> </w:t>
+        <w:t xml:space="preserve">International Journal of </w:t>
       </w:r>
       <w:proofErr w:type="spellStart"/>
       <w:r>
@@ -20551,6 +19515,20 @@
         <w:rPr>
           <w:color w:val="000000"/>
         </w:rPr>
+        <w:t xml:space="preserve"> of </w:t>
+      </w:r>
+      <w:proofErr w:type="spellStart"/>
+      <w:r>
+        <w:rPr>
+          <w:color w:val="000000"/>
+        </w:rPr>
+        <w:t>oriented</w:t>
+      </w:r>
+      <w:proofErr w:type="spellEnd"/>
+      <w:r>
+        <w:rPr>
+          <w:color w:val="000000"/>
+        </w:rPr>
         <w:t xml:space="preserve"> </w:t>
       </w:r>
       <w:proofErr w:type="spellStart"/>
@@ -20558,7 +19536,21 @@
         <w:rPr>
           <w:color w:val="000000"/>
         </w:rPr>
-        <w:t>of</w:t>
+        <w:t>gradients</w:t>
+      </w:r>
+      <w:proofErr w:type="spellEnd"/>
+      <w:r>
+        <w:rPr>
+          <w:color w:val="000000"/>
+        </w:rPr>
+        <w:t xml:space="preserve"> for </w:t>
+      </w:r>
+      <w:proofErr w:type="spellStart"/>
+      <w:r>
+        <w:rPr>
+          <w:color w:val="000000"/>
+        </w:rPr>
+        <w:t>human</w:t>
       </w:r>
       <w:proofErr w:type="spellEnd"/>
       <w:r>
@@ -20566,48 +19558,6 @@
           <w:color w:val="000000"/>
         </w:rPr>
         <w:t xml:space="preserve"> </w:t>
-      </w:r>
-      <w:proofErr w:type="spellStart"/>
-      <w:r>
-        <w:rPr>
-          <w:color w:val="000000"/>
-        </w:rPr>
-        <w:t>oriented</w:t>
-      </w:r>
-      <w:proofErr w:type="spellEnd"/>
-      <w:r>
-        <w:rPr>
-          <w:color w:val="000000"/>
-        </w:rPr>
-        <w:t xml:space="preserve"> </w:t>
-      </w:r>
-      <w:proofErr w:type="spellStart"/>
-      <w:r>
-        <w:rPr>
-          <w:color w:val="000000"/>
-        </w:rPr>
-        <w:t>gradients</w:t>
-      </w:r>
-      <w:proofErr w:type="spellEnd"/>
-      <w:r>
-        <w:rPr>
-          <w:color w:val="000000"/>
-        </w:rPr>
-        <w:t xml:space="preserve"> </w:t>
-      </w:r>
-      <w:proofErr w:type="spellStart"/>
-      <w:r>
-        <w:rPr>
-          <w:color w:val="000000"/>
-        </w:rPr>
-        <w:t>for</w:t>
-      </w:r>
-      <w:proofErr w:type="spellEnd"/>
-      <w:r>
-        <w:rPr>
-          <w:color w:val="000000"/>
-        </w:rPr>
-        <w:t xml:space="preserve"> human </w:t>
       </w:r>
       <w:proofErr w:type="spellStart"/>
       <w:r>
@@ -20629,7 +19579,7 @@
           <w:iCs/>
           <w:color w:val="000000"/>
         </w:rPr>
-        <w:t xml:space="preserve">2005 IEEE </w:t>
+        <w:t xml:space="preserve">2005 IEEE Computer Society Conference on Computer </w:t>
       </w:r>
       <w:proofErr w:type="spellStart"/>
       <w:r>
@@ -20638,7 +19588,7 @@
           <w:iCs/>
           <w:color w:val="000000"/>
         </w:rPr>
-        <w:t>Computer</w:t>
+        <w:t>Vision</w:t>
       </w:r>
       <w:proofErr w:type="spellEnd"/>
       <w:r>
@@ -20647,7 +19597,7 @@
           <w:iCs/>
           <w:color w:val="000000"/>
         </w:rPr>
-        <w:t xml:space="preserve"> </w:t>
+        <w:t xml:space="preserve"> and </w:t>
       </w:r>
       <w:proofErr w:type="spellStart"/>
       <w:r>
@@ -20656,7 +19606,7 @@
           <w:iCs/>
           <w:color w:val="000000"/>
         </w:rPr>
-        <w:t>Society</w:t>
+        <w:t>Pattern</w:t>
       </w:r>
       <w:proofErr w:type="spellEnd"/>
       <w:r>
@@ -20665,79 +19615,7 @@
           <w:iCs/>
           <w:color w:val="000000"/>
         </w:rPr>
-        <w:t xml:space="preserve"> Conference </w:t>
-      </w:r>
-      <w:proofErr w:type="spellStart"/>
-      <w:r>
-        <w:rPr>
-          <w:i/>
-          <w:iCs/>
-          <w:color w:val="000000"/>
-        </w:rPr>
-        <w:t>on</w:t>
-      </w:r>
-      <w:proofErr w:type="spellEnd"/>
-      <w:r>
-        <w:rPr>
-          <w:i/>
-          <w:iCs/>
-          <w:color w:val="000000"/>
-        </w:rPr>
-        <w:t xml:space="preserve"> </w:t>
-      </w:r>
-      <w:proofErr w:type="spellStart"/>
-      <w:r>
-        <w:rPr>
-          <w:i/>
-          <w:iCs/>
-          <w:color w:val="000000"/>
-        </w:rPr>
-        <w:t>Computer</w:t>
-      </w:r>
-      <w:proofErr w:type="spellEnd"/>
-      <w:r>
-        <w:rPr>
-          <w:i/>
-          <w:iCs/>
-          <w:color w:val="000000"/>
-        </w:rPr>
-        <w:t xml:space="preserve"> Vision and </w:t>
-      </w:r>
-      <w:proofErr w:type="spellStart"/>
-      <w:r>
-        <w:rPr>
-          <w:i/>
-          <w:iCs/>
-          <w:color w:val="000000"/>
-        </w:rPr>
-        <w:t>Pattern</w:t>
-      </w:r>
-      <w:proofErr w:type="spellEnd"/>
-      <w:r>
-        <w:rPr>
-          <w:i/>
-          <w:iCs/>
-          <w:color w:val="000000"/>
-        </w:rPr>
-        <w:t xml:space="preserve"> </w:t>
-      </w:r>
-      <w:proofErr w:type="spellStart"/>
-      <w:r>
-        <w:rPr>
-          <w:i/>
-          <w:iCs/>
-          <w:color w:val="000000"/>
-        </w:rPr>
-        <w:t>Recognition</w:t>
-      </w:r>
-      <w:proofErr w:type="spellEnd"/>
-      <w:r>
-        <w:rPr>
-          <w:i/>
-          <w:iCs/>
-          <w:color w:val="000000"/>
-        </w:rPr>
-        <w:t xml:space="preserve"> (CVPR'05)</w:t>
+        <w:t xml:space="preserve"> Recognition (CVPR'05)</w:t>
       </w:r>
       <w:r>
         <w:rPr>
@@ -20765,21 +19643,7 @@
         <w:rPr>
           <w:color w:val="000000"/>
         </w:rPr>
-        <w:t xml:space="preserve">Ester, M., Kriegel, H.-P., Sander, J., &amp; </w:t>
-      </w:r>
-      <w:proofErr w:type="spellStart"/>
-      <w:r>
-        <w:rPr>
-          <w:color w:val="000000"/>
-        </w:rPr>
-        <w:t>Xu</w:t>
-      </w:r>
-      <w:proofErr w:type="spellEnd"/>
-      <w:r>
-        <w:rPr>
-          <w:color w:val="000000"/>
-        </w:rPr>
-        <w:t xml:space="preserve">, X. (1996). A </w:t>
+        <w:t xml:space="preserve">Ester, M., Kriegel, H.-P., Sander, J., &amp; Xu, X. (1996). A </w:t>
       </w:r>
       <w:proofErr w:type="spellStart"/>
       <w:r>
@@ -20807,6 +19671,20 @@
         <w:rPr>
           <w:color w:val="000000"/>
         </w:rPr>
+        <w:t xml:space="preserve"> for </w:t>
+      </w:r>
+      <w:proofErr w:type="spellStart"/>
+      <w:r>
+        <w:rPr>
+          <w:color w:val="000000"/>
+        </w:rPr>
+        <w:t>discovering</w:t>
+      </w:r>
+      <w:proofErr w:type="spellEnd"/>
+      <w:r>
+        <w:rPr>
+          <w:color w:val="000000"/>
+        </w:rPr>
         <w:t xml:space="preserve"> </w:t>
       </w:r>
       <w:proofErr w:type="spellStart"/>
@@ -20814,7 +19692,21 @@
         <w:rPr>
           <w:color w:val="000000"/>
         </w:rPr>
-        <w:t>for</w:t>
+        <w:t>clusters</w:t>
+      </w:r>
+      <w:proofErr w:type="spellEnd"/>
+      <w:r>
+        <w:rPr>
+          <w:color w:val="000000"/>
+        </w:rPr>
+        <w:t xml:space="preserve"> in </w:t>
+      </w:r>
+      <w:proofErr w:type="spellStart"/>
+      <w:r>
+        <w:rPr>
+          <w:color w:val="000000"/>
+        </w:rPr>
+        <w:t>large</w:t>
       </w:r>
       <w:proofErr w:type="spellEnd"/>
       <w:r>
@@ -20828,7 +19720,7 @@
         <w:rPr>
           <w:color w:val="000000"/>
         </w:rPr>
-        <w:t>discovering</w:t>
+        <w:t>spatial</w:t>
       </w:r>
       <w:proofErr w:type="spellEnd"/>
       <w:r>
@@ -20838,50 +19730,6 @@
         <w:t xml:space="preserve"> </w:t>
       </w:r>
       <w:proofErr w:type="spellStart"/>
-      <w:proofErr w:type="gramStart"/>
-      <w:r>
-        <w:rPr>
-          <w:color w:val="000000"/>
-        </w:rPr>
-        <w:t>clusters</w:t>
-      </w:r>
-      <w:proofErr w:type="spellEnd"/>
-      <w:proofErr w:type="gramEnd"/>
-      <w:r>
-        <w:rPr>
-          <w:color w:val="000000"/>
-        </w:rPr>
-        <w:t xml:space="preserve"> in </w:t>
-      </w:r>
-      <w:proofErr w:type="spellStart"/>
-      <w:r>
-        <w:rPr>
-          <w:color w:val="000000"/>
-        </w:rPr>
-        <w:t>large</w:t>
-      </w:r>
-      <w:proofErr w:type="spellEnd"/>
-      <w:r>
-        <w:rPr>
-          <w:color w:val="000000"/>
-        </w:rPr>
-        <w:t xml:space="preserve"> </w:t>
-      </w:r>
-      <w:proofErr w:type="spellStart"/>
-      <w:r>
-        <w:rPr>
-          <w:color w:val="000000"/>
-        </w:rPr>
-        <w:t>spatial</w:t>
-      </w:r>
-      <w:proofErr w:type="spellEnd"/>
-      <w:r>
-        <w:rPr>
-          <w:color w:val="000000"/>
-        </w:rPr>
-        <w:t xml:space="preserve"> </w:t>
-      </w:r>
-      <w:proofErr w:type="spellStart"/>
       <w:r>
         <w:rPr>
           <w:color w:val="000000"/>
@@ -20893,21 +19741,7 @@
         <w:rPr>
           <w:color w:val="000000"/>
         </w:rPr>
-        <w:t xml:space="preserve"> </w:t>
-      </w:r>
-      <w:proofErr w:type="spellStart"/>
-      <w:r>
-        <w:rPr>
-          <w:color w:val="000000"/>
-        </w:rPr>
-        <w:t>with</w:t>
-      </w:r>
-      <w:proofErr w:type="spellEnd"/>
-      <w:r>
-        <w:rPr>
-          <w:color w:val="000000"/>
-        </w:rPr>
-        <w:t xml:space="preserve"> </w:t>
+        <w:t xml:space="preserve"> with </w:t>
       </w:r>
       <w:proofErr w:type="spellStart"/>
       <w:r>
@@ -20923,77 +19757,13 @@
         </w:rPr>
         <w:t xml:space="preserve">. In </w:t>
       </w:r>
-      <w:proofErr w:type="spellStart"/>
       <w:r>
         <w:rPr>
           <w:i/>
           <w:iCs/>
           <w:color w:val="000000"/>
         </w:rPr>
-        <w:t>Proceedings</w:t>
-      </w:r>
-      <w:proofErr w:type="spellEnd"/>
-      <w:r>
-        <w:rPr>
-          <w:i/>
-          <w:iCs/>
-          <w:color w:val="000000"/>
-        </w:rPr>
-        <w:t xml:space="preserve"> </w:t>
-      </w:r>
-      <w:proofErr w:type="spellStart"/>
-      <w:r>
-        <w:rPr>
-          <w:i/>
-          <w:iCs/>
-          <w:color w:val="000000"/>
-        </w:rPr>
-        <w:t>of</w:t>
-      </w:r>
-      <w:proofErr w:type="spellEnd"/>
-      <w:r>
-        <w:rPr>
-          <w:i/>
-          <w:iCs/>
-          <w:color w:val="000000"/>
-        </w:rPr>
-        <w:t xml:space="preserve"> </w:t>
-      </w:r>
-      <w:proofErr w:type="spellStart"/>
-      <w:r>
-        <w:rPr>
-          <w:i/>
-          <w:iCs/>
-          <w:color w:val="000000"/>
-        </w:rPr>
-        <w:t>the</w:t>
-      </w:r>
-      <w:proofErr w:type="spellEnd"/>
-      <w:r>
-        <w:rPr>
-          <w:i/>
-          <w:iCs/>
-          <w:color w:val="000000"/>
-        </w:rPr>
-        <w:t xml:space="preserve"> Second International Conference </w:t>
-      </w:r>
-      <w:proofErr w:type="spellStart"/>
-      <w:r>
-        <w:rPr>
-          <w:i/>
-          <w:iCs/>
-          <w:color w:val="000000"/>
-        </w:rPr>
-        <w:t>on</w:t>
-      </w:r>
-      <w:proofErr w:type="spellEnd"/>
-      <w:r>
-        <w:rPr>
-          <w:i/>
-          <w:iCs/>
-          <w:color w:val="000000"/>
-        </w:rPr>
-        <w:t xml:space="preserve"> Knowledge Discovery and Data </w:t>
+        <w:t xml:space="preserve">Proceedings of the Second International Conference on Knowledge Discovery and Data </w:t>
       </w:r>
       <w:proofErr w:type="spellStart"/>
       <w:r>
@@ -21047,43 +19817,7 @@
           <w:iCs/>
           <w:color w:val="000000"/>
         </w:rPr>
-        <w:t xml:space="preserve">REP 103: Standard </w:t>
-      </w:r>
-      <w:proofErr w:type="spellStart"/>
-      <w:r>
-        <w:rPr>
-          <w:i/>
-          <w:iCs/>
-          <w:color w:val="000000"/>
-        </w:rPr>
-        <w:t>units</w:t>
-      </w:r>
-      <w:proofErr w:type="spellEnd"/>
-      <w:r>
-        <w:rPr>
-          <w:i/>
-          <w:iCs/>
-          <w:color w:val="000000"/>
-        </w:rPr>
-        <w:t xml:space="preserve"> </w:t>
-      </w:r>
-      <w:proofErr w:type="spellStart"/>
-      <w:r>
-        <w:rPr>
-          <w:i/>
-          <w:iCs/>
-          <w:color w:val="000000"/>
-        </w:rPr>
-        <w:t>of</w:t>
-      </w:r>
-      <w:proofErr w:type="spellEnd"/>
-      <w:r>
-        <w:rPr>
-          <w:i/>
-          <w:iCs/>
-          <w:color w:val="000000"/>
-        </w:rPr>
-        <w:t xml:space="preserve"> </w:t>
+        <w:t xml:space="preserve">REP 103: Standard units of </w:t>
       </w:r>
       <w:proofErr w:type="spellStart"/>
       <w:r>
@@ -21213,7 +19947,21 @@
         <w:rPr>
           <w:color w:val="000000"/>
         </w:rPr>
-        <w:t xml:space="preserve"> position </w:t>
+        <w:t xml:space="preserve"> </w:t>
+      </w:r>
+      <w:proofErr w:type="spellStart"/>
+      <w:r>
+        <w:rPr>
+          <w:color w:val="000000"/>
+        </w:rPr>
+        <w:t>position</w:t>
+      </w:r>
+      <w:proofErr w:type="spellEnd"/>
+      <w:r>
+        <w:rPr>
+          <w:color w:val="000000"/>
+        </w:rPr>
+        <w:t xml:space="preserve"> </w:t>
       </w:r>
       <w:proofErr w:type="spellStart"/>
       <w:r>
@@ -21227,143 +19975,33 @@
         <w:rPr>
           <w:color w:val="000000"/>
         </w:rPr>
-        <w:t xml:space="preserve"> </w:t>
-      </w:r>
-      <w:proofErr w:type="spellStart"/>
-      <w:r>
-        <w:rPr>
-          <w:color w:val="000000"/>
-        </w:rPr>
-        <w:t>for</w:t>
-      </w:r>
-      <w:proofErr w:type="spellEnd"/>
-      <w:r>
-        <w:rPr>
-          <w:color w:val="000000"/>
-        </w:rPr>
-        <w:t xml:space="preserve"> </w:t>
-      </w:r>
-      <w:proofErr w:type="spellStart"/>
-      <w:r>
-        <w:rPr>
-          <w:color w:val="000000"/>
-        </w:rPr>
-        <w:t>mobile</w:t>
-      </w:r>
-      <w:proofErr w:type="spellEnd"/>
-      <w:r>
-        <w:rPr>
-          <w:color w:val="000000"/>
-        </w:rPr>
-        <w:t xml:space="preserve"> robots. In </w:t>
-      </w:r>
-      <w:proofErr w:type="spellStart"/>
+        <w:t xml:space="preserve"> for mobile robots. In </w:t>
+      </w:r>
       <w:r>
         <w:rPr>
           <w:i/>
           <w:iCs/>
           <w:color w:val="000000"/>
         </w:rPr>
-        <w:t>Proceedings</w:t>
-      </w:r>
-      <w:proofErr w:type="spellEnd"/>
+        <w:t xml:space="preserve">Proceedings of the </w:t>
+      </w:r>
+      <w:proofErr w:type="spellStart"/>
       <w:r>
         <w:rPr>
           <w:i/>
           <w:iCs/>
           <w:color w:val="000000"/>
         </w:rPr>
-        <w:t xml:space="preserve"> </w:t>
-      </w:r>
-      <w:proofErr w:type="spellStart"/>
+        <w:t>Sixteenth</w:t>
+      </w:r>
+      <w:proofErr w:type="spellEnd"/>
       <w:r>
         <w:rPr>
           <w:i/>
           <w:iCs/>
           <w:color w:val="000000"/>
         </w:rPr>
-        <w:t>of</w:t>
-      </w:r>
-      <w:proofErr w:type="spellEnd"/>
-      <w:r>
-        <w:rPr>
-          <w:i/>
-          <w:iCs/>
-          <w:color w:val="000000"/>
-        </w:rPr>
-        <w:t xml:space="preserve"> </w:t>
-      </w:r>
-      <w:proofErr w:type="spellStart"/>
-      <w:r>
-        <w:rPr>
-          <w:i/>
-          <w:iCs/>
-          <w:color w:val="000000"/>
-        </w:rPr>
-        <w:t>the</w:t>
-      </w:r>
-      <w:proofErr w:type="spellEnd"/>
-      <w:r>
-        <w:rPr>
-          <w:i/>
-          <w:iCs/>
-          <w:color w:val="000000"/>
-        </w:rPr>
-        <w:t xml:space="preserve"> </w:t>
-      </w:r>
-      <w:proofErr w:type="spellStart"/>
-      <w:r>
-        <w:rPr>
-          <w:i/>
-          <w:iCs/>
-          <w:color w:val="000000"/>
-        </w:rPr>
-        <w:t>Sixteenth</w:t>
-      </w:r>
-      <w:proofErr w:type="spellEnd"/>
-      <w:r>
-        <w:rPr>
-          <w:i/>
-          <w:iCs/>
-          <w:color w:val="000000"/>
-        </w:rPr>
-        <w:t xml:space="preserve"> </w:t>
-      </w:r>
-      <w:proofErr w:type="spellStart"/>
-      <w:r>
-        <w:rPr>
-          <w:i/>
-          <w:iCs/>
-          <w:color w:val="000000"/>
-        </w:rPr>
-        <w:t>National</w:t>
-      </w:r>
-      <w:proofErr w:type="spellEnd"/>
-      <w:r>
-        <w:rPr>
-          <w:i/>
-          <w:iCs/>
-          <w:color w:val="000000"/>
-        </w:rPr>
-        <w:t xml:space="preserve"> Conference </w:t>
-      </w:r>
-      <w:proofErr w:type="spellStart"/>
-      <w:r>
-        <w:rPr>
-          <w:i/>
-          <w:iCs/>
-          <w:color w:val="000000"/>
-        </w:rPr>
-        <w:t>on</w:t>
-      </w:r>
-      <w:proofErr w:type="spellEnd"/>
-      <w:r>
-        <w:rPr>
-          <w:i/>
-          <w:iCs/>
-          <w:color w:val="000000"/>
-        </w:rPr>
-        <w:t xml:space="preserve"> Artificial </w:t>
+        <w:t xml:space="preserve"> National Conference on Artificial </w:t>
       </w:r>
       <w:proofErr w:type="spellStart"/>
       <w:r>
@@ -21409,35 +20047,7 @@
         <w:rPr>
           <w:color w:val="000000"/>
         </w:rPr>
-        <w:t xml:space="preserve">Fox, D., Burgard, W., &amp; Thrun, S. (1997). The </w:t>
-      </w:r>
-      <w:proofErr w:type="spellStart"/>
-      <w:r>
-        <w:rPr>
-          <w:color w:val="000000"/>
-        </w:rPr>
-        <w:t>dynamic</w:t>
-      </w:r>
-      <w:proofErr w:type="spellEnd"/>
-      <w:r>
-        <w:rPr>
-          <w:color w:val="000000"/>
-        </w:rPr>
-        <w:t xml:space="preserve"> </w:t>
-      </w:r>
-      <w:proofErr w:type="spellStart"/>
-      <w:r>
-        <w:rPr>
-          <w:color w:val="000000"/>
-        </w:rPr>
-        <w:t>window</w:t>
-      </w:r>
-      <w:proofErr w:type="spellEnd"/>
-      <w:r>
-        <w:rPr>
-          <w:color w:val="000000"/>
-        </w:rPr>
-        <w:t xml:space="preserve"> </w:t>
+        <w:t xml:space="preserve">Fox, D., Burgard, W., &amp; Thrun, S. (1997). The dynamic window </w:t>
       </w:r>
       <w:proofErr w:type="spellStart"/>
       <w:r>
@@ -21451,21 +20061,7 @@
         <w:rPr>
           <w:color w:val="000000"/>
         </w:rPr>
-        <w:t xml:space="preserve"> </w:t>
-      </w:r>
-      <w:proofErr w:type="spellStart"/>
-      <w:r>
-        <w:rPr>
-          <w:color w:val="000000"/>
-        </w:rPr>
-        <w:t>to</w:t>
-      </w:r>
-      <w:proofErr w:type="spellEnd"/>
-      <w:r>
-        <w:rPr>
-          <w:color w:val="000000"/>
-        </w:rPr>
-        <w:t xml:space="preserve"> </w:t>
+        <w:t xml:space="preserve"> to </w:t>
       </w:r>
       <w:proofErr w:type="spellStart"/>
       <w:r>
@@ -21537,8 +20133,18 @@
           <w:iCs/>
           <w:color w:val="000000"/>
         </w:rPr>
-        <w:t xml:space="preserve"> Magazine</w:t>
-      </w:r>
+        <w:t xml:space="preserve"> </w:t>
+      </w:r>
+      <w:proofErr w:type="spellStart"/>
+      <w:r>
+        <w:rPr>
+          <w:i/>
+          <w:iCs/>
+          <w:color w:val="000000"/>
+        </w:rPr>
+        <w:t>Magazine</w:t>
+      </w:r>
+      <w:proofErr w:type="spellEnd"/>
       <w:r>
         <w:rPr>
           <w:color w:val="000000"/>
@@ -21643,7 +20249,7 @@
           <w:iCs/>
           <w:color w:val="000000"/>
         </w:rPr>
-        <w:t xml:space="preserve">: Real-time 3D human </w:t>
+        <w:t xml:space="preserve">: Real-time 3D </w:t>
       </w:r>
       <w:proofErr w:type="spellStart"/>
       <w:r>
@@ -21652,7 +20258,7 @@
           <w:iCs/>
           <w:color w:val="000000"/>
         </w:rPr>
-        <w:t>landmarks</w:t>
+        <w:t>human</w:t>
       </w:r>
       <w:proofErr w:type="spellEnd"/>
       <w:r>
@@ -21661,7 +20267,7 @@
           <w:iCs/>
           <w:color w:val="000000"/>
         </w:rPr>
-        <w:t xml:space="preserve"> and pose </w:t>
+        <w:t xml:space="preserve"> </w:t>
       </w:r>
       <w:proofErr w:type="spellStart"/>
       <w:r>
@@ -21670,6 +20276,24 @@
           <w:iCs/>
           <w:color w:val="000000"/>
         </w:rPr>
+        <w:t>landmarks</w:t>
+      </w:r>
+      <w:proofErr w:type="spellEnd"/>
+      <w:r>
+        <w:rPr>
+          <w:i/>
+          <w:iCs/>
+          <w:color w:val="000000"/>
+        </w:rPr>
+        <w:t xml:space="preserve"> and pose </w:t>
+      </w:r>
+      <w:proofErr w:type="spellStart"/>
+      <w:r>
+        <w:rPr>
+          <w:i/>
+          <w:iCs/>
+          <w:color w:val="000000"/>
+        </w:rPr>
         <w:t>estimation</w:t>
       </w:r>
       <w:proofErr w:type="spellEnd"/>
@@ -21691,21 +20315,7 @@
         <w:rPr>
           <w:color w:val="000000"/>
         </w:rPr>
-        <w:t xml:space="preserve">]. </w:t>
-      </w:r>
-      <w:proofErr w:type="spellStart"/>
-      <w:r>
-        <w:rPr>
-          <w:color w:val="000000"/>
-        </w:rPr>
-        <w:t>arXiv</w:t>
-      </w:r>
-      <w:proofErr w:type="spellEnd"/>
-      <w:r>
-        <w:rPr>
-          <w:color w:val="000000"/>
-        </w:rPr>
-        <w:t>. https://doi.org/10.48550/arXiv.2206.11678</w:t>
+        <w:t>]. arXiv. https://doi.org/10.48550/arXiv.2206.11678</w:t>
       </w:r>
     </w:p>
     <w:p>
@@ -21741,7 +20351,21 @@
         <w:rPr>
           <w:color w:val="000000"/>
         </w:rPr>
-        <w:t xml:space="preserve">, V. (2019). Tracking </w:t>
+        <w:t xml:space="preserve">, V. (2019). </w:t>
+      </w:r>
+      <w:proofErr w:type="spellStart"/>
+      <w:r>
+        <w:rPr>
+          <w:color w:val="000000"/>
+        </w:rPr>
+        <w:t>Tracking</w:t>
+      </w:r>
+      <w:proofErr w:type="spellEnd"/>
+      <w:r>
+        <w:rPr>
+          <w:color w:val="000000"/>
+        </w:rPr>
+        <w:t xml:space="preserve"> </w:t>
       </w:r>
       <w:proofErr w:type="spellStart"/>
       <w:r>
@@ -21755,35 +20379,7 @@
         <w:rPr>
           <w:color w:val="000000"/>
         </w:rPr>
-        <w:t xml:space="preserve"> in a </w:t>
-      </w:r>
-      <w:proofErr w:type="spellStart"/>
-      <w:r>
-        <w:rPr>
-          <w:color w:val="000000"/>
-        </w:rPr>
-        <w:t>mobile</w:t>
-      </w:r>
-      <w:proofErr w:type="spellEnd"/>
-      <w:r>
-        <w:rPr>
-          <w:color w:val="000000"/>
-        </w:rPr>
-        <w:t xml:space="preserve"> robot </w:t>
-      </w:r>
-      <w:proofErr w:type="spellStart"/>
-      <w:r>
-        <w:rPr>
-          <w:color w:val="000000"/>
-        </w:rPr>
-        <w:t>from</w:t>
-      </w:r>
-      <w:proofErr w:type="spellEnd"/>
-      <w:r>
-        <w:rPr>
-          <w:color w:val="000000"/>
-        </w:rPr>
-        <w:t xml:space="preserve"> 2D LIDAR </w:t>
+        <w:t xml:space="preserve"> in a mobile robot from 2D LIDAR </w:t>
       </w:r>
       <w:proofErr w:type="spellStart"/>
       <w:r>
@@ -21797,6 +20393,20 @@
         <w:rPr>
           <w:color w:val="000000"/>
         </w:rPr>
+        <w:t xml:space="preserve"> using full </w:t>
+      </w:r>
+      <w:proofErr w:type="spellStart"/>
+      <w:r>
+        <w:rPr>
+          <w:color w:val="000000"/>
+        </w:rPr>
+        <w:t>convolutional</w:t>
+      </w:r>
+      <w:proofErr w:type="spellEnd"/>
+      <w:r>
+        <w:rPr>
+          <w:color w:val="000000"/>
+        </w:rPr>
         <w:t xml:space="preserve"> </w:t>
       </w:r>
       <w:proofErr w:type="spellStart"/>
@@ -21804,56 +20414,14 @@
         <w:rPr>
           <w:color w:val="000000"/>
         </w:rPr>
-        <w:t>using</w:t>
-      </w:r>
-      <w:proofErr w:type="spellEnd"/>
-      <w:r>
-        <w:rPr>
-          <w:color w:val="000000"/>
-        </w:rPr>
-        <w:t xml:space="preserve"> full </w:t>
-      </w:r>
-      <w:proofErr w:type="spellStart"/>
-      <w:r>
-        <w:rPr>
-          <w:color w:val="000000"/>
-        </w:rPr>
-        <w:t>convolutional</w:t>
-      </w:r>
-      <w:proofErr w:type="spellEnd"/>
-      <w:r>
-        <w:rPr>
-          <w:color w:val="000000"/>
-        </w:rPr>
-        <w:t xml:space="preserve"> neural </w:t>
-      </w:r>
-      <w:proofErr w:type="spellStart"/>
-      <w:r>
-        <w:rPr>
-          <w:color w:val="000000"/>
-        </w:rPr>
-        <w:t>networks</w:t>
-      </w:r>
-      <w:proofErr w:type="spellEnd"/>
-      <w:r>
-        <w:rPr>
-          <w:color w:val="000000"/>
-        </w:rPr>
-        <w:t xml:space="preserve"> </w:t>
-      </w:r>
-      <w:proofErr w:type="spellStart"/>
-      <w:r>
-        <w:rPr>
-          <w:color w:val="000000"/>
-        </w:rPr>
-        <w:t>for</w:t>
-      </w:r>
-      <w:proofErr w:type="spellEnd"/>
-      <w:r>
-        <w:rPr>
-          <w:color w:val="000000"/>
-        </w:rPr>
-        <w:t xml:space="preserve"> </w:t>
+        <w:t>neural</w:t>
+      </w:r>
+      <w:proofErr w:type="spellEnd"/>
+      <w:r>
+        <w:rPr>
+          <w:color w:val="000000"/>
+        </w:rPr>
+        <w:t xml:space="preserve"> networks for </w:t>
       </w:r>
       <w:proofErr w:type="spellStart"/>
       <w:r>
@@ -21993,6 +20561,34 @@
         <w:rPr>
           <w:color w:val="000000"/>
         </w:rPr>
+        <w:t xml:space="preserve"> to linear </w:t>
+      </w:r>
+      <w:proofErr w:type="spellStart"/>
+      <w:r>
+        <w:rPr>
+          <w:color w:val="000000"/>
+        </w:rPr>
+        <w:t>filtering</w:t>
+      </w:r>
+      <w:proofErr w:type="spellEnd"/>
+      <w:r>
+        <w:rPr>
+          <w:color w:val="000000"/>
+        </w:rPr>
+        <w:t xml:space="preserve"> and </w:t>
+      </w:r>
+      <w:proofErr w:type="spellStart"/>
+      <w:r>
+        <w:rPr>
+          <w:color w:val="000000"/>
+        </w:rPr>
+        <w:t>prediction</w:t>
+      </w:r>
+      <w:proofErr w:type="spellEnd"/>
+      <w:r>
+        <w:rPr>
+          <w:color w:val="000000"/>
+        </w:rPr>
         <w:t xml:space="preserve"> </w:t>
       </w:r>
       <w:proofErr w:type="spellStart"/>
@@ -22000,48 +20596,6 @@
         <w:rPr>
           <w:color w:val="000000"/>
         </w:rPr>
-        <w:t>to</w:t>
-      </w:r>
-      <w:proofErr w:type="spellEnd"/>
-      <w:r>
-        <w:rPr>
-          <w:color w:val="000000"/>
-        </w:rPr>
-        <w:t xml:space="preserve"> linear </w:t>
-      </w:r>
-      <w:proofErr w:type="spellStart"/>
-      <w:r>
-        <w:rPr>
-          <w:color w:val="000000"/>
-        </w:rPr>
-        <w:t>filtering</w:t>
-      </w:r>
-      <w:proofErr w:type="spellEnd"/>
-      <w:r>
-        <w:rPr>
-          <w:color w:val="000000"/>
-        </w:rPr>
-        <w:t xml:space="preserve"> and </w:t>
-      </w:r>
-      <w:proofErr w:type="spellStart"/>
-      <w:r>
-        <w:rPr>
-          <w:color w:val="000000"/>
-        </w:rPr>
-        <w:t>prediction</w:t>
-      </w:r>
-      <w:proofErr w:type="spellEnd"/>
-      <w:r>
-        <w:rPr>
-          <w:color w:val="000000"/>
-        </w:rPr>
-        <w:t xml:space="preserve"> </w:t>
-      </w:r>
-      <w:proofErr w:type="spellStart"/>
-      <w:r>
-        <w:rPr>
-          <w:color w:val="000000"/>
-        </w:rPr>
         <w:t>problems</w:t>
       </w:r>
       <w:proofErr w:type="spellEnd"/>
@@ -22051,41 +20605,13 @@
         </w:rPr>
         <w:t xml:space="preserve">. </w:t>
       </w:r>
-      <w:proofErr w:type="spellStart"/>
       <w:r>
         <w:rPr>
           <w:i/>
           <w:iCs/>
           <w:color w:val="000000"/>
         </w:rPr>
-        <w:t>Journal</w:t>
-      </w:r>
-      <w:proofErr w:type="spellEnd"/>
-      <w:r>
-        <w:rPr>
-          <w:i/>
-          <w:iCs/>
-          <w:color w:val="000000"/>
-        </w:rPr>
-        <w:t xml:space="preserve"> </w:t>
-      </w:r>
-      <w:proofErr w:type="spellStart"/>
-      <w:r>
-        <w:rPr>
-          <w:i/>
-          <w:iCs/>
-          <w:color w:val="000000"/>
-        </w:rPr>
-        <w:t>of</w:t>
-      </w:r>
-      <w:proofErr w:type="spellEnd"/>
-      <w:r>
-        <w:rPr>
-          <w:i/>
-          <w:iCs/>
-          <w:color w:val="000000"/>
-        </w:rPr>
-        <w:t xml:space="preserve"> Basic </w:t>
+        <w:t xml:space="preserve">Journal of Basic </w:t>
       </w:r>
       <w:proofErr w:type="spellStart"/>
       <w:r>
@@ -22159,35 +20685,35 @@
         <w:rPr>
           <w:color w:val="000000"/>
         </w:rPr>
-        <w:t xml:space="preserve"> human tracking </w:t>
-      </w:r>
-      <w:proofErr w:type="spellStart"/>
-      <w:r>
-        <w:rPr>
-          <w:color w:val="000000"/>
-        </w:rPr>
-        <w:t>using</w:t>
-      </w:r>
-      <w:proofErr w:type="spellEnd"/>
-      <w:r>
-        <w:rPr>
-          <w:color w:val="000000"/>
-        </w:rPr>
-        <w:t xml:space="preserve"> a 3D </w:t>
-      </w:r>
-      <w:proofErr w:type="spellStart"/>
-      <w:r>
-        <w:rPr>
-          <w:color w:val="000000"/>
-        </w:rPr>
-        <w:t>LiDAR</w:t>
-      </w:r>
-      <w:proofErr w:type="spellEnd"/>
-      <w:r>
-        <w:rPr>
-          <w:color w:val="000000"/>
-        </w:rPr>
-        <w:t xml:space="preserve"> and </w:t>
+        <w:t xml:space="preserve"> </w:t>
+      </w:r>
+      <w:proofErr w:type="spellStart"/>
+      <w:r>
+        <w:rPr>
+          <w:color w:val="000000"/>
+        </w:rPr>
+        <w:t>human</w:t>
+      </w:r>
+      <w:proofErr w:type="spellEnd"/>
+      <w:r>
+        <w:rPr>
+          <w:color w:val="000000"/>
+        </w:rPr>
+        <w:t xml:space="preserve"> </w:t>
+      </w:r>
+      <w:proofErr w:type="spellStart"/>
+      <w:r>
+        <w:rPr>
+          <w:color w:val="000000"/>
+        </w:rPr>
+        <w:t>tracking</w:t>
+      </w:r>
+      <w:proofErr w:type="spellEnd"/>
+      <w:r>
+        <w:rPr>
+          <w:color w:val="000000"/>
+        </w:rPr>
+        <w:t xml:space="preserve"> using a 3D LiDAR and </w:t>
       </w:r>
       <w:proofErr w:type="spellStart"/>
       <w:r>
@@ -22229,28 +20755,14 @@
         <w:rPr>
           <w:color w:val="000000"/>
         </w:rPr>
-        <w:t xml:space="preserve"> </w:t>
-      </w:r>
-      <w:proofErr w:type="spellStart"/>
-      <w:r>
-        <w:rPr>
-          <w:color w:val="000000"/>
-        </w:rPr>
-        <w:t>for</w:t>
-      </w:r>
-      <w:proofErr w:type="spellEnd"/>
-      <w:r>
-        <w:rPr>
-          <w:color w:val="000000"/>
-        </w:rPr>
-        <w:t xml:space="preserve"> human-</w:t>
-      </w:r>
-      <w:proofErr w:type="spellStart"/>
-      <w:r>
-        <w:rPr>
-          <w:color w:val="000000"/>
-        </w:rPr>
-        <w:t>following</w:t>
+        <w:t xml:space="preserve"> for </w:t>
+      </w:r>
+      <w:proofErr w:type="spellStart"/>
+      <w:r>
+        <w:rPr>
+          <w:color w:val="000000"/>
+        </w:rPr>
+        <w:t>human-following</w:t>
       </w:r>
       <w:proofErr w:type="spellEnd"/>
       <w:r>
@@ -22323,23 +20835,7 @@
         <w:rPr>
           <w:color w:val="000000"/>
         </w:rPr>
-        <w:t>Li, Z., Kou, D., Wang, Y., Li, W., Dong, Z., &amp; Zhang, L. (2026). Auto-</w:t>
-      </w:r>
-      <w:proofErr w:type="spellStart"/>
-      <w:proofErr w:type="gramStart"/>
-      <w:r>
-        <w:rPr>
-          <w:color w:val="000000"/>
-        </w:rPr>
-        <w:t>Follower</w:t>
-      </w:r>
-      <w:proofErr w:type="spellEnd"/>
-      <w:proofErr w:type="gramEnd"/>
-      <w:r>
-        <w:rPr>
-          <w:color w:val="000000"/>
-        </w:rPr>
-        <w:t xml:space="preserve">: A </w:t>
+        <w:t xml:space="preserve">Li, Z., Kou, D., Wang, Y., Li, W., Dong, Z., &amp; Zhang, L. (2026). Auto-Follower: A </w:t>
       </w:r>
       <w:proofErr w:type="spellStart"/>
       <w:r>
@@ -22367,6 +20863,20 @@
         <w:rPr>
           <w:color w:val="000000"/>
         </w:rPr>
+        <w:t xml:space="preserve"> for </w:t>
+      </w:r>
+      <w:proofErr w:type="spellStart"/>
+      <w:r>
+        <w:rPr>
+          <w:color w:val="000000"/>
+        </w:rPr>
+        <w:t>urban</w:t>
+      </w:r>
+      <w:proofErr w:type="spellEnd"/>
+      <w:r>
+        <w:rPr>
+          <w:color w:val="000000"/>
+        </w:rPr>
         <w:t xml:space="preserve"> </w:t>
       </w:r>
       <w:proofErr w:type="spellStart"/>
@@ -22374,7 +20884,7 @@
         <w:rPr>
           <w:color w:val="000000"/>
         </w:rPr>
-        <w:t>for</w:t>
+        <w:t>Ackermann</w:t>
       </w:r>
       <w:proofErr w:type="spellEnd"/>
       <w:r>
@@ -22388,14 +20898,14 @@
         <w:rPr>
           <w:color w:val="000000"/>
         </w:rPr>
-        <w:t>urban</w:t>
-      </w:r>
-      <w:proofErr w:type="spellEnd"/>
-      <w:r>
-        <w:rPr>
-          <w:color w:val="000000"/>
-        </w:rPr>
-        <w:t xml:space="preserve"> Ackermann human–machine </w:t>
+        <w:t>human</w:t>
+      </w:r>
+      <w:proofErr w:type="spellEnd"/>
+      <w:r>
+        <w:rPr>
+          <w:color w:val="000000"/>
+        </w:rPr>
+        <w:t xml:space="preserve">–machine </w:t>
       </w:r>
       <w:proofErr w:type="spellStart"/>
       <w:r>
@@ -22449,7 +20959,7 @@
           <w:iCs/>
           <w:color w:val="000000"/>
         </w:rPr>
-        <w:t xml:space="preserve"> </w:t>
+        <w:t xml:space="preserve"> on </w:t>
       </w:r>
       <w:proofErr w:type="spellStart"/>
       <w:r>
@@ -22458,7 +20968,7 @@
           <w:iCs/>
           <w:color w:val="000000"/>
         </w:rPr>
-        <w:t>on</w:t>
+        <w:t>Autonomous</w:t>
       </w:r>
       <w:proofErr w:type="spellEnd"/>
       <w:r>
@@ -22467,7 +20977,7 @@
           <w:iCs/>
           <w:color w:val="000000"/>
         </w:rPr>
-        <w:t xml:space="preserve"> </w:t>
+        <w:t xml:space="preserve"> and </w:t>
       </w:r>
       <w:proofErr w:type="spellStart"/>
       <w:r>
@@ -22476,7 +20986,7 @@
           <w:iCs/>
           <w:color w:val="000000"/>
         </w:rPr>
-        <w:t>Autonomous</w:t>
+        <w:t>Adaptive</w:t>
       </w:r>
       <w:proofErr w:type="spellEnd"/>
       <w:r>
@@ -22485,18 +20995,8 @@
           <w:iCs/>
           <w:color w:val="000000"/>
         </w:rPr>
-        <w:t xml:space="preserve"> and Adaptive </w:t>
-      </w:r>
-      <w:proofErr w:type="spellStart"/>
-      <w:r>
-        <w:rPr>
-          <w:i/>
-          <w:iCs/>
-          <w:color w:val="000000"/>
-        </w:rPr>
-        <w:t>Systems</w:t>
-      </w:r>
-      <w:proofErr w:type="spellEnd"/>
+        <w:t xml:space="preserve"> Systems</w:t>
+      </w:r>
       <w:r>
         <w:rPr>
           <w:color w:val="000000"/>
@@ -22548,96 +21048,60 @@
         </w:rPr>
         <w:t xml:space="preserve">, C., Tang, J., Nash, H., McClanahan, C., Uboweja, E., Hays, M., Zhang, F., Chang, C.-L., Yong, M. G., Lee, J., Chang, W.-T., Hua, W., Georg, M., &amp; Grundmann, M. (2019). </w:t>
       </w:r>
-      <w:proofErr w:type="spellStart"/>
       <w:r>
         <w:rPr>
           <w:i/>
           <w:iCs/>
           <w:color w:val="000000"/>
         </w:rPr>
-        <w:t>MediaPipe</w:t>
-      </w:r>
-      <w:proofErr w:type="spellEnd"/>
+        <w:t xml:space="preserve">MediaPipe: A framework for </w:t>
+      </w:r>
+      <w:proofErr w:type="spellStart"/>
       <w:r>
         <w:rPr>
           <w:i/>
           <w:iCs/>
           <w:color w:val="000000"/>
         </w:rPr>
-        <w:t xml:space="preserve">: A </w:t>
-      </w:r>
-      <w:proofErr w:type="spellStart"/>
+        <w:t>building</w:t>
+      </w:r>
+      <w:proofErr w:type="spellEnd"/>
       <w:r>
         <w:rPr>
           <w:i/>
           <w:iCs/>
           <w:color w:val="000000"/>
         </w:rPr>
-        <w:t>framework</w:t>
-      </w:r>
-      <w:proofErr w:type="spellEnd"/>
+        <w:t xml:space="preserve"> </w:t>
+      </w:r>
+      <w:proofErr w:type="spellStart"/>
       <w:r>
         <w:rPr>
           <w:i/>
           <w:iCs/>
           <w:color w:val="000000"/>
         </w:rPr>
-        <w:t xml:space="preserve"> </w:t>
-      </w:r>
-      <w:proofErr w:type="spellStart"/>
+        <w:t>perception</w:t>
+      </w:r>
+      <w:proofErr w:type="spellEnd"/>
       <w:r>
         <w:rPr>
           <w:i/>
           <w:iCs/>
           <w:color w:val="000000"/>
         </w:rPr>
-        <w:t>for</w:t>
-      </w:r>
-      <w:proofErr w:type="spellEnd"/>
+        <w:t xml:space="preserve"> </w:t>
+      </w:r>
+      <w:proofErr w:type="spellStart"/>
       <w:r>
         <w:rPr>
           <w:i/>
           <w:iCs/>
           <w:color w:val="000000"/>
         </w:rPr>
-        <w:t xml:space="preserve"> </w:t>
-      </w:r>
-      <w:proofErr w:type="spellStart"/>
-      <w:r>
-        <w:rPr>
-          <w:i/>
-          <w:iCs/>
-          <w:color w:val="000000"/>
-        </w:rPr>
-        <w:t>building</w:t>
-      </w:r>
-      <w:proofErr w:type="spellEnd"/>
-      <w:r>
-        <w:rPr>
-          <w:i/>
-          <w:iCs/>
-          <w:color w:val="000000"/>
-        </w:rPr>
-        <w:t xml:space="preserve"> </w:t>
-      </w:r>
-      <w:proofErr w:type="spellStart"/>
-      <w:r>
-        <w:rPr>
-          <w:i/>
-          <w:iCs/>
-          <w:color w:val="000000"/>
-        </w:rPr>
-        <w:t>perception</w:t>
-      </w:r>
-      <w:proofErr w:type="spellEnd"/>
-      <w:r>
-        <w:rPr>
-          <w:i/>
-          <w:iCs/>
-          <w:color w:val="000000"/>
-        </w:rPr>
-        <w:t xml:space="preserve"> pipelines</w:t>
-      </w:r>
+        <w:t>pipelines</w:t>
+      </w:r>
+      <w:proofErr w:type="spellEnd"/>
       <w:r>
         <w:rPr>
           <w:color w:val="000000"/>
@@ -22656,21 +21120,7 @@
         <w:rPr>
           <w:color w:val="000000"/>
         </w:rPr>
-        <w:t xml:space="preserve">]. </w:t>
-      </w:r>
-      <w:proofErr w:type="spellStart"/>
-      <w:r>
-        <w:rPr>
-          <w:color w:val="000000"/>
-        </w:rPr>
-        <w:t>arXiv</w:t>
-      </w:r>
-      <w:proofErr w:type="spellEnd"/>
-      <w:r>
-        <w:rPr>
-          <w:color w:val="000000"/>
-        </w:rPr>
-        <w:t>. https://doi.org/10.48550/arXiv.1906.08172</w:t>
+        <w:t>]. arXiv. https://doi.org/10.48550/arXiv.1906.08172</w:t>
       </w:r>
     </w:p>
     <w:p>
@@ -22706,35 +21156,7 @@
         <w:rPr>
           <w:color w:val="000000"/>
         </w:rPr>
-        <w:t xml:space="preserve"> </w:t>
-      </w:r>
-      <w:proofErr w:type="spellStart"/>
-      <w:r>
-        <w:rPr>
-          <w:color w:val="000000"/>
-        </w:rPr>
-        <w:t>System</w:t>
-      </w:r>
-      <w:proofErr w:type="spellEnd"/>
-      <w:r>
-        <w:rPr>
-          <w:color w:val="000000"/>
-        </w:rPr>
-        <w:t xml:space="preserve"> 2: </w:t>
-      </w:r>
-      <w:proofErr w:type="spellStart"/>
-      <w:r>
-        <w:rPr>
-          <w:color w:val="000000"/>
-        </w:rPr>
-        <w:t>Design</w:t>
-      </w:r>
-      <w:proofErr w:type="spellEnd"/>
-      <w:r>
-        <w:rPr>
-          <w:color w:val="000000"/>
-        </w:rPr>
-        <w:t xml:space="preserve">, </w:t>
+        <w:t xml:space="preserve"> System 2: Design, </w:t>
       </w:r>
       <w:proofErr w:type="spellStart"/>
       <w:r>
@@ -22748,40 +21170,40 @@
         <w:rPr>
           <w:color w:val="000000"/>
         </w:rPr>
-        <w:t xml:space="preserve">, and uses in </w:t>
-      </w:r>
-      <w:proofErr w:type="spellStart"/>
-      <w:r>
-        <w:rPr>
-          <w:color w:val="000000"/>
-        </w:rPr>
-        <w:t>the</w:t>
-      </w:r>
-      <w:proofErr w:type="spellEnd"/>
-      <w:r>
-        <w:rPr>
-          <w:color w:val="000000"/>
-        </w:rPr>
-        <w:t xml:space="preserve"> wild. </w:t>
-      </w:r>
-      <w:proofErr w:type="spellStart"/>
+        <w:t xml:space="preserve">, and uses in the </w:t>
+      </w:r>
+      <w:proofErr w:type="spellStart"/>
+      <w:r>
+        <w:rPr>
+          <w:color w:val="000000"/>
+        </w:rPr>
+        <w:t>wild</w:t>
+      </w:r>
+      <w:proofErr w:type="spellEnd"/>
+      <w:r>
+        <w:rPr>
+          <w:color w:val="000000"/>
+        </w:rPr>
+        <w:t xml:space="preserve">. </w:t>
+      </w:r>
       <w:r>
         <w:rPr>
           <w:i/>
           <w:iCs/>
           <w:color w:val="000000"/>
         </w:rPr>
-        <w:t>Science</w:t>
-      </w:r>
-      <w:proofErr w:type="spellEnd"/>
+        <w:t xml:space="preserve">Science </w:t>
+      </w:r>
+      <w:proofErr w:type="spellStart"/>
       <w:r>
         <w:rPr>
           <w:i/>
           <w:iCs/>
           <w:color w:val="000000"/>
         </w:rPr>
-        <w:t xml:space="preserve"> Robotics</w:t>
-      </w:r>
+        <w:t>Robotics</w:t>
+      </w:r>
+      <w:proofErr w:type="spellEnd"/>
       <w:r>
         <w:rPr>
           <w:color w:val="000000"/>
@@ -22850,99 +21272,15 @@
         <w:rPr>
           <w:color w:val="000000"/>
         </w:rPr>
-        <w:t xml:space="preserve">: SLAM </w:t>
-      </w:r>
-      <w:proofErr w:type="spellStart"/>
-      <w:r>
-        <w:rPr>
-          <w:color w:val="000000"/>
-        </w:rPr>
-        <w:t>for</w:t>
-      </w:r>
-      <w:proofErr w:type="spellEnd"/>
-      <w:r>
-        <w:rPr>
-          <w:color w:val="000000"/>
-        </w:rPr>
-        <w:t xml:space="preserve"> </w:t>
-      </w:r>
-      <w:proofErr w:type="spellStart"/>
-      <w:r>
-        <w:rPr>
-          <w:color w:val="000000"/>
-        </w:rPr>
-        <w:t>the</w:t>
-      </w:r>
-      <w:proofErr w:type="spellEnd"/>
-      <w:r>
-        <w:rPr>
-          <w:color w:val="000000"/>
-        </w:rPr>
-        <w:t xml:space="preserve"> </w:t>
-      </w:r>
-      <w:proofErr w:type="spellStart"/>
-      <w:r>
-        <w:rPr>
-          <w:color w:val="000000"/>
-        </w:rPr>
-        <w:t>dynamic</w:t>
-      </w:r>
-      <w:proofErr w:type="spellEnd"/>
-      <w:r>
-        <w:rPr>
-          <w:color w:val="000000"/>
-        </w:rPr>
-        <w:t xml:space="preserve"> </w:t>
-      </w:r>
-      <w:proofErr w:type="spellStart"/>
-      <w:r>
-        <w:rPr>
-          <w:color w:val="000000"/>
-        </w:rPr>
-        <w:t>world</w:t>
-      </w:r>
-      <w:proofErr w:type="spellEnd"/>
-      <w:r>
-        <w:rPr>
-          <w:color w:val="000000"/>
-        </w:rPr>
-        <w:t xml:space="preserve">. </w:t>
-      </w:r>
-      <w:proofErr w:type="spellStart"/>
+        <w:t xml:space="preserve">: SLAM for the dynamic world. </w:t>
+      </w:r>
       <w:r>
         <w:rPr>
           <w:i/>
           <w:iCs/>
           <w:color w:val="000000"/>
         </w:rPr>
-        <w:t>Journal</w:t>
-      </w:r>
-      <w:proofErr w:type="spellEnd"/>
-      <w:r>
-        <w:rPr>
-          <w:i/>
-          <w:iCs/>
-          <w:color w:val="000000"/>
-        </w:rPr>
-        <w:t xml:space="preserve"> </w:t>
-      </w:r>
-      <w:proofErr w:type="spellStart"/>
-      <w:r>
-        <w:rPr>
-          <w:i/>
-          <w:iCs/>
-          <w:color w:val="000000"/>
-        </w:rPr>
-        <w:t>of</w:t>
-      </w:r>
-      <w:proofErr w:type="spellEnd"/>
-      <w:r>
-        <w:rPr>
-          <w:i/>
-          <w:iCs/>
-          <w:color w:val="000000"/>
-        </w:rPr>
-        <w:t xml:space="preserve"> Open </w:t>
+        <w:t xml:space="preserve">Journal of Open </w:t>
       </w:r>
       <w:proofErr w:type="spellStart"/>
       <w:r>
@@ -23016,21 +21354,7 @@
         <w:rPr>
           <w:color w:val="000000"/>
         </w:rPr>
-        <w:t xml:space="preserve">Macenski, S., Martín, F., White, R., &amp; Clavero, J. G. (2020). The </w:t>
-      </w:r>
-      <w:proofErr w:type="spellStart"/>
-      <w:r>
-        <w:rPr>
-          <w:color w:val="000000"/>
-        </w:rPr>
-        <w:t>Marathon</w:t>
-      </w:r>
-      <w:proofErr w:type="spellEnd"/>
-      <w:r>
-        <w:rPr>
-          <w:color w:val="000000"/>
-        </w:rPr>
-        <w:t xml:space="preserve"> 2: A </w:t>
+        <w:t xml:space="preserve">Macenski, S., Martín, F., White, R., &amp; Clavero, J. G. (2020). The Marathon 2: A </w:t>
       </w:r>
       <w:proofErr w:type="spellStart"/>
       <w:r>
@@ -23066,7 +21390,7 @@
           <w:iCs/>
           <w:color w:val="000000"/>
         </w:rPr>
-        <w:t xml:space="preserve">2020 IEEE/RSJ International Conference </w:t>
+        <w:t xml:space="preserve">2020 IEEE/RSJ International Conference on </w:t>
       </w:r>
       <w:proofErr w:type="spellStart"/>
       <w:r>
@@ -23075,7 +21399,7 @@
           <w:iCs/>
           <w:color w:val="000000"/>
         </w:rPr>
-        <w:t>on</w:t>
+        <w:t>Intelligent</w:t>
       </w:r>
       <w:proofErr w:type="spellEnd"/>
       <w:r>
@@ -23084,43 +21408,7 @@
           <w:iCs/>
           <w:color w:val="000000"/>
         </w:rPr>
-        <w:t xml:space="preserve"> </w:t>
-      </w:r>
-      <w:proofErr w:type="spellStart"/>
-      <w:r>
-        <w:rPr>
-          <w:i/>
-          <w:iCs/>
-          <w:color w:val="000000"/>
-        </w:rPr>
-        <w:t>Intelligent</w:t>
-      </w:r>
-      <w:proofErr w:type="spellEnd"/>
-      <w:r>
-        <w:rPr>
-          <w:i/>
-          <w:iCs/>
-          <w:color w:val="000000"/>
-        </w:rPr>
-        <w:t xml:space="preserve"> Robots and </w:t>
-      </w:r>
-      <w:proofErr w:type="spellStart"/>
-      <w:r>
-        <w:rPr>
-          <w:i/>
-          <w:iCs/>
-          <w:color w:val="000000"/>
-        </w:rPr>
-        <w:t>Systems</w:t>
-      </w:r>
-      <w:proofErr w:type="spellEnd"/>
-      <w:r>
-        <w:rPr>
-          <w:i/>
-          <w:iCs/>
-          <w:color w:val="000000"/>
-        </w:rPr>
-        <w:t xml:space="preserve"> (IROS)</w:t>
+        <w:t xml:space="preserve"> Robots and Systems (IROS)</w:t>
       </w:r>
       <w:r>
         <w:rPr>
@@ -23148,14 +21436,84 @@
         <w:rPr>
           <w:color w:val="000000"/>
         </w:rPr>
-        <w:t xml:space="preserve">Macenski, S., Moore, T., Lu, D. V., Merzlyakov, A., &amp; Ferguson, M. (2023). From </w:t>
-      </w:r>
-      <w:proofErr w:type="spellStart"/>
-      <w:r>
-        <w:rPr>
-          <w:color w:val="000000"/>
-        </w:rPr>
-        <w:t>the</w:t>
+        <w:t xml:space="preserve">Macenski, S., Moore, T., Lu, D. V., Merzlyakov, A., &amp; Ferguson, M. (2023). From the </w:t>
+      </w:r>
+      <w:proofErr w:type="spellStart"/>
+      <w:r>
+        <w:rPr>
+          <w:color w:val="000000"/>
+        </w:rPr>
+        <w:t>desks</w:t>
+      </w:r>
+      <w:proofErr w:type="spellEnd"/>
+      <w:r>
+        <w:rPr>
+          <w:color w:val="000000"/>
+        </w:rPr>
+        <w:t xml:space="preserve"> of ROS </w:t>
+      </w:r>
+      <w:proofErr w:type="spellStart"/>
+      <w:r>
+        <w:rPr>
+          <w:color w:val="000000"/>
+        </w:rPr>
+        <w:t>maintainers</w:t>
+      </w:r>
+      <w:proofErr w:type="spellEnd"/>
+      <w:r>
+        <w:rPr>
+          <w:color w:val="000000"/>
+        </w:rPr>
+        <w:t xml:space="preserve">: A </w:t>
+      </w:r>
+      <w:proofErr w:type="spellStart"/>
+      <w:r>
+        <w:rPr>
+          <w:color w:val="000000"/>
+        </w:rPr>
+        <w:t>survey</w:t>
+      </w:r>
+      <w:proofErr w:type="spellEnd"/>
+      <w:r>
+        <w:rPr>
+          <w:color w:val="000000"/>
+        </w:rPr>
+        <w:t xml:space="preserve"> of </w:t>
+      </w:r>
+      <w:proofErr w:type="spellStart"/>
+      <w:r>
+        <w:rPr>
+          <w:color w:val="000000"/>
+        </w:rPr>
+        <w:t>modern</w:t>
+      </w:r>
+      <w:proofErr w:type="spellEnd"/>
+      <w:r>
+        <w:rPr>
+          <w:color w:val="000000"/>
+        </w:rPr>
+        <w:t xml:space="preserve"> &amp; </w:t>
+      </w:r>
+      <w:proofErr w:type="spellStart"/>
+      <w:r>
+        <w:rPr>
+          <w:color w:val="000000"/>
+        </w:rPr>
+        <w:t>capable</w:t>
+      </w:r>
+      <w:proofErr w:type="spellEnd"/>
+      <w:r>
+        <w:rPr>
+          <w:color w:val="000000"/>
+        </w:rPr>
+        <w:t xml:space="preserve"> mobile </w:t>
+      </w:r>
+      <w:proofErr w:type="spellStart"/>
+      <w:r>
+        <w:rPr>
+          <w:color w:val="000000"/>
+        </w:rPr>
+        <w:t>robotics</w:t>
       </w:r>
       <w:proofErr w:type="spellEnd"/>
       <w:r>
@@ -23169,132 +21527,6 @@
         <w:rPr>
           <w:color w:val="000000"/>
         </w:rPr>
-        <w:t>desks</w:t>
-      </w:r>
-      <w:proofErr w:type="spellEnd"/>
-      <w:r>
-        <w:rPr>
-          <w:color w:val="000000"/>
-        </w:rPr>
-        <w:t xml:space="preserve"> </w:t>
-      </w:r>
-      <w:proofErr w:type="spellStart"/>
-      <w:r>
-        <w:rPr>
-          <w:color w:val="000000"/>
-        </w:rPr>
-        <w:t>of</w:t>
-      </w:r>
-      <w:proofErr w:type="spellEnd"/>
-      <w:r>
-        <w:rPr>
-          <w:color w:val="000000"/>
-        </w:rPr>
-        <w:t xml:space="preserve"> ROS </w:t>
-      </w:r>
-      <w:proofErr w:type="spellStart"/>
-      <w:r>
-        <w:rPr>
-          <w:color w:val="000000"/>
-        </w:rPr>
-        <w:t>maintainers</w:t>
-      </w:r>
-      <w:proofErr w:type="spellEnd"/>
-      <w:r>
-        <w:rPr>
-          <w:color w:val="000000"/>
-        </w:rPr>
-        <w:t xml:space="preserve">: A </w:t>
-      </w:r>
-      <w:proofErr w:type="spellStart"/>
-      <w:r>
-        <w:rPr>
-          <w:color w:val="000000"/>
-        </w:rPr>
-        <w:t>survey</w:t>
-      </w:r>
-      <w:proofErr w:type="spellEnd"/>
-      <w:r>
-        <w:rPr>
-          <w:color w:val="000000"/>
-        </w:rPr>
-        <w:t xml:space="preserve"> </w:t>
-      </w:r>
-      <w:proofErr w:type="spellStart"/>
-      <w:r>
-        <w:rPr>
-          <w:color w:val="000000"/>
-        </w:rPr>
-        <w:t>of</w:t>
-      </w:r>
-      <w:proofErr w:type="spellEnd"/>
-      <w:r>
-        <w:rPr>
-          <w:color w:val="000000"/>
-        </w:rPr>
-        <w:t xml:space="preserve"> </w:t>
-      </w:r>
-      <w:proofErr w:type="spellStart"/>
-      <w:r>
-        <w:rPr>
-          <w:color w:val="000000"/>
-        </w:rPr>
-        <w:t>modern</w:t>
-      </w:r>
-      <w:proofErr w:type="spellEnd"/>
-      <w:r>
-        <w:rPr>
-          <w:color w:val="000000"/>
-        </w:rPr>
-        <w:t xml:space="preserve"> &amp; </w:t>
-      </w:r>
-      <w:proofErr w:type="spellStart"/>
-      <w:r>
-        <w:rPr>
-          <w:color w:val="000000"/>
-        </w:rPr>
-        <w:t>capable</w:t>
-      </w:r>
-      <w:proofErr w:type="spellEnd"/>
-      <w:r>
-        <w:rPr>
-          <w:color w:val="000000"/>
-        </w:rPr>
-        <w:t xml:space="preserve"> </w:t>
-      </w:r>
-      <w:proofErr w:type="spellStart"/>
-      <w:r>
-        <w:rPr>
-          <w:color w:val="000000"/>
-        </w:rPr>
-        <w:t>mobile</w:t>
-      </w:r>
-      <w:proofErr w:type="spellEnd"/>
-      <w:r>
-        <w:rPr>
-          <w:color w:val="000000"/>
-        </w:rPr>
-        <w:t xml:space="preserve"> </w:t>
-      </w:r>
-      <w:proofErr w:type="spellStart"/>
-      <w:r>
-        <w:rPr>
-          <w:color w:val="000000"/>
-        </w:rPr>
-        <w:t>robotics</w:t>
-      </w:r>
-      <w:proofErr w:type="spellEnd"/>
-      <w:r>
-        <w:rPr>
-          <w:color w:val="000000"/>
-        </w:rPr>
-        <w:t xml:space="preserve"> </w:t>
-      </w:r>
-      <w:proofErr w:type="spellStart"/>
-      <w:r>
-        <w:rPr>
-          <w:color w:val="000000"/>
-        </w:rPr>
         <w:t>algorithms</w:t>
       </w:r>
       <w:proofErr w:type="spellEnd"/>
@@ -23302,21 +21534,7 @@
         <w:rPr>
           <w:color w:val="000000"/>
         </w:rPr>
-        <w:t xml:space="preserve"> in </w:t>
-      </w:r>
-      <w:proofErr w:type="spellStart"/>
-      <w:r>
-        <w:rPr>
-          <w:color w:val="000000"/>
-        </w:rPr>
-        <w:t>the</w:t>
-      </w:r>
-      <w:proofErr w:type="spellEnd"/>
-      <w:r>
-        <w:rPr>
-          <w:color w:val="000000"/>
-        </w:rPr>
-        <w:t xml:space="preserve"> robot </w:t>
+        <w:t xml:space="preserve"> in the robot </w:t>
       </w:r>
       <w:proofErr w:type="spellStart"/>
       <w:r>
@@ -23380,18 +21598,8 @@
           <w:iCs/>
           <w:color w:val="000000"/>
         </w:rPr>
-        <w:t xml:space="preserve"> </w:t>
-      </w:r>
-      <w:proofErr w:type="spellStart"/>
-      <w:r>
-        <w:rPr>
-          <w:i/>
-          <w:iCs/>
-          <w:color w:val="000000"/>
-        </w:rPr>
-        <w:t>Systems</w:t>
-      </w:r>
-      <w:proofErr w:type="spellEnd"/>
+        <w:t xml:space="preserve"> Systems</w:t>
+      </w:r>
       <w:r>
         <w:rPr>
           <w:color w:val="000000"/>
@@ -23454,7 +21662,7 @@
           <w:iCs/>
           <w:color w:val="000000"/>
         </w:rPr>
-        <w:t>A dual-</w:t>
+        <w:t xml:space="preserve">A dual-stream </w:t>
       </w:r>
       <w:proofErr w:type="spellStart"/>
       <w:r>
@@ -23463,7 +21671,7 @@
           <w:iCs/>
           <w:color w:val="000000"/>
         </w:rPr>
-        <w:t>stream</w:t>
+        <w:t>transformer</w:t>
       </w:r>
       <w:proofErr w:type="spellEnd"/>
       <w:r>
@@ -23481,7 +21689,7 @@
           <w:iCs/>
           <w:color w:val="000000"/>
         </w:rPr>
-        <w:t>transformer</w:t>
+        <w:t>architecture</w:t>
       </w:r>
       <w:proofErr w:type="spellEnd"/>
       <w:r>
@@ -23490,7 +21698,7 @@
           <w:iCs/>
           <w:color w:val="000000"/>
         </w:rPr>
-        <w:t xml:space="preserve"> </w:t>
+        <w:t xml:space="preserve"> for </w:t>
       </w:r>
       <w:proofErr w:type="spellStart"/>
       <w:r>
@@ -23499,7 +21707,7 @@
           <w:iCs/>
           <w:color w:val="000000"/>
         </w:rPr>
-        <w:t>architecture</w:t>
+        <w:t>illumination-invariant</w:t>
       </w:r>
       <w:proofErr w:type="spellEnd"/>
       <w:r>
@@ -23508,7 +21716,7 @@
           <w:iCs/>
           <w:color w:val="000000"/>
         </w:rPr>
-        <w:t xml:space="preserve"> </w:t>
+        <w:t xml:space="preserve"> TIR-LiDAR </w:t>
       </w:r>
       <w:proofErr w:type="spellStart"/>
       <w:r>
@@ -23517,7 +21725,7 @@
           <w:iCs/>
           <w:color w:val="000000"/>
         </w:rPr>
-        <w:t>for</w:t>
+        <w:t>person</w:t>
       </w:r>
       <w:proofErr w:type="spellEnd"/>
       <w:r>
@@ -23535,53 +21743,9 @@
           <w:iCs/>
           <w:color w:val="000000"/>
         </w:rPr>
-        <w:t>illumination-invariant</w:t>
-      </w:r>
-      <w:proofErr w:type="spellEnd"/>
-      <w:r>
-        <w:rPr>
-          <w:i/>
-          <w:iCs/>
-          <w:color w:val="000000"/>
-        </w:rPr>
-        <w:t xml:space="preserve"> TIR-</w:t>
-      </w:r>
-      <w:proofErr w:type="spellStart"/>
-      <w:r>
-        <w:rPr>
-          <w:i/>
-          <w:iCs/>
-          <w:color w:val="000000"/>
-        </w:rPr>
-        <w:t>LiDAR</w:t>
-      </w:r>
-      <w:proofErr w:type="spellEnd"/>
-      <w:r>
-        <w:rPr>
-          <w:i/>
-          <w:iCs/>
-          <w:color w:val="000000"/>
-        </w:rPr>
-        <w:t xml:space="preserve"> </w:t>
-      </w:r>
-      <w:proofErr w:type="spellStart"/>
-      <w:r>
-        <w:rPr>
-          <w:i/>
-          <w:iCs/>
-          <w:color w:val="000000"/>
-        </w:rPr>
-        <w:t>person</w:t>
-      </w:r>
-      <w:proofErr w:type="spellEnd"/>
-      <w:r>
-        <w:rPr>
-          <w:i/>
-          <w:iCs/>
-          <w:color w:val="000000"/>
-        </w:rPr>
-        <w:t xml:space="preserve"> tracking</w:t>
-      </w:r>
+        <w:t>tracking</w:t>
+      </w:r>
+      <w:proofErr w:type="spellEnd"/>
       <w:r>
         <w:rPr>
           <w:color w:val="000000"/>
@@ -23600,21 +21764,7 @@
         <w:rPr>
           <w:color w:val="000000"/>
         </w:rPr>
-        <w:t xml:space="preserve">]. </w:t>
-      </w:r>
-      <w:proofErr w:type="spellStart"/>
-      <w:r>
-        <w:rPr>
-          <w:color w:val="000000"/>
-        </w:rPr>
-        <w:t>arXiv</w:t>
-      </w:r>
-      <w:proofErr w:type="spellEnd"/>
-      <w:r>
-        <w:rPr>
-          <w:color w:val="000000"/>
-        </w:rPr>
-        <w:t>. https://doi.org/10.48550/arXiv.2604.00363</w:t>
+        <w:t>]. arXiv. https://doi.org/10.48550/arXiv.2604.00363</w:t>
       </w:r>
     </w:p>
     <w:p>
@@ -23645,19 +21795,9 @@
           <w:iCs/>
           <w:color w:val="000000"/>
         </w:rPr>
-        <w:t>person_</w:t>
-      </w:r>
-      <w:proofErr w:type="gramStart"/>
-      <w:r>
-        <w:rPr>
-          <w:i/>
-          <w:iCs/>
-          <w:color w:val="000000"/>
-        </w:rPr>
-        <w:t>follower</w:t>
-      </w:r>
-      <w:proofErr w:type="spellEnd"/>
-      <w:proofErr w:type="gramEnd"/>
+        <w:t>person_follower</w:t>
+      </w:r>
+      <w:proofErr w:type="spellEnd"/>
       <w:r>
         <w:rPr>
           <w:i/>
@@ -23725,25 +21865,23 @@
           <w:i/>
           <w:color w:val="000000"/>
         </w:rPr>
-        <w:t xml:space="preserve">TFM - Person </w:t>
-      </w:r>
-      <w:proofErr w:type="spellStart"/>
-      <w:proofErr w:type="gramStart"/>
+        <w:t xml:space="preserve">TFM - </w:t>
+      </w:r>
+      <w:proofErr w:type="spellStart"/>
       <w:r>
         <w:rPr>
           <w:i/>
           <w:color w:val="000000"/>
         </w:rPr>
-        <w:t>Follower</w:t>
-      </w:r>
-      <w:proofErr w:type="spellEnd"/>
-      <w:proofErr w:type="gramEnd"/>
+        <w:t>Person</w:t>
+      </w:r>
+      <w:proofErr w:type="spellEnd"/>
       <w:r>
         <w:rPr>
           <w:i/>
           <w:color w:val="000000"/>
         </w:rPr>
-        <w:t xml:space="preserve"> (ROS 2)</w:t>
+        <w:t xml:space="preserve"> Follower (ROS 2)</w:t>
       </w:r>
       <w:r>
         <w:rPr>
@@ -23771,14 +21909,14 @@
         <w:rPr>
           <w:color w:val="000000"/>
         </w:rPr>
-        <w:t xml:space="preserve">Sarmento, J., Neves dos Santos, F., Silva Aguiar, A., Filipe, V., &amp; Valente, A. (2024). </w:t>
-      </w:r>
-      <w:proofErr w:type="spellStart"/>
-      <w:r>
-        <w:rPr>
-          <w:color w:val="000000"/>
-        </w:rPr>
-        <w:t>Fusion</w:t>
+        <w:t xml:space="preserve">Sarmento, J., Neves dos Santos, F., Silva Aguiar, A., Filipe, V., &amp; Valente, A. (2024). Fusion of </w:t>
+      </w:r>
+      <w:proofErr w:type="spellStart"/>
+      <w:r>
+        <w:rPr>
+          <w:color w:val="000000"/>
+        </w:rPr>
+        <w:t>time-of-flight</w:t>
       </w:r>
       <w:proofErr w:type="spellEnd"/>
       <w:r>
@@ -23792,35 +21930,7 @@
         <w:rPr>
           <w:color w:val="000000"/>
         </w:rPr>
-        <w:t>of</w:t>
-      </w:r>
-      <w:proofErr w:type="spellEnd"/>
-      <w:r>
-        <w:rPr>
-          <w:color w:val="000000"/>
-        </w:rPr>
-        <w:t xml:space="preserve"> time-</w:t>
-      </w:r>
-      <w:proofErr w:type="spellStart"/>
-      <w:r>
-        <w:rPr>
-          <w:color w:val="000000"/>
-        </w:rPr>
-        <w:t>of</w:t>
-      </w:r>
-      <w:proofErr w:type="spellEnd"/>
-      <w:r>
-        <w:rPr>
-          <w:color w:val="000000"/>
-        </w:rPr>
-        <w:t>-</w:t>
-      </w:r>
-      <w:proofErr w:type="spellStart"/>
-      <w:r>
-        <w:rPr>
-          <w:color w:val="000000"/>
-        </w:rPr>
-        <w:t>flight</w:t>
+        <w:t>based</w:t>
       </w:r>
       <w:proofErr w:type="spellEnd"/>
       <w:r>
@@ -23834,7 +21944,21 @@
         <w:rPr>
           <w:color w:val="000000"/>
         </w:rPr>
-        <w:t>based</w:t>
+        <w:t>sensors</w:t>
+      </w:r>
+      <w:proofErr w:type="spellEnd"/>
+      <w:r>
+        <w:rPr>
+          <w:color w:val="000000"/>
+        </w:rPr>
+        <w:t xml:space="preserve"> with monocular cameras for a </w:t>
+      </w:r>
+      <w:proofErr w:type="spellStart"/>
+      <w:r>
+        <w:rPr>
+          <w:color w:val="000000"/>
+        </w:rPr>
+        <w:t>robotic</w:t>
       </w:r>
       <w:proofErr w:type="spellEnd"/>
       <w:r>
@@ -23848,62 +21972,6 @@
         <w:rPr>
           <w:color w:val="000000"/>
         </w:rPr>
-        <w:t>sensors</w:t>
-      </w:r>
-      <w:proofErr w:type="spellEnd"/>
-      <w:r>
-        <w:rPr>
-          <w:color w:val="000000"/>
-        </w:rPr>
-        <w:t xml:space="preserve"> </w:t>
-      </w:r>
-      <w:proofErr w:type="spellStart"/>
-      <w:r>
-        <w:rPr>
-          <w:color w:val="000000"/>
-        </w:rPr>
-        <w:t>with</w:t>
-      </w:r>
-      <w:proofErr w:type="spellEnd"/>
-      <w:r>
-        <w:rPr>
-          <w:color w:val="000000"/>
-        </w:rPr>
-        <w:t xml:space="preserve"> monocular cameras </w:t>
-      </w:r>
-      <w:proofErr w:type="spellStart"/>
-      <w:r>
-        <w:rPr>
-          <w:color w:val="000000"/>
-        </w:rPr>
-        <w:t>for</w:t>
-      </w:r>
-      <w:proofErr w:type="spellEnd"/>
-      <w:r>
-        <w:rPr>
-          <w:color w:val="000000"/>
-        </w:rPr>
-        <w:t xml:space="preserve"> a </w:t>
-      </w:r>
-      <w:proofErr w:type="spellStart"/>
-      <w:r>
-        <w:rPr>
-          <w:color w:val="000000"/>
-        </w:rPr>
-        <w:t>robotic</w:t>
-      </w:r>
-      <w:proofErr w:type="spellEnd"/>
-      <w:r>
-        <w:rPr>
-          <w:color w:val="000000"/>
-        </w:rPr>
-        <w:t xml:space="preserve"> </w:t>
-      </w:r>
-      <w:proofErr w:type="spellStart"/>
-      <w:r>
-        <w:rPr>
-          <w:color w:val="000000"/>
-        </w:rPr>
         <w:t>person</w:t>
       </w:r>
       <w:proofErr w:type="spellEnd"/>
@@ -23911,106 +21979,52 @@
         <w:rPr>
           <w:color w:val="000000"/>
         </w:rPr>
-        <w:t xml:space="preserve"> </w:t>
-      </w:r>
-      <w:proofErr w:type="spellStart"/>
-      <w:proofErr w:type="gramStart"/>
-      <w:r>
-        <w:rPr>
-          <w:color w:val="000000"/>
-        </w:rPr>
-        <w:t>follower</w:t>
-      </w:r>
-      <w:proofErr w:type="spellEnd"/>
-      <w:proofErr w:type="gramEnd"/>
-      <w:r>
-        <w:rPr>
-          <w:color w:val="000000"/>
-        </w:rPr>
-        <w:t xml:space="preserve">. </w:t>
-      </w:r>
-      <w:proofErr w:type="spellStart"/>
+        <w:t xml:space="preserve"> follower. </w:t>
+      </w:r>
       <w:r>
         <w:rPr>
           <w:i/>
           <w:iCs/>
           <w:color w:val="000000"/>
         </w:rPr>
-        <w:t>Journal</w:t>
-      </w:r>
-      <w:proofErr w:type="spellEnd"/>
+        <w:t xml:space="preserve">Journal of </w:t>
+      </w:r>
+      <w:proofErr w:type="spellStart"/>
       <w:r>
         <w:rPr>
           <w:i/>
           <w:iCs/>
           <w:color w:val="000000"/>
         </w:rPr>
-        <w:t xml:space="preserve"> </w:t>
-      </w:r>
-      <w:proofErr w:type="spellStart"/>
+        <w:t>Intelligent</w:t>
+      </w:r>
+      <w:proofErr w:type="spellEnd"/>
       <w:r>
         <w:rPr>
           <w:i/>
           <w:iCs/>
           <w:color w:val="000000"/>
         </w:rPr>
-        <w:t>of</w:t>
-      </w:r>
-      <w:proofErr w:type="spellEnd"/>
+        <w:t xml:space="preserve"> &amp; </w:t>
+      </w:r>
+      <w:proofErr w:type="spellStart"/>
       <w:r>
         <w:rPr>
           <w:i/>
           <w:iCs/>
           <w:color w:val="000000"/>
         </w:rPr>
-        <w:t xml:space="preserve"> </w:t>
-      </w:r>
-      <w:proofErr w:type="spellStart"/>
+        <w:t>Robotic</w:t>
+      </w:r>
+      <w:proofErr w:type="spellEnd"/>
       <w:r>
         <w:rPr>
           <w:i/>
           <w:iCs/>
           <w:color w:val="000000"/>
         </w:rPr>
-        <w:t>Intelligent</w:t>
-      </w:r>
-      <w:proofErr w:type="spellEnd"/>
-      <w:r>
-        <w:rPr>
-          <w:i/>
-          <w:iCs/>
-          <w:color w:val="000000"/>
-        </w:rPr>
-        <w:t xml:space="preserve"> &amp; </w:t>
-      </w:r>
-      <w:proofErr w:type="spellStart"/>
-      <w:r>
-        <w:rPr>
-          <w:i/>
-          <w:iCs/>
-          <w:color w:val="000000"/>
-        </w:rPr>
-        <w:t>Robotic</w:t>
-      </w:r>
-      <w:proofErr w:type="spellEnd"/>
-      <w:r>
-        <w:rPr>
-          <w:i/>
-          <w:iCs/>
-          <w:color w:val="000000"/>
-        </w:rPr>
-        <w:t xml:space="preserve"> </w:t>
-      </w:r>
-      <w:proofErr w:type="spellStart"/>
-      <w:r>
-        <w:rPr>
-          <w:i/>
-          <w:iCs/>
-          <w:color w:val="000000"/>
-        </w:rPr>
-        <w:t>Systems</w:t>
-      </w:r>
-      <w:proofErr w:type="spellEnd"/>
+        <w:t xml:space="preserve"> Systems</w:t>
+      </w:r>
       <w:r>
         <w:rPr>
           <w:color w:val="000000"/>
@@ -24065,14 +22079,14 @@
         <w:rPr>
           <w:color w:val="000000"/>
         </w:rPr>
-        <w:t xml:space="preserve">Schulz, D., Burgard, W., Fox, D., &amp; Cremers, A. B. (2003). People tracking </w:t>
-      </w:r>
-      <w:proofErr w:type="spellStart"/>
-      <w:r>
-        <w:rPr>
-          <w:color w:val="000000"/>
-        </w:rPr>
-        <w:t>with</w:t>
+        <w:t xml:space="preserve">Schulz, D., Burgard, W., Fox, D., &amp; Cremers, A. B. (2003). </w:t>
+      </w:r>
+      <w:proofErr w:type="spellStart"/>
+      <w:r>
+        <w:rPr>
+          <w:color w:val="000000"/>
+        </w:rPr>
+        <w:t>People</w:t>
       </w:r>
       <w:proofErr w:type="spellEnd"/>
       <w:r>
@@ -24086,28 +22100,14 @@
         <w:rPr>
           <w:color w:val="000000"/>
         </w:rPr>
-        <w:t>mobile</w:t>
-      </w:r>
-      <w:proofErr w:type="spellEnd"/>
-      <w:r>
-        <w:rPr>
-          <w:color w:val="000000"/>
-        </w:rPr>
-        <w:t xml:space="preserve"> robots </w:t>
-      </w:r>
-      <w:proofErr w:type="spellStart"/>
-      <w:r>
-        <w:rPr>
-          <w:color w:val="000000"/>
-        </w:rPr>
-        <w:t>using</w:t>
-      </w:r>
-      <w:proofErr w:type="spellEnd"/>
-      <w:r>
-        <w:rPr>
-          <w:color w:val="000000"/>
-        </w:rPr>
-        <w:t xml:space="preserve"> </w:t>
+        <w:t>tracking</w:t>
+      </w:r>
+      <w:proofErr w:type="spellEnd"/>
+      <w:r>
+        <w:rPr>
+          <w:color w:val="000000"/>
+        </w:rPr>
+        <w:t xml:space="preserve"> with mobile robots using </w:t>
       </w:r>
       <w:proofErr w:type="spellStart"/>
       <w:r>
@@ -24185,7 +22185,7 @@
           <w:iCs/>
           <w:color w:val="000000"/>
         </w:rPr>
-        <w:t xml:space="preserve">The International </w:t>
+        <w:t xml:space="preserve">The International Journal of </w:t>
       </w:r>
       <w:proofErr w:type="spellStart"/>
       <w:r>
@@ -24194,7 +22194,7 @@
           <w:iCs/>
           <w:color w:val="000000"/>
         </w:rPr>
-        <w:t>Journal</w:t>
+        <w:t>Robotics</w:t>
       </w:r>
       <w:proofErr w:type="spellEnd"/>
       <w:r>
@@ -24203,54 +22203,8 @@
           <w:iCs/>
           <w:color w:val="000000"/>
         </w:rPr>
-        <w:t xml:space="preserve"> </w:t>
-      </w:r>
-      <w:proofErr w:type="spellStart"/>
-      <w:r>
-        <w:rPr>
-          <w:i/>
-          <w:iCs/>
-          <w:color w:val="000000"/>
-        </w:rPr>
-        <w:t>of</w:t>
-      </w:r>
-      <w:proofErr w:type="spellEnd"/>
-      <w:r>
-        <w:rPr>
-          <w:i/>
-          <w:iCs/>
-          <w:color w:val="000000"/>
-        </w:rPr>
-        <w:t xml:space="preserve"> </w:t>
-      </w:r>
-      <w:proofErr w:type="spellStart"/>
-      <w:r>
-        <w:rPr>
-          <w:i/>
-          <w:iCs/>
-          <w:color w:val="000000"/>
-        </w:rPr>
-        <w:t>Robotics</w:t>
-      </w:r>
-      <w:proofErr w:type="spellEnd"/>
-      <w:r>
-        <w:rPr>
-          <w:i/>
-          <w:iCs/>
-          <w:color w:val="000000"/>
-        </w:rPr>
-        <w:t xml:space="preserve"> </w:t>
-      </w:r>
-      <w:proofErr w:type="spellStart"/>
-      <w:r>
-        <w:rPr>
-          <w:i/>
-          <w:iCs/>
-          <w:color w:val="000000"/>
-        </w:rPr>
-        <w:t>Research</w:t>
-      </w:r>
-      <w:proofErr w:type="spellEnd"/>
+        <w:t xml:space="preserve"> Research</w:t>
+      </w:r>
       <w:r>
         <w:rPr>
           <w:color w:val="000000"/>
@@ -24389,14 +22343,56 @@
         <w:rPr>
           <w:color w:val="000000"/>
         </w:rPr>
-        <w:t xml:space="preserve"> and </w:t>
-      </w:r>
-      <w:proofErr w:type="spellStart"/>
-      <w:r>
-        <w:rPr>
-          <w:color w:val="000000"/>
-        </w:rPr>
-        <w:t>review</w:t>
+        <w:t xml:space="preserve"> and review of </w:t>
+      </w:r>
+      <w:proofErr w:type="spellStart"/>
+      <w:r>
+        <w:rPr>
+          <w:color w:val="000000"/>
+        </w:rPr>
+        <w:t>its</w:t>
+      </w:r>
+      <w:proofErr w:type="spellEnd"/>
+      <w:r>
+        <w:rPr>
+          <w:color w:val="000000"/>
+        </w:rPr>
+        <w:t xml:space="preserve"> use in </w:t>
+      </w:r>
+      <w:proofErr w:type="spellStart"/>
+      <w:r>
+        <w:rPr>
+          <w:color w:val="000000"/>
+        </w:rPr>
+        <w:t>robotics</w:t>
+      </w:r>
+      <w:proofErr w:type="spellEnd"/>
+      <w:r>
+        <w:rPr>
+          <w:color w:val="000000"/>
+        </w:rPr>
+        <w:t xml:space="preserve"> 60 </w:t>
+      </w:r>
+      <w:proofErr w:type="spellStart"/>
+      <w:r>
+        <w:rPr>
+          <w:color w:val="000000"/>
+        </w:rPr>
+        <w:t>years</w:t>
+      </w:r>
+      <w:proofErr w:type="spellEnd"/>
+      <w:r>
+        <w:rPr>
+          <w:color w:val="000000"/>
+        </w:rPr>
+        <w:t xml:space="preserve"> after </w:t>
+      </w:r>
+      <w:proofErr w:type="spellStart"/>
+      <w:r>
+        <w:rPr>
+          <w:color w:val="000000"/>
+        </w:rPr>
+        <w:t>its</w:t>
       </w:r>
       <w:proofErr w:type="spellEnd"/>
       <w:r>
@@ -24410,76 +22406,6 @@
         <w:rPr>
           <w:color w:val="000000"/>
         </w:rPr>
-        <w:t>of</w:t>
-      </w:r>
-      <w:proofErr w:type="spellEnd"/>
-      <w:r>
-        <w:rPr>
-          <w:color w:val="000000"/>
-        </w:rPr>
-        <w:t xml:space="preserve"> </w:t>
-      </w:r>
-      <w:proofErr w:type="spellStart"/>
-      <w:r>
-        <w:rPr>
-          <w:color w:val="000000"/>
-        </w:rPr>
-        <w:t>its</w:t>
-      </w:r>
-      <w:proofErr w:type="spellEnd"/>
-      <w:r>
-        <w:rPr>
-          <w:color w:val="000000"/>
-        </w:rPr>
-        <w:t xml:space="preserve"> use in </w:t>
-      </w:r>
-      <w:proofErr w:type="spellStart"/>
-      <w:r>
-        <w:rPr>
-          <w:color w:val="000000"/>
-        </w:rPr>
-        <w:t>robotics</w:t>
-      </w:r>
-      <w:proofErr w:type="spellEnd"/>
-      <w:r>
-        <w:rPr>
-          <w:color w:val="000000"/>
-        </w:rPr>
-        <w:t xml:space="preserve"> 60 </w:t>
-      </w:r>
-      <w:proofErr w:type="spellStart"/>
-      <w:r>
-        <w:rPr>
-          <w:color w:val="000000"/>
-        </w:rPr>
-        <w:t>years</w:t>
-      </w:r>
-      <w:proofErr w:type="spellEnd"/>
-      <w:r>
-        <w:rPr>
-          <w:color w:val="000000"/>
-        </w:rPr>
-        <w:t xml:space="preserve"> after </w:t>
-      </w:r>
-      <w:proofErr w:type="spellStart"/>
-      <w:r>
-        <w:rPr>
-          <w:color w:val="000000"/>
-        </w:rPr>
-        <w:t>its</w:t>
-      </w:r>
-      <w:proofErr w:type="spellEnd"/>
-      <w:r>
-        <w:rPr>
-          <w:color w:val="000000"/>
-        </w:rPr>
-        <w:t xml:space="preserve"> </w:t>
-      </w:r>
-      <w:proofErr w:type="spellStart"/>
-      <w:r>
-        <w:rPr>
-          <w:color w:val="000000"/>
-        </w:rPr>
         <w:t>creation</w:t>
       </w:r>
       <w:proofErr w:type="spellEnd"/>
@@ -24489,41 +22415,13 @@
         </w:rPr>
         <w:t xml:space="preserve">. </w:t>
       </w:r>
-      <w:proofErr w:type="spellStart"/>
       <w:r>
         <w:rPr>
           <w:i/>
           <w:iCs/>
           <w:color w:val="000000"/>
         </w:rPr>
-        <w:t>Journal</w:t>
-      </w:r>
-      <w:proofErr w:type="spellEnd"/>
-      <w:r>
-        <w:rPr>
-          <w:i/>
-          <w:iCs/>
-          <w:color w:val="000000"/>
-        </w:rPr>
-        <w:t xml:space="preserve"> </w:t>
-      </w:r>
-      <w:proofErr w:type="spellStart"/>
-      <w:r>
-        <w:rPr>
-          <w:i/>
-          <w:iCs/>
-          <w:color w:val="000000"/>
-        </w:rPr>
-        <w:t>of</w:t>
-      </w:r>
-      <w:proofErr w:type="spellEnd"/>
-      <w:r>
-        <w:rPr>
-          <w:i/>
-          <w:iCs/>
-          <w:color w:val="000000"/>
-        </w:rPr>
-        <w:t xml:space="preserve"> </w:t>
+        <w:t xml:space="preserve">Journal of </w:t>
       </w:r>
       <w:proofErr w:type="spellStart"/>
       <w:r>
@@ -24589,21 +22487,7 @@
         <w:rPr>
           <w:color w:val="000000"/>
         </w:rPr>
-        <w:t xml:space="preserve">Wang, X., Shen, H., </w:t>
-      </w:r>
-      <w:proofErr w:type="spellStart"/>
-      <w:r>
-        <w:rPr>
-          <w:color w:val="000000"/>
-        </w:rPr>
-        <w:t>Yu</w:t>
-      </w:r>
-      <w:proofErr w:type="spellEnd"/>
-      <w:r>
-        <w:rPr>
-          <w:color w:val="000000"/>
-        </w:rPr>
-        <w:t xml:space="preserve">, H., Guo, J., &amp; Wei, X. (2022). Hand and </w:t>
+        <w:t xml:space="preserve">Wang, X., Shen, H., Yu, H., Guo, J., &amp; Wei, X. (2022). Hand and </w:t>
       </w:r>
       <w:proofErr w:type="spellStart"/>
       <w:r>
@@ -24631,7 +22515,21 @@
         <w:rPr>
           <w:color w:val="000000"/>
         </w:rPr>
-        <w:t xml:space="preserve"> human-robot </w:t>
+        <w:t xml:space="preserve"> </w:t>
+      </w:r>
+      <w:proofErr w:type="spellStart"/>
+      <w:r>
+        <w:rPr>
+          <w:color w:val="000000"/>
+        </w:rPr>
+        <w:t>human-robot</w:t>
+      </w:r>
+      <w:proofErr w:type="spellEnd"/>
+      <w:r>
+        <w:rPr>
+          <w:color w:val="000000"/>
+        </w:rPr>
+        <w:t xml:space="preserve"> </w:t>
       </w:r>
       <w:proofErr w:type="spellStart"/>
       <w:r>
@@ -24645,155 +22543,89 @@
         <w:rPr>
           <w:color w:val="000000"/>
         </w:rPr>
-        <w:t xml:space="preserve">: A </w:t>
-      </w:r>
-      <w:proofErr w:type="spellStart"/>
-      <w:r>
-        <w:rPr>
-          <w:color w:val="000000"/>
-        </w:rPr>
-        <w:t>review</w:t>
-      </w:r>
-      <w:proofErr w:type="spellEnd"/>
-      <w:r>
-        <w:rPr>
-          <w:color w:val="000000"/>
-        </w:rPr>
-        <w:t xml:space="preserve">. In </w:t>
-      </w:r>
-      <w:proofErr w:type="spellStart"/>
+        <w:t xml:space="preserve">: A review. In </w:t>
+      </w:r>
       <w:r>
         <w:rPr>
           <w:i/>
           <w:iCs/>
           <w:color w:val="000000"/>
         </w:rPr>
-        <w:t>Proceedings</w:t>
-      </w:r>
-      <w:proofErr w:type="spellEnd"/>
+        <w:t xml:space="preserve">Proceedings of the </w:t>
+      </w:r>
+      <w:proofErr w:type="spellStart"/>
       <w:r>
         <w:rPr>
           <w:i/>
           <w:iCs/>
           <w:color w:val="000000"/>
         </w:rPr>
-        <w:t xml:space="preserve"> </w:t>
-      </w:r>
-      <w:proofErr w:type="spellStart"/>
+        <w:t>6th</w:t>
+      </w:r>
+      <w:proofErr w:type="spellEnd"/>
       <w:r>
         <w:rPr>
           <w:i/>
           <w:iCs/>
           <w:color w:val="000000"/>
         </w:rPr>
-        <w:t>of</w:t>
-      </w:r>
-      <w:proofErr w:type="spellEnd"/>
+        <w:t xml:space="preserve"> International Conference on </w:t>
+      </w:r>
+      <w:proofErr w:type="spellStart"/>
       <w:r>
         <w:rPr>
           <w:i/>
           <w:iCs/>
           <w:color w:val="000000"/>
         </w:rPr>
-        <w:t xml:space="preserve"> </w:t>
-      </w:r>
-      <w:proofErr w:type="spellStart"/>
+        <w:t>Algorithms</w:t>
+      </w:r>
+      <w:proofErr w:type="spellEnd"/>
       <w:r>
         <w:rPr>
           <w:i/>
           <w:iCs/>
           <w:color w:val="000000"/>
         </w:rPr>
-        <w:t>the</w:t>
-      </w:r>
-      <w:proofErr w:type="spellEnd"/>
+        <w:t xml:space="preserve">, </w:t>
+      </w:r>
+      <w:proofErr w:type="spellStart"/>
       <w:r>
         <w:rPr>
           <w:i/>
           <w:iCs/>
           <w:color w:val="000000"/>
         </w:rPr>
-        <w:t xml:space="preserve"> 6th International Conference </w:t>
-      </w:r>
-      <w:proofErr w:type="spellStart"/>
+        <w:t>Computing</w:t>
+      </w:r>
+      <w:proofErr w:type="spellEnd"/>
       <w:r>
         <w:rPr>
           <w:i/>
           <w:iCs/>
           <w:color w:val="000000"/>
         </w:rPr>
-        <w:t>on</w:t>
-      </w:r>
-      <w:proofErr w:type="spellEnd"/>
-      <w:r>
-        <w:rPr>
-          <w:i/>
-          <w:iCs/>
+        <w:t xml:space="preserve"> and Systems</w:t>
+      </w:r>
+      <w:r>
+        <w:rPr>
+          <w:color w:val="000000"/>
+        </w:rPr>
+        <w:t xml:space="preserve"> (pp. 1–7). Association for </w:t>
+      </w:r>
+      <w:proofErr w:type="spellStart"/>
+      <w:r>
+        <w:rPr>
+          <w:color w:val="000000"/>
+        </w:rPr>
+        <w:t>Computing</w:t>
+      </w:r>
+      <w:proofErr w:type="spellEnd"/>
+      <w:r>
+        <w:rPr>
           <w:color w:val="000000"/>
         </w:rPr>
         <w:t xml:space="preserve"> </w:t>
-      </w:r>
-      <w:proofErr w:type="spellStart"/>
-      <w:r>
-        <w:rPr>
-          <w:i/>
-          <w:iCs/>
-          <w:color w:val="000000"/>
-        </w:rPr>
-        <w:t>Algorithms</w:t>
-      </w:r>
-      <w:proofErr w:type="spellEnd"/>
-      <w:r>
-        <w:rPr>
-          <w:i/>
-          <w:iCs/>
-          <w:color w:val="000000"/>
-        </w:rPr>
-        <w:t xml:space="preserve">, Computing and </w:t>
-      </w:r>
-      <w:proofErr w:type="spellStart"/>
-      <w:r>
-        <w:rPr>
-          <w:i/>
-          <w:iCs/>
-          <w:color w:val="000000"/>
-        </w:rPr>
-        <w:t>Systems</w:t>
-      </w:r>
-      <w:proofErr w:type="spellEnd"/>
-      <w:r>
-        <w:rPr>
-          <w:color w:val="000000"/>
-        </w:rPr>
-        <w:t xml:space="preserve"> (pp. 1–7). </w:t>
-      </w:r>
-      <w:proofErr w:type="spellStart"/>
-      <w:r>
-        <w:rPr>
-          <w:color w:val="000000"/>
-        </w:rPr>
-        <w:t>Association</w:t>
-      </w:r>
-      <w:proofErr w:type="spellEnd"/>
-      <w:r>
-        <w:rPr>
-          <w:color w:val="000000"/>
-        </w:rPr>
-        <w:t xml:space="preserve"> </w:t>
-      </w:r>
-      <w:proofErr w:type="spellStart"/>
-      <w:r>
-        <w:rPr>
-          <w:color w:val="000000"/>
-        </w:rPr>
-        <w:t>for</w:t>
-      </w:r>
-      <w:proofErr w:type="spellEnd"/>
-      <w:r>
-        <w:rPr>
-          <w:color w:val="000000"/>
-        </w:rPr>
-        <w:t xml:space="preserve"> Computing </w:t>
       </w:r>
       <w:proofErr w:type="spellStart"/>
       <w:r>
@@ -24871,6 +22703,20 @@
         <w:rPr>
           <w:color w:val="000000"/>
         </w:rPr>
+        <w:t xml:space="preserve"> for </w:t>
+      </w:r>
+      <w:proofErr w:type="spellStart"/>
+      <w:r>
+        <w:rPr>
+          <w:color w:val="000000"/>
+        </w:rPr>
+        <w:t>socially</w:t>
+      </w:r>
+      <w:proofErr w:type="spellEnd"/>
+      <w:r>
+        <w:rPr>
+          <w:color w:val="000000"/>
+        </w:rPr>
         <w:t xml:space="preserve"> </w:t>
       </w:r>
       <w:proofErr w:type="spellStart"/>
@@ -24878,7 +22724,21 @@
         <w:rPr>
           <w:color w:val="000000"/>
         </w:rPr>
-        <w:t>for</w:t>
+        <w:t>assistive</w:t>
+      </w:r>
+      <w:proofErr w:type="spellEnd"/>
+      <w:r>
+        <w:rPr>
+          <w:color w:val="000000"/>
+        </w:rPr>
+        <w:t xml:space="preserve"> robots: </w:t>
+      </w:r>
+      <w:proofErr w:type="spellStart"/>
+      <w:r>
+        <w:rPr>
+          <w:color w:val="000000"/>
+        </w:rPr>
+        <w:t>Differentiating</w:t>
       </w:r>
       <w:proofErr w:type="spellEnd"/>
       <w:r>
@@ -24892,48 +22752,6 @@
         <w:rPr>
           <w:color w:val="000000"/>
         </w:rPr>
-        <w:t>socially</w:t>
-      </w:r>
-      <w:proofErr w:type="spellEnd"/>
-      <w:r>
-        <w:rPr>
-          <w:color w:val="000000"/>
-        </w:rPr>
-        <w:t xml:space="preserve"> </w:t>
-      </w:r>
-      <w:proofErr w:type="spellStart"/>
-      <w:r>
-        <w:rPr>
-          <w:color w:val="000000"/>
-        </w:rPr>
-        <w:t>assistive</w:t>
-      </w:r>
-      <w:proofErr w:type="spellEnd"/>
-      <w:r>
-        <w:rPr>
-          <w:color w:val="000000"/>
-        </w:rPr>
-        <w:t xml:space="preserve"> robots: </w:t>
-      </w:r>
-      <w:proofErr w:type="spellStart"/>
-      <w:r>
-        <w:rPr>
-          <w:color w:val="000000"/>
-        </w:rPr>
-        <w:t>Differentiating</w:t>
-      </w:r>
-      <w:proofErr w:type="spellEnd"/>
-      <w:r>
-        <w:rPr>
-          <w:color w:val="000000"/>
-        </w:rPr>
-        <w:t xml:space="preserve"> </w:t>
-      </w:r>
-      <w:proofErr w:type="spellStart"/>
-      <w:r>
-        <w:rPr>
-          <w:color w:val="000000"/>
-        </w:rPr>
         <w:t>multiple</w:t>
       </w:r>
       <w:proofErr w:type="spellEnd"/>
@@ -24941,50 +22759,9 @@
         <w:rPr>
           <w:color w:val="000000"/>
         </w:rPr>
-        <w:t xml:space="preserve"> targets </w:t>
-      </w:r>
-      <w:proofErr w:type="spellStart"/>
-      <w:r>
-        <w:rPr>
-          <w:color w:val="000000"/>
-        </w:rPr>
-        <w:t>with</w:t>
-      </w:r>
-      <w:proofErr w:type="spellEnd"/>
-      <w:r>
-        <w:rPr>
-          <w:color w:val="000000"/>
-        </w:rPr>
-        <w:t xml:space="preserve"> 2D </w:t>
-      </w:r>
-      <w:proofErr w:type="spellStart"/>
-      <w:r>
-        <w:rPr>
-          <w:color w:val="000000"/>
-        </w:rPr>
-        <w:t>LiDAR</w:t>
-      </w:r>
-      <w:proofErr w:type="spellEnd"/>
-      <w:r>
-        <w:rPr>
-          <w:color w:val="000000"/>
-        </w:rPr>
-        <w:t xml:space="preserve">. In F. </w:t>
-      </w:r>
-      <w:proofErr w:type="spellStart"/>
-      <w:r>
-        <w:rPr>
-          <w:color w:val="000000"/>
-        </w:rPr>
-        <w:t>Sun</w:t>
-      </w:r>
-      <w:proofErr w:type="spellEnd"/>
-      <w:r>
-        <w:rPr>
-          <w:color w:val="000000"/>
-        </w:rPr>
-        <w:t xml:space="preserve">, Q. Meng, Z. Fu, &amp; B. Fang (Eds.), </w:t>
-      </w:r>
+        <w:t xml:space="preserve"> targets with 2D LiDAR. In F. Sun, Q. Meng, Z. Fu, &amp; B. Fang (Eds.), </w:t>
+      </w:r>
+      <w:proofErr w:type="spellStart"/>
       <w:r>
         <w:rPr>
           <w:i/>
@@ -24992,51 +22769,60 @@
           <w:color w:val="000000"/>
         </w:rPr>
         <w:lastRenderedPageBreak/>
-        <w:t xml:space="preserve">Cognitive </w:t>
-      </w:r>
-      <w:proofErr w:type="spellStart"/>
+        <w:t>Cognitive</w:t>
+      </w:r>
+      <w:proofErr w:type="spellEnd"/>
       <w:r>
         <w:rPr>
           <w:i/>
           <w:iCs/>
           <w:color w:val="000000"/>
         </w:rPr>
-        <w:t>systems</w:t>
-      </w:r>
-      <w:proofErr w:type="spellEnd"/>
+        <w:t xml:space="preserve"> </w:t>
+      </w:r>
+      <w:proofErr w:type="spellStart"/>
       <w:r>
         <w:rPr>
           <w:i/>
           <w:iCs/>
           <w:color w:val="000000"/>
         </w:rPr>
-        <w:t xml:space="preserve"> and </w:t>
-      </w:r>
-      <w:proofErr w:type="spellStart"/>
+        <w:t>systems</w:t>
+      </w:r>
+      <w:proofErr w:type="spellEnd"/>
       <w:r>
         <w:rPr>
           <w:i/>
           <w:iCs/>
           <w:color w:val="000000"/>
         </w:rPr>
-        <w:t>information</w:t>
-      </w:r>
-      <w:proofErr w:type="spellEnd"/>
+        <w:t xml:space="preserve"> and </w:t>
+      </w:r>
+      <w:proofErr w:type="spellStart"/>
       <w:r>
         <w:rPr>
           <w:i/>
           <w:iCs/>
           <w:color w:val="000000"/>
         </w:rPr>
-        <w:t xml:space="preserve"> </w:t>
-      </w:r>
-      <w:proofErr w:type="spellStart"/>
+        <w:t>information</w:t>
+      </w:r>
+      <w:proofErr w:type="spellEnd"/>
       <w:r>
         <w:rPr>
           <w:i/>
           <w:iCs/>
           <w:color w:val="000000"/>
         </w:rPr>
+        <w:t xml:space="preserve"> </w:t>
+      </w:r>
+      <w:proofErr w:type="spellStart"/>
+      <w:r>
+        <w:rPr>
+          <w:i/>
+          <w:iCs/>
+          <w:color w:val="000000"/>
+        </w:rPr>
         <w:t>processing</w:t>
       </w:r>
       <w:proofErr w:type="spellEnd"/>
@@ -25044,35 +22830,7 @@
         <w:rPr>
           <w:color w:val="000000"/>
         </w:rPr>
-        <w:t xml:space="preserve"> (</w:t>
-      </w:r>
-      <w:proofErr w:type="spellStart"/>
-      <w:r>
-        <w:rPr>
-          <w:color w:val="000000"/>
-        </w:rPr>
-        <w:t>Communications</w:t>
-      </w:r>
-      <w:proofErr w:type="spellEnd"/>
-      <w:r>
-        <w:rPr>
-          <w:color w:val="000000"/>
-        </w:rPr>
-        <w:t xml:space="preserve"> in </w:t>
-      </w:r>
-      <w:proofErr w:type="spellStart"/>
-      <w:r>
-        <w:rPr>
-          <w:color w:val="000000"/>
-        </w:rPr>
-        <w:t>Computer</w:t>
-      </w:r>
-      <w:proofErr w:type="spellEnd"/>
-      <w:r>
-        <w:rPr>
-          <w:color w:val="000000"/>
-        </w:rPr>
-        <w:t xml:space="preserve"> and </w:t>
+        <w:t xml:space="preserve"> (Communications in Computer and </w:t>
       </w:r>
       <w:proofErr w:type="spellStart"/>
       <w:r>
@@ -25086,6 +22844,20 @@
         <w:rPr>
           <w:color w:val="000000"/>
         </w:rPr>
+        <w:t xml:space="preserve"> Science, pp. 87–103). </w:t>
+      </w:r>
+      <w:proofErr w:type="spellStart"/>
+      <w:r>
+        <w:rPr>
+          <w:color w:val="000000"/>
+        </w:rPr>
+        <w:t>Springer</w:t>
+      </w:r>
+      <w:proofErr w:type="spellEnd"/>
+      <w:r>
+        <w:rPr>
+          <w:color w:val="000000"/>
+        </w:rPr>
         <w:t xml:space="preserve"> </w:t>
       </w:r>
       <w:proofErr w:type="spellStart"/>
@@ -25093,28 +22865,14 @@
         <w:rPr>
           <w:color w:val="000000"/>
         </w:rPr>
-        <w:t>Science</w:t>
-      </w:r>
-      <w:proofErr w:type="spellEnd"/>
-      <w:r>
-        <w:rPr>
-          <w:color w:val="000000"/>
-        </w:rPr>
-        <w:t xml:space="preserve">, pp. 87–103). Springer Nature </w:t>
-      </w:r>
-      <w:proofErr w:type="spellStart"/>
-      <w:r>
-        <w:rPr>
-          <w:color w:val="000000"/>
-        </w:rPr>
-        <w:t>Singapore</w:t>
-      </w:r>
-      <w:proofErr w:type="spellEnd"/>
-      <w:r>
-        <w:rPr>
-          <w:color w:val="000000"/>
-        </w:rPr>
-        <w:t>. https://doi.org/10.1007/978-981-99-8018-5_7</w:t>
+        <w:t>Nature</w:t>
+      </w:r>
+      <w:proofErr w:type="spellEnd"/>
+      <w:r>
+        <w:rPr>
+          <w:color w:val="000000"/>
+        </w:rPr>
+        <w:t xml:space="preserve"> Singapore. https://doi.org/10.1007/978-981-99-8018-5_7</w:t>
       </w:r>
     </w:p>
     <w:p>
@@ -25136,28 +22894,14 @@
         <w:rPr>
           <w:color w:val="000000"/>
         </w:rPr>
-        <w:t xml:space="preserve">Zhang, G., Su, J., Zhang, S., </w:t>
-      </w:r>
-      <w:proofErr w:type="spellStart"/>
-      <w:r>
-        <w:rPr>
-          <w:color w:val="000000"/>
-        </w:rPr>
-        <w:t>Qi</w:t>
-      </w:r>
-      <w:proofErr w:type="spellEnd"/>
-      <w:r>
-        <w:rPr>
-          <w:color w:val="000000"/>
-        </w:rPr>
-        <w:t xml:space="preserve">, J., Hou, Z., &amp; Lin, Q. (2025). </w:t>
-      </w:r>
-      <w:proofErr w:type="spellStart"/>
-      <w:r>
-        <w:rPr>
-          <w:color w:val="000000"/>
-        </w:rPr>
-        <w:t>Research</w:t>
+        <w:t xml:space="preserve">Zhang, G., Su, J., Zhang, S., Qi, J., Hou, Z., &amp; Lin, Q. (2025). Research on </w:t>
+      </w:r>
+      <w:proofErr w:type="spellStart"/>
+      <w:r>
+        <w:rPr>
+          <w:color w:val="000000"/>
+        </w:rPr>
+        <w:t>deep</w:t>
       </w:r>
       <w:proofErr w:type="spellEnd"/>
       <w:r>
@@ -25171,7 +22915,7 @@
         <w:rPr>
           <w:color w:val="000000"/>
         </w:rPr>
-        <w:t>on</w:t>
+        <w:t>learning-based</w:t>
       </w:r>
       <w:proofErr w:type="spellEnd"/>
       <w:r>
@@ -25185,56 +22929,14 @@
         <w:rPr>
           <w:color w:val="000000"/>
         </w:rPr>
-        <w:t>deep</w:t>
-      </w:r>
-      <w:proofErr w:type="spellEnd"/>
-      <w:r>
-        <w:rPr>
-          <w:color w:val="000000"/>
-        </w:rPr>
-        <w:t xml:space="preserve"> </w:t>
-      </w:r>
-      <w:proofErr w:type="spellStart"/>
-      <w:r>
-        <w:rPr>
-          <w:color w:val="000000"/>
-        </w:rPr>
-        <w:t>learning-based</w:t>
-      </w:r>
-      <w:proofErr w:type="spellEnd"/>
-      <w:r>
-        <w:rPr>
-          <w:color w:val="000000"/>
-        </w:rPr>
-        <w:t xml:space="preserve"> human–robot </w:t>
-      </w:r>
-      <w:proofErr w:type="spellStart"/>
-      <w:r>
-        <w:rPr>
-          <w:color w:val="000000"/>
-        </w:rPr>
-        <w:t>static</w:t>
-      </w:r>
-      <w:proofErr w:type="spellEnd"/>
-      <w:r>
-        <w:rPr>
-          <w:color w:val="000000"/>
-        </w:rPr>
-        <w:t>/</w:t>
-      </w:r>
-      <w:proofErr w:type="spellStart"/>
-      <w:r>
-        <w:rPr>
-          <w:color w:val="000000"/>
-        </w:rPr>
-        <w:t>dynamic</w:t>
-      </w:r>
-      <w:proofErr w:type="spellEnd"/>
-      <w:r>
-        <w:rPr>
-          <w:color w:val="000000"/>
-        </w:rPr>
-        <w:t xml:space="preserve"> </w:t>
+        <w:t>human</w:t>
+      </w:r>
+      <w:proofErr w:type="spellEnd"/>
+      <w:r>
+        <w:rPr>
+          <w:color w:val="000000"/>
+        </w:rPr>
+        <w:t xml:space="preserve">–robot static/dynamic </w:t>
       </w:r>
       <w:proofErr w:type="spellStart"/>
       <w:r>
@@ -25248,21 +22950,7 @@
         <w:rPr>
           <w:color w:val="000000"/>
         </w:rPr>
-        <w:t xml:space="preserve"> control </w:t>
-      </w:r>
-      <w:proofErr w:type="spellStart"/>
-      <w:r>
-        <w:rPr>
-          <w:color w:val="000000"/>
-        </w:rPr>
-        <w:t>framework</w:t>
-      </w:r>
-      <w:proofErr w:type="spellEnd"/>
-      <w:r>
-        <w:rPr>
-          <w:color w:val="000000"/>
-        </w:rPr>
-        <w:t xml:space="preserve">. </w:t>
+        <w:t xml:space="preserve"> control framework. </w:t>
       </w:r>
       <w:proofErr w:type="spellStart"/>
       <w:r>
@@ -25396,27 +23084,11 @@
       </w:r>
       <w:proofErr w:type="spellStart"/>
       <w:r>
-        <w:t>find_</w:t>
-      </w:r>
-      <w:proofErr w:type="gramStart"/>
-      <w:r>
-        <w:t>packages</w:t>
-      </w:r>
-      <w:proofErr w:type="spellEnd"/>
-      <w:r>
-        <w:t>(</w:t>
-      </w:r>
-      <w:proofErr w:type="gramEnd"/>
-      <w:r>
-        <w:t xml:space="preserve">)); análisis de registros para distinguir el puerto serie del </w:t>
-      </w:r>
-      <w:proofErr w:type="spellStart"/>
-      <w:r>
-        <w:t>LiDAR</w:t>
-      </w:r>
-      <w:proofErr w:type="spellEnd"/>
-      <w:r>
-        <w:t xml:space="preserve"> y de la base </w:t>
+        <w:t>find_packages</w:t>
+      </w:r>
+      <w:proofErr w:type="spellEnd"/>
+      <w:r>
+        <w:t xml:space="preserve">()); análisis de registros para distinguir el puerto serie del LiDAR y de la base </w:t>
       </w:r>
       <w:proofErr w:type="spellStart"/>
       <w:r>
@@ -25477,15 +23149,15 @@
       </w:r>
       <w:proofErr w:type="spellEnd"/>
       <w:r>
-        <w:t xml:space="preserve">, Nav2 y </w:t>
-      </w:r>
-      <w:proofErr w:type="spellStart"/>
-      <w:r>
-        <w:t>MediaPipe</w:t>
-      </w:r>
-      <w:proofErr w:type="spellEnd"/>
-      <w:r>
-        <w:t xml:space="preserve"> como fuente de referencia técnica durante el desarrollo.</w:t>
+        <w:t xml:space="preserve">, </w:t>
+      </w:r>
+      <w:proofErr w:type="spellStart"/>
+      <w:r>
+        <w:t>Nav2</w:t>
+      </w:r>
+      <w:proofErr w:type="spellEnd"/>
+      <w:r>
+        <w:t xml:space="preserve"> y MediaPipe como fuente de referencia técnica durante el desarrollo.</w:t>
       </w:r>
     </w:p>
     <w:p>
@@ -26546,7 +24218,7 @@
                 <w:sz w:val="20"/>
                 <w:szCs w:val="20"/>
               </w:rPr>
-              <w:t xml:space="preserve">Primera sesión: corregidos errores de instalación/compilación, conflictos de dispositivo </w:t>
+              <w:t>Primera sesión: corregidos errores de instalación/compilación, conflictos de dispositivo LiDAR/</w:t>
             </w:r>
             <w:proofErr w:type="spellStart"/>
             <w:r>
@@ -26554,7 +24226,7 @@
                 <w:sz w:val="20"/>
                 <w:szCs w:val="20"/>
               </w:rPr>
-              <w:t>LiDAR</w:t>
+              <w:t>Kobuki</w:t>
             </w:r>
             <w:proofErr w:type="spellEnd"/>
             <w:r>
@@ -26562,7 +24234,7 @@
                 <w:sz w:val="20"/>
                 <w:szCs w:val="20"/>
               </w:rPr>
-              <w:t>/</w:t>
+              <w:t xml:space="preserve">, SLAM </w:t>
             </w:r>
             <w:proofErr w:type="spellStart"/>
             <w:r>
@@ -26570,7 +24242,7 @@
                 <w:sz w:val="20"/>
                 <w:szCs w:val="20"/>
               </w:rPr>
-              <w:t>Kobuki</w:t>
+              <w:t>Toolbox</w:t>
             </w:r>
             <w:proofErr w:type="spellEnd"/>
             <w:r>
@@ -26578,7 +24250,7 @@
                 <w:sz w:val="20"/>
                 <w:szCs w:val="20"/>
               </w:rPr>
-              <w:t xml:space="preserve">, SLAM </w:t>
+              <w:t xml:space="preserve"> sin activar (</w:t>
             </w:r>
             <w:proofErr w:type="spellStart"/>
             <w:r>
@@ -26586,7 +24258,7 @@
                 <w:sz w:val="20"/>
                 <w:szCs w:val="20"/>
               </w:rPr>
-              <w:t>Toolbox</w:t>
+              <w:t>lifecycle</w:t>
             </w:r>
             <w:proofErr w:type="spellEnd"/>
             <w:r>
@@ -26594,7 +24266,7 @@
                 <w:sz w:val="20"/>
                 <w:szCs w:val="20"/>
               </w:rPr>
-              <w:t xml:space="preserve"> sin activar (</w:t>
+              <w:t>) y accesos a MediaPipe/</w:t>
             </w:r>
             <w:proofErr w:type="spellStart"/>
             <w:r>
@@ -26602,7 +24274,7 @@
                 <w:sz w:val="20"/>
                 <w:szCs w:val="20"/>
               </w:rPr>
-              <w:t>lifecycle</w:t>
+              <w:t>scikit-learn</w:t>
             </w:r>
             <w:proofErr w:type="spellEnd"/>
             <w:r>
@@ -26610,39 +24282,101 @@
                 <w:sz w:val="20"/>
                 <w:szCs w:val="20"/>
               </w:rPr>
-              <w:t xml:space="preserve">) y accesos a </w:t>
-            </w:r>
-            <w:proofErr w:type="spellStart"/>
+              <w:t xml:space="preserve"> sin internet. Seis nodos operativos.</w:t>
+            </w:r>
+          </w:p>
+        </w:tc>
+      </w:tr>
+      <w:tr>
+        <w:tc>
+          <w:tcPr>
+            <w:tcW w:w="1247" w:type="dxa"/>
+          </w:tcPr>
+          <w:p>
+            <w:pPr>
+              <w:spacing w:after="40"/>
+            </w:pPr>
             <w:r>
               <w:rPr>
                 <w:sz w:val="20"/>
                 <w:szCs w:val="20"/>
               </w:rPr>
-              <w:t>MediaPipe</w:t>
-            </w:r>
-            <w:proofErr w:type="spellEnd"/>
+              <w:t xml:space="preserve">27 </w:t>
+            </w:r>
+            <w:proofErr w:type="spellStart"/>
             <w:r>
               <w:rPr>
                 <w:sz w:val="20"/>
                 <w:szCs w:val="20"/>
               </w:rPr>
-              <w:t>/</w:t>
-            </w:r>
-            <w:proofErr w:type="spellStart"/>
+              <w:t>may</w:t>
+            </w:r>
+            <w:proofErr w:type="spellEnd"/>
+          </w:p>
+        </w:tc>
+        <w:tc>
+          <w:tcPr>
+            <w:tcW w:w="907" w:type="dxa"/>
+          </w:tcPr>
+          <w:p>
+            <w:pPr>
+              <w:spacing w:after="40"/>
+            </w:pPr>
             <w:r>
               <w:rPr>
                 <w:sz w:val="20"/>
                 <w:szCs w:val="20"/>
               </w:rPr>
-              <w:t>scikit-learn</w:t>
-            </w:r>
-            <w:proofErr w:type="spellEnd"/>
+              <w:t>F1</w:t>
+            </w:r>
+          </w:p>
+        </w:tc>
+        <w:tc>
+          <w:tcPr>
+            <w:tcW w:w="6520" w:type="dxa"/>
+          </w:tcPr>
+          <w:p>
+            <w:pPr>
+              <w:spacing w:after="40"/>
+            </w:pPr>
             <w:r>
               <w:rPr>
                 <w:sz w:val="20"/>
                 <w:szCs w:val="20"/>
               </w:rPr>
-              <w:t xml:space="preserve"> sin internet. Seis nodos operativos.</w:t>
+              <w:t xml:space="preserve">Segunda sesión: 4 errores corregidos (API ROS 2, señal residual, filtro geométrico de piernas); Kalman de 4→6 estados, </w:t>
+            </w:r>
+            <w:proofErr w:type="spellStart"/>
+            <w:r>
+              <w:rPr>
+                <w:sz w:val="20"/>
+                <w:szCs w:val="20"/>
+              </w:rPr>
+              <w:t>gate</w:t>
+            </w:r>
+            <w:proofErr w:type="spellEnd"/>
+            <w:r>
+              <w:rPr>
+                <w:sz w:val="20"/>
+                <w:szCs w:val="20"/>
+              </w:rPr>
+              <w:t xml:space="preserve"> de </w:t>
+            </w:r>
+            <w:proofErr w:type="spellStart"/>
+            <w:r>
+              <w:rPr>
+                <w:sz w:val="20"/>
+                <w:szCs w:val="20"/>
+              </w:rPr>
+              <w:t>Mahalanobis</w:t>
+            </w:r>
+            <w:proofErr w:type="spellEnd"/>
+            <w:r>
+              <w:rPr>
+                <w:sz w:val="20"/>
+                <w:szCs w:val="20"/>
+              </w:rPr>
+              <w:t>, control PD angular; cámara C270 con HOG.</w:t>
             </w:r>
           </w:p>
         </w:tc>
@@ -26661,7 +24395,7 @@
                 <w:sz w:val="20"/>
                 <w:szCs w:val="20"/>
               </w:rPr>
-              <w:t xml:space="preserve">27 </w:t>
+              <w:t xml:space="preserve">fin </w:t>
             </w:r>
             <w:proofErr w:type="spellStart"/>
             <w:r>
@@ -26704,23 +24438,60 @@
                 <w:sz w:val="20"/>
                 <w:szCs w:val="20"/>
               </w:rPr>
-              <w:t xml:space="preserve">Segunda sesión: 4 errores corregidos (API ROS 2, señal residual, filtro geométrico de piernas); Kalman de 4→6 estados, gate de </w:t>
-            </w:r>
-            <w:proofErr w:type="spellStart"/>
+              <w:t>Corregido movimiento a tirones (histéresis, predicción del Kalman); primer mapa del laboratorio. Fase 1 completada.</w:t>
+            </w:r>
+          </w:p>
+        </w:tc>
+      </w:tr>
+      <w:tr>
+        <w:tc>
+          <w:tcPr>
+            <w:tcW w:w="1247" w:type="dxa"/>
+          </w:tcPr>
+          <w:p>
+            <w:pPr>
+              <w:spacing w:after="40"/>
+            </w:pPr>
             <w:r>
               <w:rPr>
                 <w:sz w:val="20"/>
                 <w:szCs w:val="20"/>
               </w:rPr>
-              <w:t>Mahalanobis</w:t>
-            </w:r>
-            <w:proofErr w:type="spellEnd"/>
+              <w:t>4-17 jun</w:t>
+            </w:r>
+          </w:p>
+        </w:tc>
+        <w:tc>
+          <w:tcPr>
+            <w:tcW w:w="907" w:type="dxa"/>
+          </w:tcPr>
+          <w:p>
+            <w:pPr>
+              <w:spacing w:after="40"/>
+            </w:pPr>
             <w:r>
               <w:rPr>
                 <w:sz w:val="20"/>
                 <w:szCs w:val="20"/>
               </w:rPr>
-              <w:t>, control PD angular; cámara C270 con HOG.</w:t>
+              <w:t>F2</w:t>
+            </w:r>
+          </w:p>
+        </w:tc>
+        <w:tc>
+          <w:tcPr>
+            <w:tcW w:w="6520" w:type="dxa"/>
+          </w:tcPr>
+          <w:p>
+            <w:pPr>
+              <w:spacing w:after="40"/>
+            </w:pPr>
+            <w:r>
+              <w:rPr>
+                <w:sz w:val="20"/>
+                <w:szCs w:val="20"/>
+              </w:rPr>
+              <w:t>Ajuste de continuidad de detección; MediaPipe Pose sustituye a HOG (problema de encuadre); gestos de inicio/parada validados.</w:t>
             </w:r>
           </w:p>
         </w:tc>
@@ -26739,22 +24510,30 @@
                 <w:sz w:val="20"/>
                 <w:szCs w:val="20"/>
               </w:rPr>
-              <w:t xml:space="preserve">fin </w:t>
-            </w:r>
-            <w:proofErr w:type="spellStart"/>
+              <w:t>25 jun</w:t>
+            </w:r>
+          </w:p>
+        </w:tc>
+        <w:tc>
+          <w:tcPr>
+            <w:tcW w:w="907" w:type="dxa"/>
+          </w:tcPr>
+          <w:p>
+            <w:pPr>
+              <w:spacing w:after="40"/>
+            </w:pPr>
             <w:r>
               <w:rPr>
                 <w:sz w:val="20"/>
                 <w:szCs w:val="20"/>
               </w:rPr>
-              <w:t>may</w:t>
-            </w:r>
-            <w:proofErr w:type="spellEnd"/>
-          </w:p>
-        </w:tc>
-        <w:tc>
-          <w:tcPr>
-            <w:tcW w:w="907" w:type="dxa"/>
+              <w:t>F2</w:t>
+            </w:r>
+          </w:p>
+        </w:tc>
+        <w:tc>
+          <w:tcPr>
+            <w:tcW w:w="6520" w:type="dxa"/>
           </w:tcPr>
           <w:p>
             <w:pPr>
@@ -26765,24 +24544,39 @@
                 <w:sz w:val="20"/>
                 <w:szCs w:val="20"/>
               </w:rPr>
-              <w:t>F1</w:t>
-            </w:r>
-          </w:p>
-        </w:tc>
-        <w:tc>
-          <w:tcPr>
-            <w:tcW w:w="6520" w:type="dxa"/>
-          </w:tcPr>
-          <w:p>
-            <w:pPr>
-              <w:spacing w:after="40"/>
-            </w:pPr>
+              <w:t xml:space="preserve">Rumbo de cámara como desambiguador sin par de piernas; DBSCAN </w:t>
+            </w:r>
+            <w:proofErr w:type="spellStart"/>
             <w:r>
               <w:rPr>
                 <w:sz w:val="20"/>
                 <w:szCs w:val="20"/>
               </w:rPr>
-              <w:t>Corregido movimiento a tirones (histéresis, predicción del Kalman); primer mapa del laboratorio. Fase 1 completada.</w:t>
+              <w:t>reimplementado</w:t>
+            </w:r>
+            <w:proofErr w:type="spellEnd"/>
+            <w:r>
+              <w:rPr>
+                <w:sz w:val="20"/>
+                <w:szCs w:val="20"/>
+              </w:rPr>
+              <w:t xml:space="preserve"> sobre </w:t>
+            </w:r>
+            <w:proofErr w:type="spellStart"/>
+            <w:r>
+              <w:rPr>
+                <w:sz w:val="20"/>
+                <w:szCs w:val="20"/>
+              </w:rPr>
+              <w:t>scipy</w:t>
+            </w:r>
+            <w:proofErr w:type="spellEnd"/>
+            <w:r>
+              <w:rPr>
+                <w:sz w:val="20"/>
+                <w:szCs w:val="20"/>
+              </w:rPr>
+              <w:t>. 100 % detección sin pérdidas. Fase 2 completada.</w:t>
             </w:r>
           </w:p>
         </w:tc>
@@ -26801,7 +24595,7 @@
                 <w:sz w:val="20"/>
                 <w:szCs w:val="20"/>
               </w:rPr>
-              <w:t>4-17 jun</w:t>
+              <w:t>8-9 jul</w:t>
             </w:r>
           </w:p>
         </w:tc>
@@ -26818,7 +24612,7 @@
                 <w:sz w:val="20"/>
                 <w:szCs w:val="20"/>
               </w:rPr>
-              <w:t>F2</w:t>
+              <w:t>F4</w:t>
             </w:r>
           </w:p>
         </w:tc>
@@ -26835,7 +24629,7 @@
                 <w:sz w:val="20"/>
                 <w:szCs w:val="20"/>
               </w:rPr>
-              <w:t xml:space="preserve">Ajuste de continuidad de detección; </w:t>
+              <w:t xml:space="preserve">Primera validación en movimiento: saltos y saturación angular, corregidos con filtro de continuidad, </w:t>
             </w:r>
             <w:proofErr w:type="spellStart"/>
             <w:r>
@@ -26843,7 +24637,7 @@
                 <w:sz w:val="20"/>
                 <w:szCs w:val="20"/>
               </w:rPr>
-              <w:t>MediaPipe</w:t>
+              <w:t>gate</w:t>
             </w:r>
             <w:proofErr w:type="spellEnd"/>
             <w:r>
@@ -26851,7 +24645,23 @@
                 <w:sz w:val="20"/>
                 <w:szCs w:val="20"/>
               </w:rPr>
-              <w:t xml:space="preserve"> Pose sustituye a HOG (problema de encuadre); gestos de inicio/parada validados.</w:t>
+              <w:t xml:space="preserve"> de </w:t>
+            </w:r>
+            <w:proofErr w:type="spellStart"/>
+            <w:r>
+              <w:rPr>
+                <w:sz w:val="20"/>
+                <w:szCs w:val="20"/>
+              </w:rPr>
+              <w:t>Mahalanobis</w:t>
+            </w:r>
+            <w:proofErr w:type="spellEnd"/>
+            <w:r>
+              <w:rPr>
+                <w:sz w:val="20"/>
+                <w:szCs w:val="20"/>
+              </w:rPr>
+              <w:t xml:space="preserve"> y límite angular (saltos: 1/8 → 1/140).</w:t>
             </w:r>
           </w:p>
         </w:tc>
@@ -26870,7 +24680,7 @@
                 <w:sz w:val="20"/>
                 <w:szCs w:val="20"/>
               </w:rPr>
-              <w:t>25 jun</w:t>
+              <w:t>9-15 jul</w:t>
             </w:r>
           </w:p>
         </w:tc>
@@ -26887,7 +24697,7 @@
                 <w:sz w:val="20"/>
                 <w:szCs w:val="20"/>
               </w:rPr>
-              <w:t>F2</w:t>
+              <w:t>F4</w:t>
             </w:r>
           </w:p>
         </w:tc>
@@ -26904,7 +24714,7 @@
                 <w:sz w:val="20"/>
                 <w:szCs w:val="20"/>
               </w:rPr>
-              <w:t xml:space="preserve">Rumbo de cámara como desambiguador sin par de piernas; DBSCAN reimplementado sobre </w:t>
+              <w:t xml:space="preserve">Gesto resuelto (cámara SPCA2650); corregidos giro sin control y signo invertido del control PD, verificado con </w:t>
             </w:r>
             <w:proofErr w:type="spellStart"/>
             <w:r>
@@ -26912,7 +24722,7 @@
                 <w:sz w:val="20"/>
                 <w:szCs w:val="20"/>
               </w:rPr>
-              <w:t>scipy</w:t>
+              <w:t>odometría</w:t>
             </w:r>
             <w:proofErr w:type="spellEnd"/>
             <w:r>
@@ -26920,7 +24730,7 @@
                 <w:sz w:val="20"/>
                 <w:szCs w:val="20"/>
               </w:rPr>
-              <w:t>. 100 % detección sin pérdidas. Fase 2 completada.</w:t>
+              <w:t xml:space="preserve"> real.</w:t>
             </w:r>
           </w:p>
         </w:tc>
@@ -26939,7 +24749,7 @@
                 <w:sz w:val="20"/>
                 <w:szCs w:val="20"/>
               </w:rPr>
-              <w:t>8-9 jul</w:t>
+              <w:t>16-21 jul</w:t>
             </w:r>
           </w:p>
         </w:tc>
@@ -26973,23 +24783,76 @@
                 <w:sz w:val="20"/>
                 <w:szCs w:val="20"/>
               </w:rPr>
-              <w:t xml:space="preserve">Primera validación en movimiento: saltos y saturación angular, corregidos con filtro de continuidad, gate de </w:t>
-            </w:r>
-            <w:proofErr w:type="spellStart"/>
+              <w:t>Redacción de los capítulos de resultados; corregido sector de evasión invertido; hueco de detección al girar reducido de 2-4 s a ~1,5 s.</w:t>
+            </w:r>
+          </w:p>
+        </w:tc>
+      </w:tr>
+      <w:tr>
+        <w:tc>
+          <w:tcPr>
+            <w:tcW w:w="1247" w:type="dxa"/>
+          </w:tcPr>
+          <w:p>
+            <w:pPr>
+              <w:spacing w:after="40"/>
+            </w:pPr>
             <w:r>
               <w:rPr>
                 <w:sz w:val="20"/>
                 <w:szCs w:val="20"/>
               </w:rPr>
-              <w:t>Mahalanobis</w:t>
-            </w:r>
-            <w:proofErr w:type="spellEnd"/>
+              <w:t>22-23 jul</w:t>
+            </w:r>
+          </w:p>
+        </w:tc>
+        <w:tc>
+          <w:tcPr>
+            <w:tcW w:w="907" w:type="dxa"/>
+          </w:tcPr>
+          <w:p>
+            <w:pPr>
+              <w:spacing w:after="40"/>
+            </w:pPr>
             <w:r>
               <w:rPr>
                 <w:sz w:val="20"/>
                 <w:szCs w:val="20"/>
               </w:rPr>
-              <w:t xml:space="preserve"> y límite angular (saltos: 1/8 → 1/140).</w:t>
+              <w:t>F4</w:t>
+            </w:r>
+          </w:p>
+        </w:tc>
+        <w:tc>
+          <w:tcPr>
+            <w:tcW w:w="6520" w:type="dxa"/>
+          </w:tcPr>
+          <w:p>
+            <w:pPr>
+              <w:spacing w:after="40"/>
+            </w:pPr>
+            <w:r>
+              <w:rPr>
+                <w:sz w:val="20"/>
+                <w:szCs w:val="20"/>
+              </w:rPr>
+              <w:t xml:space="preserve">Dos colisiones leves (punto ciego del LiDAR, umbral mal </w:t>
+            </w:r>
+            <w:proofErr w:type="spellStart"/>
+            <w:r>
+              <w:rPr>
+                <w:sz w:val="20"/>
+                <w:szCs w:val="20"/>
+              </w:rPr>
+              <w:t>referenciado</w:t>
+            </w:r>
+            <w:proofErr w:type="spellEnd"/>
+            <w:r>
+              <w:rPr>
+                <w:sz w:val="20"/>
+                <w:szCs w:val="20"/>
+              </w:rPr>
+              <w:t>); corregido el factor de reducción de velocidad y añadida maniobra de rodeo: de 4 contactos a evasión sin contacto.</w:t>
             </w:r>
           </w:p>
         </w:tc>
@@ -27008,7 +24871,7 @@
                 <w:sz w:val="20"/>
                 <w:szCs w:val="20"/>
               </w:rPr>
-              <w:t>9-15 jul</w:t>
+              <w:t>27 jul</w:t>
             </w:r>
           </w:p>
         </w:tc>
@@ -27025,7 +24888,7 @@
                 <w:sz w:val="20"/>
                 <w:szCs w:val="20"/>
               </w:rPr>
-              <w:t>F4</w:t>
+              <w:t>F3</w:t>
             </w:r>
           </w:p>
         </w:tc>
@@ -27042,296 +24905,82 @@
                 <w:sz w:val="20"/>
                 <w:szCs w:val="20"/>
               </w:rPr>
-              <w:t xml:space="preserve">Gesto resuelto (cámara SPCA2650); </w:t>
-            </w:r>
-            <w:proofErr w:type="gramStart"/>
+              <w:t>AMCL converge con comandos más largos (latencia DDS); Nav2 alcanza 6/7 objetivos, incluida evasión de obstáculo no mapeado. Fase 3 completada.</w:t>
+            </w:r>
+          </w:p>
+        </w:tc>
+      </w:tr>
+      <w:tr>
+        <w:tc>
+          <w:tcPr>
+            <w:tcW w:w="1247" w:type="dxa"/>
+          </w:tcPr>
+          <w:p>
+            <w:pPr>
+              <w:spacing w:after="40"/>
+            </w:pPr>
             <w:r>
               <w:rPr>
                 <w:sz w:val="20"/>
                 <w:szCs w:val="20"/>
               </w:rPr>
-              <w:t>corregidos giro</w:t>
-            </w:r>
-            <w:proofErr w:type="gramEnd"/>
+              <w:t>29 jul</w:t>
+            </w:r>
+          </w:p>
+        </w:tc>
+        <w:tc>
+          <w:tcPr>
+            <w:tcW w:w="907" w:type="dxa"/>
+          </w:tcPr>
+          <w:p>
+            <w:pPr>
+              <w:spacing w:after="40"/>
+            </w:pPr>
             <w:r>
               <w:rPr>
                 <w:sz w:val="20"/>
                 <w:szCs w:val="20"/>
               </w:rPr>
-              <w:t xml:space="preserve"> sin control y signo invertido del control PD, verificado con </w:t>
-            </w:r>
-            <w:proofErr w:type="spellStart"/>
+              <w:t>F4</w:t>
+            </w:r>
+          </w:p>
+        </w:tc>
+        <w:tc>
+          <w:tcPr>
+            <w:tcW w:w="6520" w:type="dxa"/>
+          </w:tcPr>
+          <w:p>
+            <w:pPr>
+              <w:spacing w:after="40"/>
+            </w:pPr>
             <w:r>
               <w:rPr>
                 <w:sz w:val="20"/>
                 <w:szCs w:val="20"/>
               </w:rPr>
-              <w:t>odometría</w:t>
-            </w:r>
-            <w:proofErr w:type="spellEnd"/>
+              <w:t>Vídeo de demostración grabado; confirmadas 2 limitaciones abiertas: evasión no distingue persona/obstáculo, salto de posición tras oclusión prolongada.</w:t>
+            </w:r>
+          </w:p>
+        </w:tc>
+      </w:tr>
+      <w:tr>
+        <w:tc>
+          <w:tcPr>
+            <w:tcW w:w="1247" w:type="dxa"/>
+          </w:tcPr>
+          <w:p>
+            <w:pPr>
+              <w:spacing w:after="40"/>
+            </w:pPr>
+            <w:proofErr w:type="spellStart"/>
             <w:r>
               <w:rPr>
                 <w:sz w:val="20"/>
                 <w:szCs w:val="20"/>
               </w:rPr>
-              <w:t xml:space="preserve"> real.</w:t>
-            </w:r>
-          </w:p>
-        </w:tc>
-      </w:tr>
-      <w:tr>
-        <w:tc>
-          <w:tcPr>
-            <w:tcW w:w="1247" w:type="dxa"/>
-          </w:tcPr>
-          <w:p>
-            <w:pPr>
-              <w:spacing w:after="40"/>
-            </w:pPr>
-            <w:r>
-              <w:rPr>
-                <w:sz w:val="20"/>
-                <w:szCs w:val="20"/>
-              </w:rPr>
-              <w:t>16-21 jul</w:t>
-            </w:r>
-          </w:p>
-        </w:tc>
-        <w:tc>
-          <w:tcPr>
-            <w:tcW w:w="907" w:type="dxa"/>
-          </w:tcPr>
-          <w:p>
-            <w:pPr>
-              <w:spacing w:after="40"/>
-            </w:pPr>
-            <w:r>
-              <w:rPr>
-                <w:sz w:val="20"/>
-                <w:szCs w:val="20"/>
-              </w:rPr>
-              <w:t>F4</w:t>
-            </w:r>
-          </w:p>
-        </w:tc>
-        <w:tc>
-          <w:tcPr>
-            <w:tcW w:w="6520" w:type="dxa"/>
-          </w:tcPr>
-          <w:p>
-            <w:pPr>
-              <w:spacing w:after="40"/>
-            </w:pPr>
-            <w:r>
-              <w:rPr>
-                <w:sz w:val="20"/>
-                <w:szCs w:val="20"/>
-              </w:rPr>
-              <w:t>Redacción de los capítulos de resultados; corregido sector de evasión invertido; hueco de detección al girar reducido de 2-4 s a ~1,5 s.</w:t>
-            </w:r>
-          </w:p>
-        </w:tc>
-      </w:tr>
-      <w:tr>
-        <w:tc>
-          <w:tcPr>
-            <w:tcW w:w="1247" w:type="dxa"/>
-          </w:tcPr>
-          <w:p>
-            <w:pPr>
-              <w:spacing w:after="40"/>
-            </w:pPr>
-            <w:r>
-              <w:rPr>
-                <w:sz w:val="20"/>
-                <w:szCs w:val="20"/>
-              </w:rPr>
-              <w:t>22-23 jul</w:t>
-            </w:r>
-          </w:p>
-        </w:tc>
-        <w:tc>
-          <w:tcPr>
-            <w:tcW w:w="907" w:type="dxa"/>
-          </w:tcPr>
-          <w:p>
-            <w:pPr>
-              <w:spacing w:after="40"/>
-            </w:pPr>
-            <w:r>
-              <w:rPr>
-                <w:sz w:val="20"/>
-                <w:szCs w:val="20"/>
-              </w:rPr>
-              <w:t>F4</w:t>
-            </w:r>
-          </w:p>
-        </w:tc>
-        <w:tc>
-          <w:tcPr>
-            <w:tcW w:w="6520" w:type="dxa"/>
-          </w:tcPr>
-          <w:p>
-            <w:pPr>
-              <w:spacing w:after="40"/>
-            </w:pPr>
-            <w:r>
-              <w:rPr>
-                <w:sz w:val="20"/>
-                <w:szCs w:val="20"/>
-              </w:rPr>
-              <w:t xml:space="preserve">Dos colisiones leves (punto ciego del </w:t>
-            </w:r>
-            <w:proofErr w:type="spellStart"/>
-            <w:r>
-              <w:rPr>
-                <w:sz w:val="20"/>
-                <w:szCs w:val="20"/>
-              </w:rPr>
-              <w:t>LiDAR</w:t>
+              <w:t>ago-oct</w:t>
             </w:r>
             <w:proofErr w:type="spellEnd"/>
-            <w:r>
-              <w:rPr>
-                <w:sz w:val="20"/>
-                <w:szCs w:val="20"/>
-              </w:rPr>
-              <w:t>, umbral mal referenciado); corregido el factor de reducción de velocidad y añadida maniobra de rodeo: de 4 contactos a evasión sin contacto.</w:t>
-            </w:r>
-          </w:p>
-        </w:tc>
-      </w:tr>
-      <w:tr>
-        <w:tc>
-          <w:tcPr>
-            <w:tcW w:w="1247" w:type="dxa"/>
-          </w:tcPr>
-          <w:p>
-            <w:pPr>
-              <w:spacing w:after="40"/>
-            </w:pPr>
-            <w:r>
-              <w:rPr>
-                <w:sz w:val="20"/>
-                <w:szCs w:val="20"/>
-              </w:rPr>
-              <w:t>27 jul</w:t>
-            </w:r>
-          </w:p>
-        </w:tc>
-        <w:tc>
-          <w:tcPr>
-            <w:tcW w:w="907" w:type="dxa"/>
-          </w:tcPr>
-          <w:p>
-            <w:pPr>
-              <w:spacing w:after="40"/>
-            </w:pPr>
-            <w:r>
-              <w:rPr>
-                <w:sz w:val="20"/>
-                <w:szCs w:val="20"/>
-              </w:rPr>
-              <w:t>F3</w:t>
-            </w:r>
-          </w:p>
-        </w:tc>
-        <w:tc>
-          <w:tcPr>
-            <w:tcW w:w="6520" w:type="dxa"/>
-          </w:tcPr>
-          <w:p>
-            <w:pPr>
-              <w:spacing w:after="40"/>
-            </w:pPr>
-            <w:r>
-              <w:rPr>
-                <w:sz w:val="20"/>
-                <w:szCs w:val="20"/>
-              </w:rPr>
-              <w:t>AMCL converge con comandos más largos (latencia DDS); Nav2 alcanza 6/7 objetivos, incluida evasión de obstáculo no mapeado. Fase 3 completada.</w:t>
-            </w:r>
-          </w:p>
-        </w:tc>
-      </w:tr>
-      <w:tr>
-        <w:tc>
-          <w:tcPr>
-            <w:tcW w:w="1247" w:type="dxa"/>
-          </w:tcPr>
-          <w:p>
-            <w:pPr>
-              <w:spacing w:after="40"/>
-            </w:pPr>
-            <w:r>
-              <w:rPr>
-                <w:sz w:val="20"/>
-                <w:szCs w:val="20"/>
-              </w:rPr>
-              <w:t>29 jul</w:t>
-            </w:r>
-          </w:p>
-        </w:tc>
-        <w:tc>
-          <w:tcPr>
-            <w:tcW w:w="907" w:type="dxa"/>
-          </w:tcPr>
-          <w:p>
-            <w:pPr>
-              <w:spacing w:after="40"/>
-            </w:pPr>
-            <w:r>
-              <w:rPr>
-                <w:sz w:val="20"/>
-                <w:szCs w:val="20"/>
-              </w:rPr>
-              <w:t>F4</w:t>
-            </w:r>
-          </w:p>
-        </w:tc>
-        <w:tc>
-          <w:tcPr>
-            <w:tcW w:w="6520" w:type="dxa"/>
-          </w:tcPr>
-          <w:p>
-            <w:pPr>
-              <w:spacing w:after="40"/>
-            </w:pPr>
-            <w:r>
-              <w:rPr>
-                <w:sz w:val="20"/>
-                <w:szCs w:val="20"/>
-              </w:rPr>
-              <w:t>Vídeo de demostración grabado; confirmadas 2 limitaciones abiertas: evasión no distingue persona/obstáculo, salto de posición tras oclusión prolongada.</w:t>
-            </w:r>
-          </w:p>
-        </w:tc>
-      </w:tr>
-      <w:tr>
-        <w:tc>
-          <w:tcPr>
-            <w:tcW w:w="1247" w:type="dxa"/>
-          </w:tcPr>
-          <w:p>
-            <w:pPr>
-              <w:spacing w:after="40"/>
-            </w:pPr>
-            <w:proofErr w:type="spellStart"/>
-            <w:r>
-              <w:rPr>
-                <w:sz w:val="20"/>
-                <w:szCs w:val="20"/>
-              </w:rPr>
-              <w:t>ago</w:t>
-            </w:r>
-            <w:proofErr w:type="spellEnd"/>
-            <w:r>
-              <w:rPr>
-                <w:sz w:val="20"/>
-                <w:szCs w:val="20"/>
-              </w:rPr>
-              <w:t>-oct</w:t>
-            </w:r>
           </w:p>
         </w:tc>
         <w:tc>
@@ -27436,7 +25085,7 @@
 </file>
 
 <file path=word/endnotes.xml><?xml version="1.0" encoding="utf-8"?>
-<w:endnotes xmlns:wpc="http://schemas.microsoft.com/office/word/2010/wordprocessingCanvas" xmlns:cx="http://schemas.microsoft.com/office/drawing/2014/chartex" xmlns:cx1="http://schemas.microsoft.com/office/drawing/2015/9/8/chartex" xmlns:cx2="http://schemas.microsoft.com/office/drawing/2015/10/21/chartex" xmlns:cx3="http://schemas.microsoft.com/office/drawing/2016/5/9/chartex" xmlns:cx4="http://schemas.microsoft.com/office/drawing/2016/5/10/chartex" xmlns:cx5="http://schemas.microsoft.com/office/drawing/2016/5/11/chartex" xmlns:cx6="http://schemas.microsoft.com/office/drawing/2016/5/12/chartex" xmlns:cx7="http://schemas.microsoft.com/office/drawing/2016/5/13/chartex" xmlns:cx8="http://schemas.microsoft.com/office/drawing/2016/5/14/chartex" xmlns:mc="http://schemas.openxmlformats.org/markup-compatibility/2006" xmlns:aink="http://schemas.microsoft.com/office/drawing/2016/ink" xmlns:am3d="http://schemas.microsoft.com/office/drawing/2017/model3d" xmlns:o="urn:schemas-microsoft-com:office:office" xmlns:oel="http://schemas.microsoft.com/office/2019/extlst" xmlns:r="http://schemas.openxmlformats.org/officeDocument/2006/relationships" xmlns:m="http://schemas.openxmlformats.org/officeDocument/2006/math" xmlns:v="urn:schemas-microsoft-com:vml" xmlns:wp14="http://schemas.microsoft.com/office/word/2010/wordprocessingDrawing" xmlns:wp="http://schemas.openxmlformats.org/drawingml/2006/wordprocessingDrawing" xmlns:w10="urn:schemas-microsoft-com:office:word" xmlns:w="http://schemas.openxmlformats.org/wordprocessingml/2006/main" xmlns:w14="http://schemas.microsoft.com/office/word/2010/wordml" xmlns:w15="http://schemas.microsoft.com/office/word/2012/wordml" xmlns:w16cex="http://schemas.microsoft.com/office/word/2018/wordml/cex" xmlns:w16cid="http://schemas.microsoft.com/office/word/2016/wordml/cid" xmlns:w16="http://schemas.microsoft.com/office/word/2018/wordml" xmlns:w16du="http://schemas.microsoft.com/office/word/2023/wordml/word16du" xmlns:w16sdtdh="http://schemas.microsoft.com/office/word/2020/wordml/sdtdatahash" xmlns:w16sdtfl="http://schemas.microsoft.com/office/word/2024/wordml/sdtformatlock" xmlns:w16se="http://schemas.microsoft.com/office/word/2015/wordml/symex" xmlns:wpg="http://schemas.microsoft.com/office/word/2010/wordprocessingGroup" xmlns:wpi="http://schemas.microsoft.com/office/word/2010/wordprocessingInk" xmlns:wne="http://schemas.microsoft.com/office/word/2006/wordml" xmlns:wps="http://schemas.microsoft.com/office/word/2010/wordprocessingShape" mc:Ignorable="w14 w15 w16se w16cid w16 w16cex w16sdtdh w16sdtfl w16du wp14">
+<w:endnotes xmlns:wpc="http://schemas.microsoft.com/office/word/2010/wordprocessingCanvas" xmlns:cx="http://schemas.microsoft.com/office/drawing/2014/chartex" xmlns:cx1="http://schemas.microsoft.com/office/drawing/2015/9/8/chartex" xmlns:cx2="http://schemas.microsoft.com/office/drawing/2015/10/21/chartex" xmlns:cx3="http://schemas.microsoft.com/office/drawing/2016/5/9/chartex" xmlns:cx4="http://schemas.microsoft.com/office/drawing/2016/5/10/chartex" xmlns:cx5="http://schemas.microsoft.com/office/drawing/2016/5/11/chartex" xmlns:cx6="http://schemas.microsoft.com/office/drawing/2016/5/12/chartex" xmlns:cx7="http://schemas.microsoft.com/office/drawing/2016/5/13/chartex" xmlns:cx8="http://schemas.microsoft.com/office/drawing/2016/5/14/chartex" xmlns:mc="http://schemas.openxmlformats.org/markup-compatibility/2006" xmlns:m="http://schemas.openxmlformats.org/officeDocument/2006/math" xmlns:aink="http://schemas.microsoft.com/office/drawing/2016/ink" xmlns:am3d="http://schemas.microsoft.com/office/drawing/2017/model3d" xmlns:oel="http://schemas.microsoft.com/office/2019/extlst" xmlns:r="http://schemas.openxmlformats.org/officeDocument/2006/relationships" xmlns:wp14="http://schemas.microsoft.com/office/word/2010/wordprocessingDrawing" xmlns:wp="http://schemas.openxmlformats.org/drawingml/2006/wordprocessingDrawing" xmlns:wpg="http://schemas.microsoft.com/office/word/2010/wordprocessingGroup" xmlns:wpi="http://schemas.microsoft.com/office/word/2010/wordprocessingInk" xmlns:wps="http://schemas.microsoft.com/office/word/2010/wordprocessingShape" xmlns:o="urn:schemas-microsoft-com:office:office" xmlns:v="urn:schemas-microsoft-com:vml" xmlns:w10="urn:schemas-microsoft-com:office:word" xmlns:w="http://schemas.openxmlformats.org/wordprocessingml/2006/main" xmlns:w14="http://schemas.microsoft.com/office/word/2010/wordml" xmlns:w15="http://schemas.microsoft.com/office/word/2012/wordml" xmlns:w16cex="http://schemas.microsoft.com/office/word/2018/wordml/cex" xmlns:w16cid="http://schemas.microsoft.com/office/word/2016/wordml/cid" xmlns:w16="http://schemas.microsoft.com/office/word/2018/wordml" xmlns:w16sdtdh="http://schemas.microsoft.com/office/word/2020/wordml/sdtdatahash" xmlns:w16sdtfl="http://schemas.microsoft.com/office/word/2024/wordml/sdtformatlock" xmlns:w16se="http://schemas.microsoft.com/office/word/2015/wordml/symex" xmlns:w16du="http://schemas.microsoft.com/office/word/2023/wordml/word16du" xmlns:wne="http://schemas.microsoft.com/office/word/2006/wordml" mc:Ignorable="w14 w15 w16se w16cid w16 w16cex w16sdtdh w16sdtfl w16du wp14">
   <w:endnote w:type="separator" w:id="-1">
     <w:p>
       <w:r>
@@ -27455,7 +25104,7 @@
 </file>
 
 <file path=word/footnotes.xml><?xml version="1.0" encoding="utf-8"?>
-<w:footnotes xmlns:wpc="http://schemas.microsoft.com/office/word/2010/wordprocessingCanvas" xmlns:cx="http://schemas.microsoft.com/office/drawing/2014/chartex" xmlns:cx1="http://schemas.microsoft.com/office/drawing/2015/9/8/chartex" xmlns:cx2="http://schemas.microsoft.com/office/drawing/2015/10/21/chartex" xmlns:cx3="http://schemas.microsoft.com/office/drawing/2016/5/9/chartex" xmlns:cx4="http://schemas.microsoft.com/office/drawing/2016/5/10/chartex" xmlns:cx5="http://schemas.microsoft.com/office/drawing/2016/5/11/chartex" xmlns:cx6="http://schemas.microsoft.com/office/drawing/2016/5/12/chartex" xmlns:cx7="http://schemas.microsoft.com/office/drawing/2016/5/13/chartex" xmlns:cx8="http://schemas.microsoft.com/office/drawing/2016/5/14/chartex" xmlns:mc="http://schemas.openxmlformats.org/markup-compatibility/2006" xmlns:aink="http://schemas.microsoft.com/office/drawing/2016/ink" xmlns:am3d="http://schemas.microsoft.com/office/drawing/2017/model3d" xmlns:o="urn:schemas-microsoft-com:office:office" xmlns:oel="http://schemas.microsoft.com/office/2019/extlst" xmlns:r="http://schemas.openxmlformats.org/officeDocument/2006/relationships" xmlns:m="http://schemas.openxmlformats.org/officeDocument/2006/math" xmlns:v="urn:schemas-microsoft-com:vml" xmlns:wp14="http://schemas.microsoft.com/office/word/2010/wordprocessingDrawing" xmlns:wp="http://schemas.openxmlformats.org/drawingml/2006/wordprocessingDrawing" xmlns:w10="urn:schemas-microsoft-com:office:word" xmlns:w="http://schemas.openxmlformats.org/wordprocessingml/2006/main" xmlns:w14="http://schemas.microsoft.com/office/word/2010/wordml" xmlns:w15="http://schemas.microsoft.com/office/word/2012/wordml" xmlns:w16cex="http://schemas.microsoft.com/office/word/2018/wordml/cex" xmlns:w16cid="http://schemas.microsoft.com/office/word/2016/wordml/cid" xmlns:w16="http://schemas.microsoft.com/office/word/2018/wordml" xmlns:w16du="http://schemas.microsoft.com/office/word/2023/wordml/word16du" xmlns:w16sdtdh="http://schemas.microsoft.com/office/word/2020/wordml/sdtdatahash" xmlns:w16sdtfl="http://schemas.microsoft.com/office/word/2024/wordml/sdtformatlock" xmlns:w16se="http://schemas.microsoft.com/office/word/2015/wordml/symex" xmlns:wpg="http://schemas.microsoft.com/office/word/2010/wordprocessingGroup" xmlns:wpi="http://schemas.microsoft.com/office/word/2010/wordprocessingInk" xmlns:wne="http://schemas.microsoft.com/office/word/2006/wordml" xmlns:wps="http://schemas.microsoft.com/office/word/2010/wordprocessingShape" mc:Ignorable="w14 w15 w16se w16cid w16 w16cex w16sdtdh w16sdtfl w16du wp14">
+<w:footnotes xmlns:wpc="http://schemas.microsoft.com/office/word/2010/wordprocessingCanvas" xmlns:cx="http://schemas.microsoft.com/office/drawing/2014/chartex" xmlns:cx1="http://schemas.microsoft.com/office/drawing/2015/9/8/chartex" xmlns:cx2="http://schemas.microsoft.com/office/drawing/2015/10/21/chartex" xmlns:cx3="http://schemas.microsoft.com/office/drawing/2016/5/9/chartex" xmlns:cx4="http://schemas.microsoft.com/office/drawing/2016/5/10/chartex" xmlns:cx5="http://schemas.microsoft.com/office/drawing/2016/5/11/chartex" xmlns:cx6="http://schemas.microsoft.com/office/drawing/2016/5/12/chartex" xmlns:cx7="http://schemas.microsoft.com/office/drawing/2016/5/13/chartex" xmlns:cx8="http://schemas.microsoft.com/office/drawing/2016/5/14/chartex" xmlns:mc="http://schemas.openxmlformats.org/markup-compatibility/2006" xmlns:m="http://schemas.openxmlformats.org/officeDocument/2006/math" xmlns:aink="http://schemas.microsoft.com/office/drawing/2016/ink" xmlns:am3d="http://schemas.microsoft.com/office/drawing/2017/model3d" xmlns:oel="http://schemas.microsoft.com/office/2019/extlst" xmlns:r="http://schemas.openxmlformats.org/officeDocument/2006/relationships" xmlns:wp14="http://schemas.microsoft.com/office/word/2010/wordprocessingDrawing" xmlns:wp="http://schemas.openxmlformats.org/drawingml/2006/wordprocessingDrawing" xmlns:wpg="http://schemas.microsoft.com/office/word/2010/wordprocessingGroup" xmlns:wpi="http://schemas.microsoft.com/office/word/2010/wordprocessingInk" xmlns:wps="http://schemas.microsoft.com/office/word/2010/wordprocessingShape" xmlns:o="urn:schemas-microsoft-com:office:office" xmlns:v="urn:schemas-microsoft-com:vml" xmlns:w10="urn:schemas-microsoft-com:office:word" xmlns:w="http://schemas.openxmlformats.org/wordprocessingml/2006/main" xmlns:w14="http://schemas.microsoft.com/office/word/2010/wordml" xmlns:w15="http://schemas.microsoft.com/office/word/2012/wordml" xmlns:w16cex="http://schemas.microsoft.com/office/word/2018/wordml/cex" xmlns:w16cid="http://schemas.microsoft.com/office/word/2016/wordml/cid" xmlns:w16="http://schemas.microsoft.com/office/word/2018/wordml" xmlns:w16sdtdh="http://schemas.microsoft.com/office/word/2020/wordml/sdtdatahash" xmlns:w16sdtfl="http://schemas.microsoft.com/office/word/2024/wordml/sdtformatlock" xmlns:w16se="http://schemas.microsoft.com/office/word/2015/wordml/symex" xmlns:w16du="http://schemas.microsoft.com/office/word/2023/wordml/word16du" xmlns:wne="http://schemas.microsoft.com/office/word/2006/wordml" mc:Ignorable="w14 w15 w16se w16cid w16 w16cex w16sdtdh w16sdtfl w16du wp14">
   <w:footnote w:type="separator" w:id="-1">
     <w:p>
       <w:r>
@@ -27474,7 +25123,7 @@
 </file>
 
 <file path=word/header1.xml><?xml version="1.0" encoding="utf-8"?>
-<w:hdr xmlns:wpc="http://schemas.microsoft.com/office/word/2010/wordprocessingCanvas" xmlns:cx="http://schemas.microsoft.com/office/drawing/2014/chartex" xmlns:cx1="http://schemas.microsoft.com/office/drawing/2015/9/8/chartex" xmlns:cx2="http://schemas.microsoft.com/office/drawing/2015/10/21/chartex" xmlns:cx3="http://schemas.microsoft.com/office/drawing/2016/5/9/chartex" xmlns:cx4="http://schemas.microsoft.com/office/drawing/2016/5/10/chartex" xmlns:cx5="http://schemas.microsoft.com/office/drawing/2016/5/11/chartex" xmlns:cx6="http://schemas.microsoft.com/office/drawing/2016/5/12/chartex" xmlns:cx7="http://schemas.microsoft.com/office/drawing/2016/5/13/chartex" xmlns:cx8="http://schemas.microsoft.com/office/drawing/2016/5/14/chartex" xmlns:mc="http://schemas.openxmlformats.org/markup-compatibility/2006" xmlns:aink="http://schemas.microsoft.com/office/drawing/2016/ink" xmlns:am3d="http://schemas.microsoft.com/office/drawing/2017/model3d" xmlns:o="urn:schemas-microsoft-com:office:office" xmlns:oel="http://schemas.microsoft.com/office/2019/extlst" xmlns:r="http://schemas.openxmlformats.org/officeDocument/2006/relationships" xmlns:m="http://schemas.openxmlformats.org/officeDocument/2006/math" xmlns:v="urn:schemas-microsoft-com:vml" xmlns:wp14="http://schemas.microsoft.com/office/word/2010/wordprocessingDrawing" xmlns:wp="http://schemas.openxmlformats.org/drawingml/2006/wordprocessingDrawing" xmlns:w10="urn:schemas-microsoft-com:office:word" xmlns:w="http://schemas.openxmlformats.org/wordprocessingml/2006/main" xmlns:w14="http://schemas.microsoft.com/office/word/2010/wordml" xmlns:w15="http://schemas.microsoft.com/office/word/2012/wordml" xmlns:w16cex="http://schemas.microsoft.com/office/word/2018/wordml/cex" xmlns:w16cid="http://schemas.microsoft.com/office/word/2016/wordml/cid" xmlns:w16="http://schemas.microsoft.com/office/word/2018/wordml" xmlns:w16du="http://schemas.microsoft.com/office/word/2023/wordml/word16du" xmlns:w16sdtdh="http://schemas.microsoft.com/office/word/2020/wordml/sdtdatahash" xmlns:w16sdtfl="http://schemas.microsoft.com/office/word/2024/wordml/sdtformatlock" xmlns:w16se="http://schemas.microsoft.com/office/word/2015/wordml/symex" xmlns:wpg="http://schemas.microsoft.com/office/word/2010/wordprocessingGroup" xmlns:wpi="http://schemas.microsoft.com/office/word/2010/wordprocessingInk" xmlns:wne="http://schemas.microsoft.com/office/word/2006/wordml" xmlns:wps="http://schemas.microsoft.com/office/word/2010/wordprocessingShape" mc:Ignorable="w14 w15 w16se w16cid w16 w16cex w16sdtdh w16sdtfl w16du wp14">
+<w:hdr xmlns:wpc="http://schemas.microsoft.com/office/word/2010/wordprocessingCanvas" xmlns:cx="http://schemas.microsoft.com/office/drawing/2014/chartex" xmlns:cx1="http://schemas.microsoft.com/office/drawing/2015/9/8/chartex" xmlns:cx2="http://schemas.microsoft.com/office/drawing/2015/10/21/chartex" xmlns:cx3="http://schemas.microsoft.com/office/drawing/2016/5/9/chartex" xmlns:cx4="http://schemas.microsoft.com/office/drawing/2016/5/10/chartex" xmlns:cx5="http://schemas.microsoft.com/office/drawing/2016/5/11/chartex" xmlns:cx6="http://schemas.microsoft.com/office/drawing/2016/5/12/chartex" xmlns:cx7="http://schemas.microsoft.com/office/drawing/2016/5/13/chartex" xmlns:cx8="http://schemas.microsoft.com/office/drawing/2016/5/14/chartex" xmlns:mc="http://schemas.openxmlformats.org/markup-compatibility/2006" xmlns:m="http://schemas.openxmlformats.org/officeDocument/2006/math" xmlns:aink="http://schemas.microsoft.com/office/drawing/2016/ink" xmlns:am3d="http://schemas.microsoft.com/office/drawing/2017/model3d" xmlns:oel="http://schemas.microsoft.com/office/2019/extlst" xmlns:r="http://schemas.openxmlformats.org/officeDocument/2006/relationships" xmlns:wp14="http://schemas.microsoft.com/office/word/2010/wordprocessingDrawing" xmlns:wp="http://schemas.openxmlformats.org/drawingml/2006/wordprocessingDrawing" xmlns:wpg="http://schemas.microsoft.com/office/word/2010/wordprocessingGroup" xmlns:wpi="http://schemas.microsoft.com/office/word/2010/wordprocessingInk" xmlns:wps="http://schemas.microsoft.com/office/word/2010/wordprocessingShape" xmlns:o="urn:schemas-microsoft-com:office:office" xmlns:v="urn:schemas-microsoft-com:vml" xmlns:w10="urn:schemas-microsoft-com:office:word" xmlns:w="http://schemas.openxmlformats.org/wordprocessingml/2006/main" xmlns:w14="http://schemas.microsoft.com/office/word/2010/wordml" xmlns:w15="http://schemas.microsoft.com/office/word/2012/wordml" xmlns:w16cex="http://schemas.microsoft.com/office/word/2018/wordml/cex" xmlns:w16cid="http://schemas.microsoft.com/office/word/2016/wordml/cid" xmlns:w16="http://schemas.microsoft.com/office/word/2018/wordml" xmlns:w16sdtdh="http://schemas.microsoft.com/office/word/2020/wordml/sdtdatahash" xmlns:w16sdtfl="http://schemas.microsoft.com/office/word/2024/wordml/sdtformatlock" xmlns:w16se="http://schemas.microsoft.com/office/word/2015/wordml/symex" xmlns:w16du="http://schemas.microsoft.com/office/word/2023/wordml/word16du" xmlns:wne="http://schemas.microsoft.com/office/word/2006/wordml" mc:Ignorable="w14 w15 w16se w16cid w16 w16cex w16sdtdh w16sdtfl w16du wp14">
   <w:p>
     <w:pPr>
       <w:jc w:val="right"/>
@@ -27502,7 +25151,7 @@
 </file>
 
 <file path=word/numbering.xml><?xml version="1.0" encoding="utf-8"?>
-<w:numbering xmlns:wpc="http://schemas.microsoft.com/office/word/2010/wordprocessingCanvas" xmlns:cx="http://schemas.microsoft.com/office/drawing/2014/chartex" xmlns:cx1="http://schemas.microsoft.com/office/drawing/2015/9/8/chartex" xmlns:cx2="http://schemas.microsoft.com/office/drawing/2015/10/21/chartex" xmlns:cx3="http://schemas.microsoft.com/office/drawing/2016/5/9/chartex" xmlns:cx4="http://schemas.microsoft.com/office/drawing/2016/5/10/chartex" xmlns:cx5="http://schemas.microsoft.com/office/drawing/2016/5/11/chartex" xmlns:cx6="http://schemas.microsoft.com/office/drawing/2016/5/12/chartex" xmlns:cx7="http://schemas.microsoft.com/office/drawing/2016/5/13/chartex" xmlns:cx8="http://schemas.microsoft.com/office/drawing/2016/5/14/chartex" xmlns:mc="http://schemas.openxmlformats.org/markup-compatibility/2006" xmlns:aink="http://schemas.microsoft.com/office/drawing/2016/ink" xmlns:am3d="http://schemas.microsoft.com/office/drawing/2017/model3d" xmlns:o="urn:schemas-microsoft-com:office:office" xmlns:oel="http://schemas.microsoft.com/office/2019/extlst" xmlns:r="http://schemas.openxmlformats.org/officeDocument/2006/relationships" xmlns:m="http://schemas.openxmlformats.org/officeDocument/2006/math" xmlns:v="urn:schemas-microsoft-com:vml" xmlns:wp14="http://schemas.microsoft.com/office/word/2010/wordprocessingDrawing" xmlns:wp="http://schemas.openxmlformats.org/drawingml/2006/wordprocessingDrawing" xmlns:w10="urn:schemas-microsoft-com:office:word" xmlns:w="http://schemas.openxmlformats.org/wordprocessingml/2006/main" xmlns:w14="http://schemas.microsoft.com/office/word/2010/wordml" xmlns:w15="http://schemas.microsoft.com/office/word/2012/wordml" xmlns:w16cex="http://schemas.microsoft.com/office/word/2018/wordml/cex" xmlns:w16cid="http://schemas.microsoft.com/office/word/2016/wordml/cid" xmlns:w16="http://schemas.microsoft.com/office/word/2018/wordml" xmlns:w16du="http://schemas.microsoft.com/office/word/2023/wordml/word16du" xmlns:w16sdtdh="http://schemas.microsoft.com/office/word/2020/wordml/sdtdatahash" xmlns:w16sdtfl="http://schemas.microsoft.com/office/word/2024/wordml/sdtformatlock" xmlns:w16se="http://schemas.microsoft.com/office/word/2015/wordml/symex" xmlns:wpg="http://schemas.microsoft.com/office/word/2010/wordprocessingGroup" xmlns:wpi="http://schemas.microsoft.com/office/word/2010/wordprocessingInk" xmlns:wne="http://schemas.microsoft.com/office/word/2006/wordml" xmlns:wps="http://schemas.microsoft.com/office/word/2010/wordprocessingShape" mc:Ignorable="w14 w15 w16se w16cid w16 w16cex w16sdtdh w16sdtfl w16du wp14">
+<w:numbering xmlns:wpc="http://schemas.microsoft.com/office/word/2010/wordprocessingCanvas" xmlns:cx="http://schemas.microsoft.com/office/drawing/2014/chartex" xmlns:cx1="http://schemas.microsoft.com/office/drawing/2015/9/8/chartex" xmlns:cx2="http://schemas.microsoft.com/office/drawing/2015/10/21/chartex" xmlns:cx3="http://schemas.microsoft.com/office/drawing/2016/5/9/chartex" xmlns:cx4="http://schemas.microsoft.com/office/drawing/2016/5/10/chartex" xmlns:cx5="http://schemas.microsoft.com/office/drawing/2016/5/11/chartex" xmlns:cx6="http://schemas.microsoft.com/office/drawing/2016/5/12/chartex" xmlns:cx7="http://schemas.microsoft.com/office/drawing/2016/5/13/chartex" xmlns:cx8="http://schemas.microsoft.com/office/drawing/2016/5/14/chartex" xmlns:mc="http://schemas.openxmlformats.org/markup-compatibility/2006" xmlns:m="http://schemas.openxmlformats.org/officeDocument/2006/math" xmlns:aink="http://schemas.microsoft.com/office/drawing/2016/ink" xmlns:am3d="http://schemas.microsoft.com/office/drawing/2017/model3d" xmlns:oel="http://schemas.microsoft.com/office/2019/extlst" xmlns:r="http://schemas.openxmlformats.org/officeDocument/2006/relationships" xmlns:wp14="http://schemas.microsoft.com/office/word/2010/wordprocessingDrawing" xmlns:wp="http://schemas.openxmlformats.org/drawingml/2006/wordprocessingDrawing" xmlns:wpg="http://schemas.microsoft.com/office/word/2010/wordprocessingGroup" xmlns:wpi="http://schemas.microsoft.com/office/word/2010/wordprocessingInk" xmlns:wps="http://schemas.microsoft.com/office/word/2010/wordprocessingShape" xmlns:o="urn:schemas-microsoft-com:office:office" xmlns:v="urn:schemas-microsoft-com:vml" xmlns:w10="urn:schemas-microsoft-com:office:word" xmlns:w="http://schemas.openxmlformats.org/wordprocessingml/2006/main" xmlns:w14="http://schemas.microsoft.com/office/word/2010/wordml" xmlns:w15="http://schemas.microsoft.com/office/word/2012/wordml" xmlns:w16cex="http://schemas.microsoft.com/office/word/2018/wordml/cex" xmlns:w16cid="http://schemas.microsoft.com/office/word/2016/wordml/cid" xmlns:w16="http://schemas.microsoft.com/office/word/2018/wordml" xmlns:w16sdtdh="http://schemas.microsoft.com/office/word/2020/wordml/sdtdatahash" xmlns:w16sdtfl="http://schemas.microsoft.com/office/word/2024/wordml/sdtformatlock" xmlns:w16se="http://schemas.microsoft.com/office/word/2015/wordml/symex" xmlns:w16du="http://schemas.microsoft.com/office/word/2023/wordml/word16du" xmlns:wne="http://schemas.microsoft.com/office/word/2006/wordml" mc:Ignorable="w14 w15 w16se w16cid w16 w16cex w16sdtdh w16sdtfl w16du wp14">
   <w:abstractNum w:abstractNumId="0" w15:restartNumberingAfterBreak="0">
     <w:nsid w:val="07730142"/>
     <w:multiLevelType w:val="multilevel"/>
@@ -27669,7 +25318,7 @@
 </file>
 
 <file path=word/styles.xml><?xml version="1.0" encoding="utf-8"?>
-<w:styles xmlns:mc="http://schemas.openxmlformats.org/markup-compatibility/2006" xmlns:r="http://schemas.openxmlformats.org/officeDocument/2006/relationships" xmlns:w="http://schemas.openxmlformats.org/wordprocessingml/2006/main" xmlns:w14="http://schemas.microsoft.com/office/word/2010/wordml" xmlns:w15="http://schemas.microsoft.com/office/word/2012/wordml" xmlns:w16cex="http://schemas.microsoft.com/office/word/2018/wordml/cex" xmlns:w16cid="http://schemas.microsoft.com/office/word/2016/wordml/cid" xmlns:w16="http://schemas.microsoft.com/office/word/2018/wordml" xmlns:w16du="http://schemas.microsoft.com/office/word/2023/wordml/word16du" xmlns:w16sdtdh="http://schemas.microsoft.com/office/word/2020/wordml/sdtdatahash" xmlns:w16sdtfl="http://schemas.microsoft.com/office/word/2024/wordml/sdtformatlock" xmlns:w16se="http://schemas.microsoft.com/office/word/2015/wordml/symex" mc:Ignorable="w14 w15 w16se w16cid w16 w16cex w16sdtdh w16sdtfl w16du">
+<w:styles xmlns:mc="http://schemas.openxmlformats.org/markup-compatibility/2006" xmlns:r="http://schemas.openxmlformats.org/officeDocument/2006/relationships" xmlns:w="http://schemas.openxmlformats.org/wordprocessingml/2006/main" xmlns:w14="http://schemas.microsoft.com/office/word/2010/wordml" xmlns:w15="http://schemas.microsoft.com/office/word/2012/wordml" xmlns:w16cex="http://schemas.microsoft.com/office/word/2018/wordml/cex" xmlns:w16cid="http://schemas.microsoft.com/office/word/2016/wordml/cid" xmlns:w16="http://schemas.microsoft.com/office/word/2018/wordml" xmlns:w16sdtdh="http://schemas.microsoft.com/office/word/2020/wordml/sdtdatahash" xmlns:w16sdtfl="http://schemas.microsoft.com/office/word/2024/wordml/sdtformatlock" xmlns:w16se="http://schemas.microsoft.com/office/word/2015/wordml/symex" xmlns:w16du="http://schemas.microsoft.com/office/word/2023/wordml/word16du" mc:Ignorable="w14 w15 w16se w16cid w16 w16cex w16sdtdh w16sdtfl w16du">
   <w:docDefaults>
     <w:rPrDefault>
       <w:rPr>
@@ -28866,7 +26515,7 @@
 <ds:datastoreItem xmlns:ds="http://schemas.openxmlformats.org/officeDocument/2006/customXml" ds:itemID="{11111111-1234-1234-1234-123412341234}">
   <ds:schemaRefs>
     <ds:schemaRef ds:uri="http://customooxmlschemas.google.com/"/>
-    <ds:schemaRef ds:uri="http://schemas.openxmlformats.org/officeDocument/2006/relationships"/>
+    <ds:schemaRef ds:uri="http://www.w3.org/2000/xmlns/"/>
   </ds:schemaRefs>
 </ds:datastoreItem>
 </file>
--- a/memoria/1_Entrega_profesor/TFM_Memoria.docx
+++ b/memoria/1_Entrega_profesor/TFM_Memoria.docx
@@ -25711,6 +25711,9 @@
   <w:style w:type="paragraph" w:default="1" w:styleId="Normal">
     <w:name w:val="Normal"/>
     <w:qFormat/>
+    <w:pPr>
+      <w:jc w:val="both"/>
+    </w:pPr>
   </w:style>
   <w:style w:type="paragraph" w:styleId="Ttulo1">
     <w:name w:val="heading 1"/>
